--- a/(20260320)토크나이저 학습 및 비교 평가 수행하기.docx
+++ b/(20260320)토크나이저 학습 및 비교 평가 수행하기.docx
@@ -16,6 +16,53 @@
       </w:pPr>
       <w:r>
         <w:rPr>
+          <w:rFonts w:ascii="맑은 고딕" w:eastAsia="맑은 고딕" w:hAnsi="맑은 고딕" w:cs="맑은 고딕" w:hint="eastAsia"/>
+          <w:b/>
+          <w:bCs/>
+          <w:color w:val="000000" w:themeColor="text1"/>
+          <w:sz w:val="36"/>
+          <w:szCs w:val="36"/>
+          <w:lang w:eastAsia="ja-JP"/>
+        </w:rPr>
+        <w:t>토크나이저</w:t>
+      </w:r>
+      <w:r>
+        <w:rPr>
+          <w:rFonts w:ascii="맑은 고딕" w:eastAsia="맑은 고딕" w:hAnsi="맑은 고딕" w:cs="맑은 고딕"/>
+          <w:b/>
+          <w:bCs/>
+          <w:color w:val="000000" w:themeColor="text1"/>
+          <w:sz w:val="36"/>
+          <w:szCs w:val="36"/>
+          <w:lang w:eastAsia="ja-JP"/>
+        </w:rPr>
+        <w:t xml:space="preserve"> 학습 및 비교 평가</w:t>
+      </w:r>
+      <w:r>
+        <w:rPr>
+          <w:rFonts w:ascii="맑은 고딕" w:eastAsia="맑은 고딕" w:hAnsi="맑은 고딕" w:cs="맑은 고딕" w:hint="eastAsia"/>
+          <w:b/>
+          <w:bCs/>
+          <w:color w:val="000000" w:themeColor="text1"/>
+          <w:sz w:val="36"/>
+          <w:szCs w:val="36"/>
+        </w:rPr>
+        <w:t xml:space="preserve"> </w:t>
+      </w:r>
+      <w:r>
+        <w:rPr>
+          <w:rFonts w:ascii="맑은 고딕" w:eastAsia="맑은 고딕" w:hAnsi="맑은 고딕" w:cs="맑은 고딕"/>
+          <w:b/>
+          <w:bCs/>
+          <w:color w:val="000000" w:themeColor="text1"/>
+          <w:sz w:val="36"/>
+          <w:szCs w:val="36"/>
+          <w:lang w:eastAsia="ja-JP"/>
+        </w:rPr>
+        <w:t>보고서</w:t>
+      </w:r>
+      <w:r>
+        <w:rPr>
           <w:rFonts w:ascii="맑은 고딕" w:eastAsia="맑은 고딕" w:hAnsi="맑은 고딕" w:cs="맑은 고딕"/>
           <w:b/>
           <w:bCs/>
@@ -24,7 +71,7 @@
           <w:szCs w:val="44"/>
           <w:lang w:eastAsia="ja-JP"/>
         </w:rPr>
-        <w:t xml:space="preserve">토크나이저 학습 및 비교 평가 수행하기 </w:t>
+        <w:t xml:space="preserve"> </w:t>
       </w:r>
     </w:p>
     <w:p>
@@ -35,19 +82,49 @@
         <w:rPr>
           <w:rFonts w:ascii="맑은 고딕" w:eastAsia="맑은 고딕" w:hAnsi="맑은 고딕" w:cs="맑은 고딕"/>
           <w:color w:val="000000" w:themeColor="text1"/>
-          <w:sz w:val="24"/>
-          <w:szCs w:val="24"/>
-        </w:rPr>
-      </w:pPr>
-      <w:r>
-        <w:rPr>
-          <w:rFonts w:ascii="맑은 고딕" w:eastAsia="맑은 고딕" w:hAnsi="맑은 고딕" w:cs="맑은 고딕"/>
-          <w:color w:val="000000" w:themeColor="text1"/>
-          <w:sz w:val="24"/>
-          <w:szCs w:val="24"/>
+        </w:rPr>
+      </w:pPr>
+      <w:r>
+        <w:rPr>
+          <w:rFonts w:ascii="맑은 고딕" w:eastAsia="맑은 고딕" w:hAnsi="맑은 고딕" w:cs="맑은 고딕"/>
+          <w:color w:val="000000" w:themeColor="text1"/>
           <w:lang w:eastAsia="ja-JP"/>
         </w:rPr>
-        <w:t xml:space="preserve">(채용 면접 인터뷰 데이터 도메인 기반 BPE vs WordPiece 성능 비교) </w:t>
+        <w:t>(</w:t>
+      </w:r>
+      <w:r>
+        <w:rPr>
+          <w:rFonts w:ascii="맑은 고딕" w:eastAsia="맑은 고딕" w:hAnsi="맑은 고딕" w:cs="맑은 고딕"/>
+          <w:color w:val="000000" w:themeColor="text1"/>
+          <w:lang w:eastAsia="ja-JP"/>
+        </w:rPr>
+        <w:t xml:space="preserve">채용 면접 인터뷰 데이터 도메인 기반 BPE vs </w:t>
+      </w:r>
+      <w:proofErr w:type="spellStart"/>
+      <w:r>
+        <w:rPr>
+          <w:rFonts w:ascii="맑은 고딕" w:eastAsia="맑은 고딕" w:hAnsi="맑은 고딕" w:cs="맑은 고딕"/>
+          <w:color w:val="000000" w:themeColor="text1"/>
+          <w:lang w:eastAsia="ja-JP"/>
+        </w:rPr>
+        <w:t>WordPiece</w:t>
+      </w:r>
+      <w:proofErr w:type="spellEnd"/>
+      <w:r>
+        <w:rPr>
+          <w:rFonts w:ascii="맑은 고딕" w:eastAsia="맑은 고딕" w:hAnsi="맑은 고딕" w:cs="맑은 고딕"/>
+          <w:color w:val="000000" w:themeColor="text1"/>
+          <w:lang w:eastAsia="ja-JP"/>
+        </w:rPr>
+        <w:t xml:space="preserve"> 및 형태소 분석 성능 비교</w:t>
+      </w:r>
+      <w:r>
+        <w:rPr>
+          <w:rFonts w:ascii="맑은 고딕" w:eastAsia="맑은 고딕" w:hAnsi="맑은 고딕" w:cs="맑은 고딕"/>
+          <w:color w:val="000000" w:themeColor="text1"/>
+          <w:lang w:eastAsia="ja-JP"/>
+        </w:rPr>
+        <w:t xml:space="preserve">) </w:t>
       </w:r>
     </w:p>
     <w:p>
@@ -766,6 +843,15 @@
           <w:color w:val="000000" w:themeColor="text1"/>
           <w:sz w:val="24"/>
           <w:szCs w:val="24"/>
+        </w:rPr>
+        <w:t xml:space="preserve"> </w:t>
+      </w:r>
+      <w:r>
+        <w:rPr>
+          <w:rFonts w:ascii="맑은 고딕" w:eastAsia="맑은 고딕" w:hAnsi="맑은 고딕" w:cs="맑은 고딕" w:hint="eastAsia"/>
+          <w:color w:val="000000" w:themeColor="text1"/>
+          <w:sz w:val="24"/>
+          <w:szCs w:val="24"/>
           <w:lang w:eastAsia="ja-JP"/>
         </w:rPr>
         <w:t>실제</w:t>
@@ -794,7 +880,7 @@
       <w:pPr>
         <w:ind w:firstLineChars="100" w:firstLine="240"/>
         <w:rPr>
-          <w:rFonts w:ascii="맑은 고딕" w:eastAsia="맑은 고딕" w:hAnsi="맑은 고딕" w:cs="맑은 고딕"/>
+          <w:rFonts w:ascii="맑은 고딕" w:eastAsia="맑은 고딕" w:hAnsi="맑은 고딕" w:cs="맑은 고딕" w:hint="eastAsia"/>
           <w:color w:val="000000" w:themeColor="text1"/>
           <w:sz w:val="24"/>
           <w:szCs w:val="24"/>
@@ -910,7 +996,7 @@
             <w:pPr>
               <w:jc w:val="center"/>
               <w:rPr>
-                <w:rFonts w:ascii="맑은 고딕" w:eastAsia="맑은 고딕" w:hAnsi="맑은 고딕" w:cs="맑은 고딕" w:hint="eastAsia"/>
+                <w:rFonts w:ascii="맑은 고딕" w:eastAsia="맑은 고딕" w:hAnsi="맑은 고딕" w:cs="맑은 고딕"/>
                 <w:color w:val="000000" w:themeColor="text1"/>
                 <w:sz w:val="24"/>
                 <w:szCs w:val="24"/>
@@ -971,56 +1057,6 @@
             <w:pPr>
               <w:rPr>
                 <w:rFonts w:ascii="맑은 고딕" w:eastAsia="맑은 고딕" w:hAnsi="맑은 고딕" w:cs="맑은 고딕"/>
-                <w:color w:val="000000" w:themeColor="text1"/>
-                <w:sz w:val="20"/>
-                <w:szCs w:val="20"/>
-              </w:rPr>
-            </w:pPr>
-            <w:r>
-              <w:rPr>
-                <w:rFonts w:ascii="맑은 고딕" w:eastAsia="맑은 고딕" w:hAnsi="맑은 고딕" w:cs="맑은 고딕"/>
-                <w:color w:val="000000" w:themeColor="text1"/>
-                <w:sz w:val="20"/>
-                <w:szCs w:val="20"/>
-              </w:rPr>
-              <w:t xml:space="preserve">  "version": </w:t>
-            </w:r>
-            <w:proofErr w:type="spellStart"/>
-            <w:r>
-              <w:rPr>
-                <w:rFonts w:ascii="맑은 고딕" w:eastAsia="맑은 고딕" w:hAnsi="맑은 고딕" w:cs="맑은 고딕"/>
-                <w:color w:val="000000" w:themeColor="text1"/>
-                <w:sz w:val="20"/>
-                <w:szCs w:val="20"/>
-              </w:rPr>
-              <w:t>json</w:t>
-            </w:r>
-            <w:proofErr w:type="spellEnd"/>
-            <w:r>
-              <w:rPr>
-                <w:rFonts w:ascii="맑은 고딕" w:eastAsia="맑은 고딕" w:hAnsi="맑은 고딕" w:cs="맑은 고딕"/>
-                <w:color w:val="000000" w:themeColor="text1"/>
-                <w:sz w:val="20"/>
-                <w:szCs w:val="20"/>
-              </w:rPr>
-              <w:t xml:space="preserve"> 파일 </w:t>
-            </w:r>
-            <w:proofErr w:type="spellStart"/>
-            <w:r>
-              <w:rPr>
-                <w:rFonts w:ascii="맑은 고딕" w:eastAsia="맑은 고딕" w:hAnsi="맑은 고딕" w:cs="맑은 고딕"/>
-                <w:color w:val="000000" w:themeColor="text1"/>
-                <w:sz w:val="20"/>
-                <w:szCs w:val="20"/>
-              </w:rPr>
-              <w:t>버젼</w:t>
-            </w:r>
-            <w:proofErr w:type="spellEnd"/>
-          </w:p>
-          <w:p>
-            <w:pPr>
-              <w:rPr>
-                <w:rFonts w:ascii="맑은 고딕" w:eastAsia="맑은 고딕" w:hAnsi="맑은 고딕" w:cs="맑은 고딕"/>
                 <w:b/>
                 <w:bCs/>
                 <w:color w:val="EE0000"/>
@@ -1744,7 +1780,7 @@
           <w:p>
             <w:pPr>
               <w:rPr>
-                <w:rFonts w:ascii="맑은 고딕" w:eastAsia="맑은 고딕" w:hAnsi="맑은 고딕" w:cs="맑은 고딕" w:hint="eastAsia"/>
+                <w:rFonts w:ascii="맑은 고딕" w:eastAsia="맑은 고딕" w:hAnsi="맑은 고딕" w:cs="맑은 고딕"/>
                 <w:color w:val="000000" w:themeColor="text1"/>
                 <w:sz w:val="20"/>
                 <w:szCs w:val="20"/>
@@ -1770,7 +1806,7 @@
         </w:pBdr>
         <w:spacing w:after="0"/>
         <w:rPr>
-          <w:rFonts w:ascii="맑은 고딕" w:eastAsia="맑은 고딕" w:hAnsi="맑은 고딕" w:cs="맑은 고딕" w:hint="eastAsia"/>
+          <w:rFonts w:ascii="맑은 고딕" w:eastAsia="맑은 고딕" w:hAnsi="맑은 고딕" w:cs="맑은 고딕"/>
           <w:color w:val="000000" w:themeColor="text1"/>
           <w:sz w:val="24"/>
           <w:szCs w:val="24"/>
@@ -1827,42 +1863,112 @@
           <w:szCs w:val="24"/>
           <w:lang w:eastAsia="ja-JP"/>
         </w:rPr>
-        <w:t xml:space="preserve"> 스크립트를 통해 산출한 학습 데이터의 통계는 다음과 같으며,</w:t>
-      </w:r>
-      <w:r>
-        <w:br/>
-      </w:r>
-      <w:r>
-        <w:rPr>
-          <w:rFonts w:ascii="맑은 고딕" w:eastAsia="맑은 고딕" w:hAnsi="맑은 고딕" w:cs="맑은 고딕"/>
-          <w:color w:val="000000" w:themeColor="text1"/>
-          <w:sz w:val="24"/>
-          <w:szCs w:val="24"/>
-          <w:lang w:eastAsia="ja-JP"/>
-        </w:rPr>
-        <w:t xml:space="preserve">과제에서 요구한 </w:t>
-      </w:r>
-      <w:r>
-        <w:rPr>
-          <w:rFonts w:ascii="맑은 고딕" w:eastAsia="맑은 고딕" w:hAnsi="맑은 고딕" w:cs="맑은 고딕"/>
+        <w:t xml:space="preserve"> 스크립트를 통해 산출한 학습 데이터</w:t>
+      </w:r>
+      <w:r>
+        <w:rPr>
+          <w:rFonts w:ascii="맑은 고딕" w:eastAsia="맑은 고딕" w:hAnsi="맑은 고딕" w:cs="맑은 고딕" w:hint="eastAsia"/>
           <w:b/>
           <w:bCs/>
           <w:color w:val="000000" w:themeColor="text1"/>
           <w:sz w:val="24"/>
           <w:szCs w:val="24"/>
+        </w:rPr>
+        <w:t>(</w:t>
+      </w:r>
+      <w:r>
+        <w:rPr>
+          <w:rFonts w:ascii="맑은 고딕" w:eastAsia="맑은 고딕" w:hAnsi="맑은 고딕" w:cs="맑은 고딕"/>
+          <w:b/>
+          <w:bCs/>
+          <w:color w:val="000000" w:themeColor="text1"/>
+          <w:sz w:val="24"/>
+          <w:szCs w:val="24"/>
+        </w:rPr>
+        <w:t>train_set.txt</w:t>
+      </w:r>
+      <w:r>
+        <w:rPr>
+          <w:rFonts w:ascii="맑은 고딕" w:eastAsia="맑은 고딕" w:hAnsi="맑은 고딕" w:cs="맑은 고딕" w:hint="eastAsia"/>
+          <w:b/>
+          <w:bCs/>
+          <w:color w:val="000000" w:themeColor="text1"/>
+          <w:sz w:val="24"/>
+          <w:szCs w:val="24"/>
+        </w:rPr>
+        <w:t xml:space="preserve"> : ICT직무 여성 신입 데이터</w:t>
+      </w:r>
+      <w:r>
+        <w:rPr>
+          <w:rFonts w:ascii="맑은 고딕" w:eastAsia="맑은 고딕" w:hAnsi="맑은 고딕" w:cs="맑은 고딕" w:hint="eastAsia"/>
+          <w:b/>
+          <w:bCs/>
+          <w:color w:val="000000" w:themeColor="text1"/>
+          <w:sz w:val="24"/>
+          <w:szCs w:val="24"/>
+        </w:rPr>
+        <w:t>)</w:t>
+      </w:r>
+      <w:r>
+        <w:rPr>
+          <w:rFonts w:ascii="맑은 고딕" w:eastAsia="맑은 고딕" w:hAnsi="맑은 고딕" w:cs="맑은 고딕"/>
+          <w:color w:val="000000" w:themeColor="text1"/>
+          <w:sz w:val="24"/>
+          <w:szCs w:val="24"/>
           <w:lang w:eastAsia="ja-JP"/>
         </w:rPr>
-        <w:t>최소 데이터 용량(1MB 이상)</w:t>
-      </w:r>
-      <w:r>
-        <w:rPr>
-          <w:rFonts w:ascii="맑은 고딕" w:eastAsia="맑은 고딕" w:hAnsi="맑은 고딕" w:cs="맑은 고딕"/>
-          <w:color w:val="000000" w:themeColor="text1"/>
-          <w:sz w:val="24"/>
-          <w:szCs w:val="24"/>
-          <w:lang w:eastAsia="ja-JP"/>
-        </w:rPr>
-        <w:t xml:space="preserve"> 조건을 충족한다.</w:t>
+        <w:t>의 통계는 다음과 같으며,</w:t>
+      </w:r>
+      <w:r>
+        <w:rPr>
+          <w:rFonts w:ascii="맑은 고딕" w:eastAsia="맑은 고딕" w:hAnsi="맑은 고딕" w:cs="맑은 고딕" w:hint="eastAsia"/>
+          <w:color w:val="000000" w:themeColor="text1"/>
+          <w:sz w:val="24"/>
+          <w:szCs w:val="24"/>
+        </w:rPr>
+        <w:t xml:space="preserve"> 적절한 평가를 위해 4개의 문장이 나올 수 있도록 평가데이터</w:t>
+      </w:r>
+      <w:r>
+        <w:rPr>
+          <w:rFonts w:ascii="맑은 고딕" w:eastAsia="맑은 고딕" w:hAnsi="맑은 고딕" w:cs="맑은 고딕" w:hint="eastAsia"/>
+          <w:b/>
+          <w:bCs/>
+          <w:color w:val="000000" w:themeColor="text1"/>
+          <w:sz w:val="24"/>
+          <w:szCs w:val="24"/>
+        </w:rPr>
+        <w:t>(</w:t>
+      </w:r>
+      <w:r>
+        <w:rPr>
+          <w:rFonts w:ascii="맑은 고딕" w:eastAsia="맑은 고딕" w:hAnsi="맑은 고딕" w:cs="맑은 고딕"/>
+          <w:b/>
+          <w:bCs/>
+          <w:color w:val="000000" w:themeColor="text1"/>
+          <w:sz w:val="24"/>
+          <w:szCs w:val="24"/>
+        </w:rPr>
+        <w:t>evaluation_set.txt</w:t>
+      </w:r>
+      <w:r>
+        <w:rPr>
+          <w:rFonts w:ascii="맑은 고딕" w:eastAsia="맑은 고딕" w:hAnsi="맑은 고딕" w:cs="맑은 고딕" w:hint="eastAsia"/>
+          <w:b/>
+          <w:bCs/>
+          <w:color w:val="000000" w:themeColor="text1"/>
+          <w:sz w:val="24"/>
+          <w:szCs w:val="24"/>
+        </w:rPr>
+        <w:t>)</w:t>
+      </w:r>
+      <w:r>
+        <w:rPr>
+          <w:rFonts w:ascii="맑은 고딕" w:eastAsia="맑은 고딕" w:hAnsi="맑은 고딕" w:cs="맑은 고딕" w:hint="eastAsia"/>
+          <w:color w:val="000000" w:themeColor="text1"/>
+          <w:sz w:val="24"/>
+          <w:szCs w:val="24"/>
+        </w:rPr>
+        <w:t>를 준비하였다.</w:t>
       </w:r>
     </w:p>
     <w:tbl>
@@ -2027,12 +2133,20 @@
             </w:pPr>
             <w:r>
               <w:rPr>
+                <w:rFonts w:ascii="맑은 고딕" w:eastAsia="맑은 고딕" w:hAnsi="맑은 고딕" w:cs="맑은 고딕" w:hint="eastAsia"/>
+                <w:sz w:val="24"/>
+                <w:szCs w:val="24"/>
+              </w:rPr>
+              <w:t>학습(Train) 크기</w:t>
+            </w:r>
+            <w:r>
+              <w:rPr>
                 <w:rFonts w:ascii="맑은 고딕" w:eastAsia="맑은 고딕" w:hAnsi="맑은 고딕" w:cs="맑은 고딕"/>
                 <w:sz w:val="24"/>
                 <w:szCs w:val="24"/>
                 <w:lang w:eastAsia="ja-JP"/>
               </w:rPr>
-              <w:t>파일 용량</w:t>
+              <w:t>량</w:t>
             </w:r>
           </w:p>
         </w:tc>
@@ -2066,7 +2180,23 @@
                 <w:sz w:val="24"/>
                 <w:szCs w:val="24"/>
               </w:rPr>
-              <w:t>2.23 MB</w:t>
+              <w:t>2.</w:t>
+            </w:r>
+            <w:r>
+              <w:rPr>
+                <w:rFonts w:ascii="맑은 고딕" w:eastAsia="맑은 고딕" w:hAnsi="맑은 고딕" w:cs="맑은 고딕" w:hint="eastAsia"/>
+                <w:sz w:val="24"/>
+                <w:szCs w:val="24"/>
+              </w:rPr>
+              <w:t>18</w:t>
+            </w:r>
+            <w:r>
+              <w:rPr>
+                <w:rFonts w:ascii="맑은 고딕" w:eastAsia="맑은 고딕" w:hAnsi="맑은 고딕" w:cs="맑은 고딕"/>
+                <w:sz w:val="24"/>
+                <w:szCs w:val="24"/>
+              </w:rPr>
+              <w:t xml:space="preserve"> MB</w:t>
             </w:r>
           </w:p>
         </w:tc>
@@ -2198,19 +2328,18 @@
             <w:pPr>
               <w:cnfStyle w:val="000000000000" w:firstRow="0" w:lastRow="0" w:firstColumn="0" w:lastColumn="0" w:oddVBand="0" w:evenVBand="0" w:oddHBand="0" w:evenHBand="0" w:firstRowFirstColumn="0" w:firstRowLastColumn="0" w:lastRowFirstColumn="0" w:lastRowLastColumn="0"/>
               <w:rPr>
-                <w:rFonts w:ascii="맑은 고딕" w:eastAsia="맑은 고딕" w:hAnsi="맑은 고딕" w:cs="맑은 고딕"/>
+                <w:rFonts w:ascii="맑은 고딕" w:eastAsia="맑은 고딕" w:hAnsi="맑은 고딕" w:cs="맑은 고딕" w:hint="eastAsia"/>
                 <w:sz w:val="24"/>
                 <w:szCs w:val="24"/>
               </w:rPr>
             </w:pPr>
             <w:r>
               <w:rPr>
-                <w:rFonts w:ascii="맑은 고딕" w:eastAsia="맑은 고딕" w:hAnsi="맑은 고딕" w:cs="맑은 고딕"/>
+                <w:rFonts w:ascii="맑은 고딕" w:eastAsia="맑은 고딕" w:hAnsi="맑은 고딕" w:cs="맑은 고딕" w:hint="eastAsia"/>
                 <w:sz w:val="24"/>
                 <w:szCs w:val="24"/>
-                <w:lang w:eastAsia="ja-JP"/>
-              </w:rPr>
-              <w:t>공백 포함</w:t>
+              </w:rPr>
+              <w:t>최소 3만 단어 이상</w:t>
             </w:r>
           </w:p>
         </w:tc>
@@ -2250,7 +2379,7 @@
                 <w:szCs w:val="24"/>
                 <w:lang w:eastAsia="ja-JP"/>
               </w:rPr>
-              <w:t>공백 제외 글자 수</w:t>
+              <w:t>평가셋(Eval) 크기</w:t>
             </w:r>
           </w:p>
         </w:tc>
@@ -2280,11 +2409,19 @@
             </w:pPr>
             <w:r>
               <w:rPr>
-                <w:rFonts w:ascii="맑은 고딕" w:eastAsia="맑은 고딕" w:hAnsi="맑은 고딕" w:cs="맑은 고딕"/>
+                <w:rFonts w:ascii="맑은 고딕" w:eastAsia="맑은 고딕" w:hAnsi="맑은 고딕" w:cs="맑은 고딕" w:hint="eastAsia"/>
                 <w:sz w:val="24"/>
                 <w:szCs w:val="24"/>
               </w:rPr>
-              <w:t>744,578 자</w:t>
+              <w:t>2.55</w:t>
+            </w:r>
+            <w:r>
+              <w:rPr>
+                <w:rFonts w:ascii="맑은 고딕" w:eastAsia="맑은 고딕" w:hAnsi="맑은 고딕" w:cs="맑은 고딕"/>
+                <w:sz w:val="24"/>
+                <w:szCs w:val="24"/>
+              </w:rPr>
+              <w:t xml:space="preserve"> KB</w:t>
             </w:r>
           </w:p>
         </w:tc>
@@ -2319,19 +2456,720 @@
                 <w:szCs w:val="24"/>
                 <w:lang w:eastAsia="ja-JP"/>
               </w:rPr>
-              <w:t>-</w:t>
+              <w:t xml:space="preserve">약 </w:t>
+            </w:r>
+            <w:r>
+              <w:rPr>
+                <w:rFonts w:ascii="맑은 고딕" w:eastAsia="맑은 고딕" w:hAnsi="맑은 고딕" w:cs="맑은 고딕" w:hint="eastAsia"/>
+                <w:sz w:val="24"/>
+                <w:szCs w:val="24"/>
+              </w:rPr>
+              <w:t>8</w:t>
+            </w:r>
+            <w:r>
+              <w:rPr>
+                <w:rFonts w:ascii="맑은 고딕" w:eastAsia="맑은 고딕" w:hAnsi="맑은 고딕" w:cs="맑은 고딕"/>
+                <w:sz w:val="24"/>
+                <w:szCs w:val="24"/>
+                <w:lang w:eastAsia="ja-JP"/>
+              </w:rPr>
+              <w:t>00자</w:t>
             </w:r>
           </w:p>
         </w:tc>
       </w:tr>
+    </w:tbl>
+    <w:p>
+      <w:pPr>
+        <w:pBdr>
+          <w:top w:val="single" w:sz="12" w:space="0" w:color="auto"/>
+        </w:pBdr>
+        <w:spacing w:after="0"/>
+        <w:rPr>
+          <w:rFonts w:ascii="맑은 고딕" w:eastAsia="맑은 고딕" w:hAnsi="맑은 고딕" w:cs="맑은 고딕"/>
+          <w:color w:val="000000" w:themeColor="text1"/>
+          <w:sz w:val="24"/>
+          <w:szCs w:val="24"/>
+        </w:rPr>
+      </w:pPr>
+    </w:p>
+    <w:p>
+      <w:pPr>
+        <w:keepNext/>
+        <w:keepLines/>
+        <w:spacing w:before="160" w:after="80"/>
+        <w:rPr>
+          <w:rFonts w:ascii="맑은 고딕" w:eastAsia="맑은 고딕" w:hAnsi="맑은 고딕" w:cs="맑은 고딕"/>
+          <w:color w:val="0F4761" w:themeColor="accent1" w:themeShade="BF"/>
+          <w:sz w:val="32"/>
+          <w:szCs w:val="32"/>
+        </w:rPr>
+      </w:pPr>
+      <w:r>
+        <w:rPr>
+          <w:rFonts w:ascii="맑은 고딕" w:eastAsia="맑은 고딕" w:hAnsi="맑은 고딕" w:cs="맑은 고딕"/>
+          <w:color w:val="0F4761" w:themeColor="accent1" w:themeShade="BF"/>
+          <w:sz w:val="32"/>
+          <w:szCs w:val="32"/>
+        </w:rPr>
+        <w:t>2. 실험 설계 및 환경</w:t>
+      </w:r>
+    </w:p>
+    <w:p>
+      <w:pPr>
+        <w:pStyle w:val="a4"/>
+        <w:keepNext/>
+        <w:keepLines/>
+        <w:numPr>
+          <w:ilvl w:val="1"/>
+          <w:numId w:val="6"/>
+        </w:numPr>
+        <w:spacing w:before="160" w:after="80"/>
+        <w:rPr>
+          <w:rFonts w:ascii="맑은 고딕" w:eastAsia="맑은 고딕" w:hAnsi="맑은 고딕" w:cs="맑은 고딕"/>
+          <w:color w:val="0F4761" w:themeColor="accent1" w:themeShade="BF"/>
+          <w:sz w:val="28"/>
+          <w:szCs w:val="28"/>
+        </w:rPr>
+      </w:pPr>
+      <w:r>
+        <w:rPr>
+          <w:rFonts w:ascii="맑은 고딕" w:eastAsia="맑은 고딕" w:hAnsi="맑은 고딕" w:cs="맑은 고딕"/>
+          <w:color w:val="0F4761" w:themeColor="accent1" w:themeShade="BF"/>
+          <w:sz w:val="28"/>
+          <w:szCs w:val="28"/>
+        </w:rPr>
+        <w:t>실험 목적</w:t>
+      </w:r>
+    </w:p>
+    <w:p>
+      <w:pPr>
+        <w:pStyle w:val="a4"/>
+        <w:numPr>
+          <w:ilvl w:val="0"/>
+          <w:numId w:val="4"/>
+        </w:numPr>
+        <w:rPr>
+          <w:rFonts w:ascii="맑은 고딕" w:eastAsia="맑은 고딕" w:hAnsi="맑은 고딕" w:cs="맑은 고딕"/>
+          <w:color w:val="000000" w:themeColor="text1"/>
+          <w:sz w:val="24"/>
+          <w:szCs w:val="24"/>
+        </w:rPr>
+      </w:pPr>
+      <w:proofErr w:type="spellStart"/>
+      <w:r>
+        <w:rPr>
+          <w:rFonts w:ascii="맑은 고딕" w:eastAsia="맑은 고딕" w:hAnsi="맑은 고딕" w:cs="맑은 고딕"/>
+          <w:b/>
+          <w:bCs/>
+          <w:color w:val="000000" w:themeColor="text1"/>
+          <w:sz w:val="24"/>
+          <w:szCs w:val="24"/>
+        </w:rPr>
+        <w:t>Subword</w:t>
+      </w:r>
+      <w:proofErr w:type="spellEnd"/>
+      <w:r>
+        <w:rPr>
+          <w:rFonts w:ascii="맑은 고딕" w:eastAsia="맑은 고딕" w:hAnsi="맑은 고딕" w:cs="맑은 고딕"/>
+          <w:b/>
+          <w:bCs/>
+          <w:color w:val="000000" w:themeColor="text1"/>
+          <w:sz w:val="24"/>
+          <w:szCs w:val="24"/>
+        </w:rPr>
+        <w:t xml:space="preserve"> Tokenizer:</w:t>
+      </w:r>
+      <w:r>
+        <w:rPr>
+          <w:rFonts w:ascii="맑은 고딕" w:eastAsia="맑은 고딕" w:hAnsi="맑은 고딕" w:cs="맑은 고딕"/>
+          <w:b/>
+          <w:bCs/>
+          <w:color w:val="000000" w:themeColor="text1"/>
+          <w:sz w:val="24"/>
+          <w:szCs w:val="24"/>
+        </w:rPr>
+        <w:t xml:space="preserve"> </w:t>
+      </w:r>
+      <w:r>
+        <w:rPr>
+          <w:rFonts w:ascii="맑은 고딕" w:eastAsia="맑은 고딕" w:hAnsi="맑은 고딕" w:cs="맑은 고딕"/>
+          <w:color w:val="000000" w:themeColor="text1"/>
+          <w:sz w:val="24"/>
+          <w:szCs w:val="24"/>
+        </w:rPr>
+        <w:t xml:space="preserve">학습 데이터 크기(10%, 50%, 100%) 변화에 따른 BPE와 </w:t>
+      </w:r>
+      <w:proofErr w:type="spellStart"/>
+      <w:r>
+        <w:rPr>
+          <w:rFonts w:ascii="맑은 고딕" w:eastAsia="맑은 고딕" w:hAnsi="맑은 고딕" w:cs="맑은 고딕"/>
+          <w:color w:val="000000" w:themeColor="text1"/>
+          <w:sz w:val="24"/>
+          <w:szCs w:val="24"/>
+        </w:rPr>
+        <w:t>WordPiece</w:t>
+      </w:r>
+      <w:proofErr w:type="spellEnd"/>
+      <w:r>
+        <w:rPr>
+          <w:rFonts w:ascii="맑은 고딕" w:eastAsia="맑은 고딕" w:hAnsi="맑은 고딕" w:cs="맑은 고딕"/>
+          <w:color w:val="000000" w:themeColor="text1"/>
+          <w:sz w:val="24"/>
+          <w:szCs w:val="24"/>
+        </w:rPr>
+        <w:t>의 압축 효율 및 추론 속도 비교</w:t>
+      </w:r>
+      <w:r>
+        <w:rPr>
+          <w:rFonts w:ascii="맑은 고딕" w:eastAsia="맑은 고딕" w:hAnsi="맑은 고딕" w:cs="맑은 고딕" w:hint="eastAsia"/>
+          <w:color w:val="000000" w:themeColor="text1"/>
+          <w:sz w:val="24"/>
+          <w:szCs w:val="24"/>
+        </w:rPr>
+        <w:t>한다.</w:t>
+      </w:r>
+    </w:p>
+    <w:p>
+      <w:pPr>
+        <w:pStyle w:val="a4"/>
+        <w:numPr>
+          <w:ilvl w:val="0"/>
+          <w:numId w:val="4"/>
+        </w:numPr>
+        <w:rPr>
+          <w:rFonts w:ascii="맑은 고딕" w:eastAsia="맑은 고딕" w:hAnsi="맑은 고딕" w:cs="맑은 고딕"/>
+          <w:color w:val="000000" w:themeColor="text1"/>
+          <w:sz w:val="24"/>
+          <w:szCs w:val="24"/>
+        </w:rPr>
+      </w:pPr>
+      <w:r>
+        <w:rPr>
+          <w:rFonts w:ascii="맑은 고딕" w:eastAsia="맑은 고딕" w:hAnsi="맑은 고딕" w:cs="맑은 고딕"/>
+          <w:b/>
+          <w:bCs/>
+          <w:color w:val="000000" w:themeColor="text1"/>
+          <w:sz w:val="24"/>
+          <w:szCs w:val="24"/>
+        </w:rPr>
+        <w:t>Morphological Analyzer:</w:t>
+      </w:r>
+      <w:r>
+        <w:rPr>
+          <w:rFonts w:ascii="맑은 고딕" w:eastAsia="맑은 고딕" w:hAnsi="맑은 고딕" w:cs="맑은 고딕"/>
+          <w:b/>
+          <w:bCs/>
+          <w:color w:val="000000" w:themeColor="text1"/>
+          <w:sz w:val="24"/>
+          <w:szCs w:val="24"/>
+        </w:rPr>
+        <w:t xml:space="preserve"> </w:t>
+      </w:r>
+      <w:r>
+        <w:rPr>
+          <w:rFonts w:ascii="맑은 고딕" w:eastAsia="맑은 고딕" w:hAnsi="맑은 고딕" w:cs="맑은 고딕"/>
+          <w:color w:val="000000" w:themeColor="text1"/>
+          <w:sz w:val="24"/>
+          <w:szCs w:val="24"/>
+        </w:rPr>
+        <w:t>한국어 대표 형태소 분석기 3종(</w:t>
+      </w:r>
+      <w:proofErr w:type="spellStart"/>
+      <w:r>
+        <w:rPr>
+          <w:rFonts w:ascii="맑은 고딕" w:eastAsia="맑은 고딕" w:hAnsi="맑은 고딕" w:cs="맑은 고딕"/>
+          <w:color w:val="000000" w:themeColor="text1"/>
+          <w:sz w:val="24"/>
+          <w:szCs w:val="24"/>
+        </w:rPr>
+        <w:t>Mecab</w:t>
+      </w:r>
+      <w:proofErr w:type="spellEnd"/>
+      <w:r>
+        <w:rPr>
+          <w:rFonts w:ascii="맑은 고딕" w:eastAsia="맑은 고딕" w:hAnsi="맑은 고딕" w:cs="맑은 고딕"/>
+          <w:color w:val="000000" w:themeColor="text1"/>
+          <w:sz w:val="24"/>
+          <w:szCs w:val="24"/>
+        </w:rPr>
+        <w:t xml:space="preserve">, </w:t>
+      </w:r>
+      <w:proofErr w:type="spellStart"/>
+      <w:r>
+        <w:rPr>
+          <w:rFonts w:ascii="맑은 고딕" w:eastAsia="맑은 고딕" w:hAnsi="맑은 고딕" w:cs="맑은 고딕"/>
+          <w:color w:val="000000" w:themeColor="text1"/>
+          <w:sz w:val="24"/>
+          <w:szCs w:val="24"/>
+        </w:rPr>
+        <w:t>Okt</w:t>
+      </w:r>
+      <w:proofErr w:type="spellEnd"/>
+      <w:r>
+        <w:rPr>
+          <w:rFonts w:ascii="맑은 고딕" w:eastAsia="맑은 고딕" w:hAnsi="맑은 고딕" w:cs="맑은 고딕"/>
+          <w:color w:val="000000" w:themeColor="text1"/>
+          <w:sz w:val="24"/>
+          <w:szCs w:val="24"/>
+        </w:rPr>
+        <w:t xml:space="preserve">, </w:t>
+      </w:r>
+      <w:proofErr w:type="spellStart"/>
+      <w:r>
+        <w:rPr>
+          <w:rFonts w:ascii="맑은 고딕" w:eastAsia="맑은 고딕" w:hAnsi="맑은 고딕" w:cs="맑은 고딕"/>
+          <w:color w:val="000000" w:themeColor="text1"/>
+          <w:sz w:val="24"/>
+          <w:szCs w:val="24"/>
+        </w:rPr>
+        <w:t>Kkma</w:t>
+      </w:r>
+      <w:proofErr w:type="spellEnd"/>
+      <w:r>
+        <w:rPr>
+          <w:rFonts w:ascii="맑은 고딕" w:eastAsia="맑은 고딕" w:hAnsi="맑은 고딕" w:cs="맑은 고딕"/>
+          <w:color w:val="000000" w:themeColor="text1"/>
+          <w:sz w:val="24"/>
+          <w:szCs w:val="24"/>
+        </w:rPr>
+        <w:t>)의 분절 양상 및 처리 속도</w:t>
+      </w:r>
+      <w:r>
+        <w:rPr>
+          <w:rFonts w:ascii="맑은 고딕" w:eastAsia="맑은 고딕" w:hAnsi="맑은 고딕" w:cs="맑은 고딕"/>
+          <w:color w:val="000000" w:themeColor="text1"/>
+          <w:sz w:val="24"/>
+          <w:szCs w:val="24"/>
+        </w:rPr>
+        <w:t xml:space="preserve"> 비교 분석</w:t>
+      </w:r>
+      <w:r>
+        <w:rPr>
+          <w:rFonts w:ascii="맑은 고딕" w:eastAsia="맑은 고딕" w:hAnsi="맑은 고딕" w:cs="맑은 고딕" w:hint="eastAsia"/>
+          <w:color w:val="000000" w:themeColor="text1"/>
+          <w:sz w:val="24"/>
+          <w:szCs w:val="24"/>
+        </w:rPr>
+        <w:t>한다.</w:t>
+      </w:r>
+    </w:p>
+    <w:p>
+      <w:pPr>
+        <w:pBdr>
+          <w:top w:val="single" w:sz="12" w:space="0" w:color="auto"/>
+        </w:pBdr>
+        <w:spacing w:after="0"/>
+        <w:rPr>
+          <w:rFonts w:ascii="맑은 고딕" w:eastAsia="맑은 고딕" w:hAnsi="맑은 고딕" w:cs="맑은 고딕"/>
+          <w:color w:val="000000" w:themeColor="text1"/>
+          <w:sz w:val="24"/>
+          <w:szCs w:val="24"/>
+        </w:rPr>
+      </w:pPr>
+    </w:p>
+    <w:p>
+      <w:pPr>
+        <w:keepNext/>
+        <w:keepLines/>
+        <w:spacing w:before="160" w:after="80"/>
+        <w:rPr>
+          <w:rFonts w:ascii="맑은 고딕" w:eastAsia="맑은 고딕" w:hAnsi="맑은 고딕" w:cs="맑은 고딕"/>
+          <w:color w:val="0F4761" w:themeColor="accent1" w:themeShade="BF"/>
+          <w:sz w:val="28"/>
+          <w:szCs w:val="28"/>
+        </w:rPr>
+      </w:pPr>
+      <w:r>
+        <w:rPr>
+          <w:rFonts w:ascii="맑은 고딕" w:eastAsia="맑은 고딕" w:hAnsi="맑은 고딕" w:cs="맑은 고딕"/>
+          <w:color w:val="0F4761" w:themeColor="accent1" w:themeShade="BF"/>
+          <w:sz w:val="28"/>
+          <w:szCs w:val="28"/>
+        </w:rPr>
+        <w:t>2.2 실험 환경 설정</w:t>
+      </w:r>
+    </w:p>
+    <w:p>
+      <w:pPr>
+        <w:pStyle w:val="a4"/>
+        <w:numPr>
+          <w:ilvl w:val="0"/>
+          <w:numId w:val="4"/>
+        </w:numPr>
+        <w:rPr>
+          <w:rFonts w:ascii="맑은 고딕" w:eastAsia="맑은 고딕" w:hAnsi="맑은 고딕" w:cs="맑은 고딕"/>
+          <w:color w:val="000000" w:themeColor="text1"/>
+          <w:sz w:val="24"/>
+          <w:szCs w:val="24"/>
+        </w:rPr>
+      </w:pPr>
+      <w:r>
+        <w:rPr>
+          <w:rFonts w:ascii="맑은 고딕" w:eastAsia="맑은 고딕" w:hAnsi="맑은 고딕" w:cs="맑은 고딕"/>
+          <w:b/>
+          <w:bCs/>
+          <w:color w:val="000000" w:themeColor="text1"/>
+          <w:sz w:val="24"/>
+          <w:szCs w:val="24"/>
+        </w:rPr>
+        <w:t>Vocabulary Size</w:t>
+      </w:r>
+      <w:r>
+        <w:rPr>
+          <w:rFonts w:ascii="맑은 고딕" w:eastAsia="맑은 고딕" w:hAnsi="맑은 고딕" w:cs="맑은 고딕"/>
+          <w:color w:val="000000" w:themeColor="text1"/>
+          <w:sz w:val="24"/>
+          <w:szCs w:val="24"/>
+        </w:rPr>
+        <w:t>: 5,000</w:t>
+      </w:r>
+    </w:p>
+    <w:p>
+      <w:pPr>
+        <w:pStyle w:val="a4"/>
+        <w:numPr>
+          <w:ilvl w:val="0"/>
+          <w:numId w:val="4"/>
+        </w:numPr>
+        <w:rPr>
+          <w:rFonts w:ascii="맑은 고딕" w:eastAsia="맑은 고딕" w:hAnsi="맑은 고딕" w:cs="맑은 고딕"/>
+          <w:color w:val="000000" w:themeColor="text1"/>
+          <w:sz w:val="24"/>
+          <w:szCs w:val="24"/>
+        </w:rPr>
+      </w:pPr>
+      <w:r>
+        <w:rPr>
+          <w:rFonts w:ascii="맑은 고딕" w:eastAsia="맑은 고딕" w:hAnsi="맑은 고딕" w:cs="맑은 고딕"/>
+          <w:b/>
+          <w:bCs/>
+          <w:color w:val="000000" w:themeColor="text1"/>
+          <w:sz w:val="24"/>
+          <w:szCs w:val="24"/>
+        </w:rPr>
+        <w:t>Special Tokens</w:t>
+      </w:r>
+      <w:r>
+        <w:rPr>
+          <w:rFonts w:ascii="맑은 고딕" w:eastAsia="맑은 고딕" w:hAnsi="맑은 고딕" w:cs="맑은 고딕"/>
+          <w:color w:val="000000" w:themeColor="text1"/>
+          <w:sz w:val="24"/>
+          <w:szCs w:val="24"/>
+          <w:lang w:eastAsia="ja-JP"/>
+        </w:rPr>
+        <w:t xml:space="preserve">: </w:t>
+      </w:r>
+      <w:r>
+        <w:rPr>
+          <w:rFonts w:ascii="맑은 고딕" w:eastAsia="맑은 고딕" w:hAnsi="맑은 고딕" w:cs="맑은 고딕"/>
+          <w:i/>
+          <w:iCs/>
+          <w:color w:val="000000" w:themeColor="text1"/>
+          <w:sz w:val="24"/>
+          <w:szCs w:val="24"/>
+        </w:rPr>
+        <w:t>[UNK]</w:t>
+      </w:r>
+      <w:r>
+        <w:rPr>
+          <w:rFonts w:ascii="맑은 고딕" w:eastAsia="맑은 고딕" w:hAnsi="맑은 고딕" w:cs="맑은 고딕"/>
+          <w:color w:val="000000" w:themeColor="text1"/>
+          <w:sz w:val="24"/>
+          <w:szCs w:val="24"/>
+          <w:lang w:eastAsia="ja-JP"/>
+        </w:rPr>
+        <w:t xml:space="preserve">, </w:t>
+      </w:r>
+      <w:r>
+        <w:rPr>
+          <w:rFonts w:ascii="맑은 고딕" w:eastAsia="맑은 고딕" w:hAnsi="맑은 고딕" w:cs="맑은 고딕"/>
+          <w:i/>
+          <w:iCs/>
+          <w:color w:val="000000" w:themeColor="text1"/>
+          <w:sz w:val="24"/>
+          <w:szCs w:val="24"/>
+        </w:rPr>
+        <w:t>[PAD]</w:t>
+      </w:r>
+      <w:r>
+        <w:rPr>
+          <w:rFonts w:ascii="맑은 고딕" w:eastAsia="맑은 고딕" w:hAnsi="맑은 고딕" w:cs="맑은 고딕"/>
+          <w:color w:val="000000" w:themeColor="text1"/>
+          <w:sz w:val="24"/>
+          <w:szCs w:val="24"/>
+          <w:lang w:eastAsia="ja-JP"/>
+        </w:rPr>
+        <w:t xml:space="preserve">, </w:t>
+      </w:r>
+      <w:r>
+        <w:rPr>
+          <w:rFonts w:ascii="맑은 고딕" w:eastAsia="맑은 고딕" w:hAnsi="맑은 고딕" w:cs="맑은 고딕"/>
+          <w:i/>
+          <w:iCs/>
+          <w:color w:val="000000" w:themeColor="text1"/>
+          <w:sz w:val="24"/>
+          <w:szCs w:val="24"/>
+        </w:rPr>
+        <w:t>[CLS]</w:t>
+      </w:r>
+      <w:r>
+        <w:rPr>
+          <w:rFonts w:ascii="맑은 고딕" w:eastAsia="맑은 고딕" w:hAnsi="맑은 고딕" w:cs="맑은 고딕"/>
+          <w:color w:val="000000" w:themeColor="text1"/>
+          <w:sz w:val="24"/>
+          <w:szCs w:val="24"/>
+          <w:lang w:eastAsia="ja-JP"/>
+        </w:rPr>
+        <w:t xml:space="preserve">, </w:t>
+      </w:r>
+      <w:r>
+        <w:rPr>
+          <w:rFonts w:ascii="맑은 고딕" w:eastAsia="맑은 고딕" w:hAnsi="맑은 고딕" w:cs="맑은 고딕"/>
+          <w:i/>
+          <w:iCs/>
+          <w:color w:val="000000" w:themeColor="text1"/>
+          <w:sz w:val="24"/>
+          <w:szCs w:val="24"/>
+        </w:rPr>
+        <w:t>[SEP]</w:t>
+      </w:r>
+      <w:r>
+        <w:rPr>
+          <w:rFonts w:ascii="맑은 고딕" w:eastAsia="맑은 고딕" w:hAnsi="맑은 고딕" w:cs="맑은 고딕"/>
+          <w:color w:val="000000" w:themeColor="text1"/>
+          <w:sz w:val="24"/>
+          <w:szCs w:val="24"/>
+          <w:lang w:eastAsia="ja-JP"/>
+        </w:rPr>
+        <w:t xml:space="preserve">, </w:t>
+      </w:r>
+      <w:r>
+        <w:rPr>
+          <w:rFonts w:ascii="맑은 고딕" w:eastAsia="맑은 고딕" w:hAnsi="맑은 고딕" w:cs="맑은 고딕"/>
+          <w:i/>
+          <w:iCs/>
+          <w:color w:val="000000" w:themeColor="text1"/>
+          <w:sz w:val="24"/>
+          <w:szCs w:val="24"/>
+        </w:rPr>
+        <w:t>[MASK]</w:t>
+      </w:r>
+    </w:p>
+    <w:p>
+      <w:pPr>
+        <w:pStyle w:val="a4"/>
+        <w:numPr>
+          <w:ilvl w:val="0"/>
+          <w:numId w:val="4"/>
+        </w:numPr>
+        <w:rPr>
+          <w:rFonts w:ascii="맑은 고딕" w:eastAsia="맑은 고딕" w:hAnsi="맑은 고딕" w:cs="맑은 고딕"/>
+          <w:color w:val="000000" w:themeColor="text1"/>
+          <w:sz w:val="24"/>
+          <w:szCs w:val="24"/>
+        </w:rPr>
+      </w:pPr>
+      <w:r>
+        <w:rPr>
+          <w:rFonts w:ascii="맑은 고딕" w:eastAsia="맑은 고딕" w:hAnsi="맑은 고딕" w:cs="맑은 고딕"/>
+          <w:b/>
+          <w:bCs/>
+          <w:color w:val="000000" w:themeColor="text1"/>
+          <w:sz w:val="24"/>
+          <w:szCs w:val="24"/>
+        </w:rPr>
+        <w:t>Pre-tokenizer</w:t>
+      </w:r>
+      <w:r>
+        <w:rPr>
+          <w:rFonts w:ascii="맑은 고딕" w:eastAsia="맑은 고딕" w:hAnsi="맑은 고딕" w:cs="맑은 고딕"/>
+          <w:color w:val="000000" w:themeColor="text1"/>
+          <w:sz w:val="24"/>
+          <w:szCs w:val="24"/>
+        </w:rPr>
+        <w:t>: Whitespace 기반 분할</w:t>
+      </w:r>
+    </w:p>
+    <w:p>
+      <w:pPr>
+        <w:rPr>
+          <w:rFonts w:ascii="맑은 고딕" w:eastAsia="맑은 고딕" w:hAnsi="맑은 고딕" w:cs="맑은 고딕"/>
+          <w:color w:val="000000" w:themeColor="text1"/>
+          <w:sz w:val="24"/>
+          <w:szCs w:val="24"/>
+        </w:rPr>
+      </w:pPr>
+      <w:r>
+        <w:rPr>
+          <w:rFonts w:ascii="맑은 고딕" w:eastAsia="맑은 고딕" w:hAnsi="맑은 고딕" w:cs="맑은 고딕"/>
+          <w:color w:val="000000" w:themeColor="text1"/>
+          <w:sz w:val="24"/>
+          <w:szCs w:val="24"/>
+          <w:lang w:eastAsia="ja-JP"/>
+        </w:rPr>
+        <w:t>동일한 환경에서 수행하여 알고리즘 간 성능 비교의 공정성을 유지하였다.</w:t>
+      </w:r>
+    </w:p>
+    <w:p>
+      <w:pPr>
+        <w:pBdr>
+          <w:top w:val="single" w:sz="12" w:space="0" w:color="auto"/>
+        </w:pBdr>
+        <w:spacing w:after="0"/>
+        <w:rPr>
+          <w:rFonts w:ascii="맑은 고딕" w:eastAsia="맑은 고딕" w:hAnsi="맑은 고딕" w:cs="맑은 고딕"/>
+          <w:color w:val="000000" w:themeColor="text1"/>
+          <w:sz w:val="24"/>
+          <w:szCs w:val="24"/>
+        </w:rPr>
+      </w:pPr>
+    </w:p>
+    <w:p>
+      <w:pPr>
+        <w:keepNext/>
+        <w:keepLines/>
+        <w:spacing w:before="160" w:after="80"/>
+        <w:rPr>
+          <w:rFonts w:ascii="맑은 고딕" w:eastAsia="맑은 고딕" w:hAnsi="맑은 고딕" w:cs="맑은 고딕"/>
+          <w:color w:val="0F4761" w:themeColor="accent1" w:themeShade="BF"/>
+          <w:sz w:val="32"/>
+          <w:szCs w:val="32"/>
+        </w:rPr>
+      </w:pPr>
+      <w:r>
+        <w:rPr>
+          <w:rFonts w:ascii="맑은 고딕" w:eastAsia="맑은 고딕" w:hAnsi="맑은 고딕" w:cs="맑은 고딕"/>
+          <w:color w:val="0F4761" w:themeColor="accent1" w:themeShade="BF"/>
+          <w:sz w:val="32"/>
+          <w:szCs w:val="32"/>
+        </w:rPr>
+        <w:lastRenderedPageBreak/>
+        <w:t>3. 성능 비교 분석 결과</w:t>
+      </w:r>
+    </w:p>
+    <w:p>
+      <w:pPr>
+        <w:keepNext/>
+        <w:keepLines/>
+        <w:spacing w:before="160" w:after="80"/>
+        <w:rPr>
+          <w:rFonts w:ascii="맑은 고딕" w:eastAsia="맑은 고딕" w:hAnsi="맑은 고딕" w:cs="맑은 고딕"/>
+          <w:color w:val="0F4761" w:themeColor="accent1" w:themeShade="BF"/>
+          <w:sz w:val="28"/>
+          <w:szCs w:val="28"/>
+        </w:rPr>
+      </w:pPr>
+      <w:r>
+        <w:rPr>
+          <w:rFonts w:ascii="맑은 고딕" w:eastAsia="맑은 고딕" w:hAnsi="맑은 고딕" w:cs="맑은 고딕"/>
+          <w:color w:val="0F4761" w:themeColor="accent1" w:themeShade="BF"/>
+          <w:sz w:val="28"/>
+          <w:szCs w:val="28"/>
+        </w:rPr>
+        <w:t>3.1 학습 데이터 비율에 따른 압축 효율 비교</w:t>
+      </w:r>
+    </w:p>
+    <w:p>
+      <w:pPr>
+        <w:ind w:firstLineChars="100" w:firstLine="240"/>
+        <w:rPr>
+          <w:rFonts w:ascii="맑은 고딕" w:eastAsia="맑은 고딕" w:hAnsi="맑은 고딕" w:cs="맑은 고딕"/>
+          <w:color w:val="000000" w:themeColor="text1"/>
+          <w:sz w:val="24"/>
+          <w:szCs w:val="24"/>
+        </w:rPr>
+      </w:pPr>
+      <w:r>
+        <w:rPr>
+          <w:rFonts w:ascii="맑은 고딕" w:eastAsia="맑은 고딕" w:hAnsi="맑은 고딕" w:cs="맑은 고딕" w:hint="eastAsia"/>
+          <w:color w:val="000000" w:themeColor="text1"/>
+          <w:sz w:val="24"/>
+          <w:szCs w:val="24"/>
+          <w:lang w:eastAsia="ja-JP"/>
+        </w:rPr>
+        <w:t>학습</w:t>
+      </w:r>
+      <w:r>
+        <w:rPr>
+          <w:rFonts w:ascii="맑은 고딕" w:eastAsia="맑은 고딕" w:hAnsi="맑은 고딕" w:cs="맑은 고딕"/>
+          <w:color w:val="000000" w:themeColor="text1"/>
+          <w:sz w:val="24"/>
+          <w:szCs w:val="24"/>
+          <w:lang w:eastAsia="ja-JP"/>
+        </w:rPr>
+        <w:t xml:space="preserve"> 데이터의 규모가 커짐에 따라 두 알고리즘 모두 도메인 특화 용어를 더 큰 의미 단위의 서브워드(</w:t>
+      </w:r>
+      <w:proofErr w:type="spellStart"/>
+      <w:r>
+        <w:rPr>
+          <w:rFonts w:ascii="맑은 고딕" w:eastAsia="맑은 고딕" w:hAnsi="맑은 고딕" w:cs="맑은 고딕"/>
+          <w:color w:val="000000" w:themeColor="text1"/>
+          <w:sz w:val="24"/>
+          <w:szCs w:val="24"/>
+          <w:lang w:eastAsia="ja-JP"/>
+        </w:rPr>
+        <w:t>Subword</w:t>
+      </w:r>
+      <w:proofErr w:type="spellEnd"/>
+      <w:r>
+        <w:rPr>
+          <w:rFonts w:ascii="맑은 고딕" w:eastAsia="맑은 고딕" w:hAnsi="맑은 고딕" w:cs="맑은 고딕"/>
+          <w:color w:val="000000" w:themeColor="text1"/>
+          <w:sz w:val="24"/>
+          <w:szCs w:val="24"/>
+          <w:lang w:eastAsia="ja-JP"/>
+        </w:rPr>
+        <w:t>)로 학습하며 효율적인 분절을 수행하</w:t>
+      </w:r>
+      <w:r>
+        <w:rPr>
+          <w:rFonts w:ascii="맑은 고딕" w:eastAsia="맑은 고딕" w:hAnsi="맑은 고딕" w:cs="맑은 고딕" w:hint="eastAsia"/>
+          <w:color w:val="000000" w:themeColor="text1"/>
+          <w:sz w:val="24"/>
+          <w:szCs w:val="24"/>
+        </w:rPr>
+        <w:t xml:space="preserve">였다. </w:t>
+      </w:r>
+      <w:r>
+        <w:rPr>
+          <w:rFonts w:ascii="맑은 고딕" w:eastAsia="맑은 고딕" w:hAnsi="맑은 고딕" w:cs="맑은 고딕"/>
+          <w:color w:val="000000" w:themeColor="text1"/>
+          <w:sz w:val="24"/>
+          <w:szCs w:val="24"/>
+          <w:lang w:eastAsia="ja-JP"/>
+        </w:rPr>
+        <w:t>특히 BPE는 데이터가 늘어날수록 문장당 평균 토큰 수가 감소하며 압축 효율이 개선되는 양상을 보였다.</w:t>
+      </w:r>
+    </w:p>
+    <w:tbl>
+      <w:tblPr>
+        <w:tblStyle w:val="4-1"/>
+        <w:tblW w:w="0" w:type="auto"/>
+        <w:tblBorders>
+          <w:top w:val="single" w:sz="6" w:space="0" w:color="auto"/>
+          <w:left w:val="single" w:sz="6" w:space="0" w:color="auto"/>
+          <w:bottom w:val="single" w:sz="6" w:space="0" w:color="auto"/>
+          <w:right w:val="single" w:sz="6" w:space="0" w:color="auto"/>
+        </w:tblBorders>
+        <w:tblLook w:val="06A0" w:firstRow="1" w:lastRow="0" w:firstColumn="1" w:lastColumn="0" w:noHBand="1" w:noVBand="1"/>
+      </w:tblPr>
+      <w:tblGrid>
+        <w:gridCol w:w="1965"/>
+        <w:gridCol w:w="1787"/>
+        <w:gridCol w:w="1819"/>
+        <w:gridCol w:w="1819"/>
+        <w:gridCol w:w="1620"/>
+      </w:tblGrid>
       <w:tr>
         <w:trPr>
+          <w:cnfStyle w:val="100000000000" w:firstRow="1" w:lastRow="0" w:firstColumn="0" w:lastColumn="0" w:oddVBand="0" w:evenVBand="0" w:oddHBand="0" w:evenHBand="0" w:firstRowFirstColumn="0" w:firstRowLastColumn="0" w:lastRowFirstColumn="0" w:lastRowLastColumn="0"/>
           <w:trHeight w:val="300"/>
         </w:trPr>
         <w:tc>
           <w:tcPr>
             <w:cnfStyle w:val="001000000000" w:firstRow="0" w:lastRow="0" w:firstColumn="1" w:lastColumn="0" w:oddVBand="0" w:evenVBand="0" w:oddHBand="0" w:evenHBand="0" w:firstRowFirstColumn="0" w:firstRowLastColumn="0" w:lastRowFirstColumn="0" w:lastRowLastColumn="0"/>
-            <w:tcW w:w="3000" w:type="dxa"/>
+            <w:tcW w:w="1965" w:type="dxa"/>
             <w:tcBorders>
               <w:top w:val="single" w:sz="6" w:space="0" w:color="auto"/>
               <w:left w:val="single" w:sz="6" w:space="0" w:color="auto"/>
@@ -2342,10 +3180,10 @@
               <w:left w:w="105" w:type="dxa"/>
               <w:right w:w="105" w:type="dxa"/>
             </w:tcMar>
-            <w:vAlign w:val="center"/>
           </w:tcPr>
           <w:p>
             <w:pPr>
+              <w:jc w:val="center"/>
               <w:rPr>
                 <w:rFonts w:ascii="맑은 고딕" w:eastAsia="맑은 고딕" w:hAnsi="맑은 고딕" w:cs="맑은 고딕"/>
                 <w:sz w:val="24"/>
@@ -2354,18 +3192,15 @@
             </w:pPr>
             <w:r>
               <w:rPr>
-                <w:rFonts w:ascii="맑은 고딕" w:eastAsia="맑은 고딕" w:hAnsi="맑은 고딕" w:cs="맑은 고딕"/>
-                <w:sz w:val="24"/>
-                <w:szCs w:val="24"/>
-                <w:lang w:eastAsia="ja-JP"/>
-              </w:rPr>
-              <w:t>평가셋(Eval) 크기</w:t>
+                <w:rFonts w:hint="eastAsia"/>
+              </w:rPr>
+              <w:t>알고리즘</w:t>
             </w:r>
           </w:p>
         </w:tc>
         <w:tc>
           <w:tcPr>
-            <w:tcW w:w="3000" w:type="dxa"/>
+            <w:tcW w:w="1787" w:type="dxa"/>
             <w:tcBorders>
               <w:top w:val="single" w:sz="6" w:space="0" w:color="auto"/>
               <w:left w:val="single" w:sz="6" w:space="0" w:color="auto"/>
@@ -2376,30 +3211,27 @@
               <w:left w:w="105" w:type="dxa"/>
               <w:right w:w="105" w:type="dxa"/>
             </w:tcMar>
-            <w:vAlign w:val="center"/>
           </w:tcPr>
           <w:p>
             <w:pPr>
-              <w:cnfStyle w:val="000000000000" w:firstRow="0" w:lastRow="0" w:firstColumn="0" w:lastColumn="0" w:oddVBand="0" w:evenVBand="0" w:oddHBand="0" w:evenHBand="0" w:firstRowFirstColumn="0" w:firstRowLastColumn="0" w:lastRowFirstColumn="0" w:lastRowLastColumn="0"/>
-              <w:rPr>
-                <w:rFonts w:ascii="맑은 고딕" w:eastAsia="맑은 고딕" w:hAnsi="맑은 고딕" w:cs="맑은 고딕"/>
+              <w:jc w:val="center"/>
+              <w:cnfStyle w:val="100000000000" w:firstRow="1" w:lastRow="0" w:firstColumn="0" w:lastColumn="0" w:oddVBand="0" w:evenVBand="0" w:oddHBand="0" w:evenHBand="0" w:firstRowFirstColumn="0" w:firstRowLastColumn="0" w:lastRowFirstColumn="0" w:lastRowLastColumn="0"/>
+              <w:rPr>
+                <w:rFonts w:ascii="맑은 고딕" w:eastAsia="맑은 고딕" w:hAnsi="맑은 고딕" w:cs="맑은 고딕"/>
+                <w:b w:val="0"/>
+                <w:bCs w:val="0"/>
                 <w:sz w:val="24"/>
                 <w:szCs w:val="24"/>
               </w:rPr>
             </w:pPr>
             <w:r>
-              <w:rPr>
-                <w:rFonts w:ascii="맑은 고딕" w:eastAsia="맑은 고딕" w:hAnsi="맑은 고딕" w:cs="맑은 고딕"/>
-                <w:sz w:val="24"/>
-                <w:szCs w:val="24"/>
-              </w:rPr>
-              <w:t>1.80 KB</w:t>
+              <w:t>데이터 비율</w:t>
             </w:r>
           </w:p>
         </w:tc>
         <w:tc>
           <w:tcPr>
-            <w:tcW w:w="3000" w:type="dxa"/>
+            <w:tcW w:w="1819" w:type="dxa"/>
             <w:tcBorders>
               <w:top w:val="single" w:sz="6" w:space="0" w:color="auto"/>
               <w:left w:val="single" w:sz="6" w:space="0" w:color="auto"/>
@@ -2410,25 +3242,929 @@
               <w:left w:w="105" w:type="dxa"/>
               <w:right w:w="105" w:type="dxa"/>
             </w:tcMar>
-            <w:vAlign w:val="center"/>
           </w:tcPr>
           <w:p>
             <w:pPr>
-              <w:cnfStyle w:val="000000000000" w:firstRow="0" w:lastRow="0" w:firstColumn="0" w:lastColumn="0" w:oddVBand="0" w:evenVBand="0" w:oddHBand="0" w:evenHBand="0" w:firstRowFirstColumn="0" w:firstRowLastColumn="0" w:lastRowFirstColumn="0" w:lastRowLastColumn="0"/>
-              <w:rPr>
-                <w:rFonts w:ascii="맑은 고딕" w:eastAsia="맑은 고딕" w:hAnsi="맑은 고딕" w:cs="맑은 고딕"/>
+              <w:jc w:val="center"/>
+              <w:cnfStyle w:val="100000000000" w:firstRow="1" w:lastRow="0" w:firstColumn="0" w:lastColumn="0" w:oddVBand="0" w:evenVBand="0" w:oddHBand="0" w:evenHBand="0" w:firstRowFirstColumn="0" w:firstRowLastColumn="0" w:lastRowFirstColumn="0" w:lastRowLastColumn="0"/>
+              <w:rPr>
+                <w:rFonts w:ascii="맑은 고딕" w:eastAsia="맑은 고딕" w:hAnsi="맑은 고딕" w:cs="맑은 고딕"/>
+                <w:b w:val="0"/>
+                <w:bCs w:val="0"/>
                 <w:sz w:val="24"/>
                 <w:szCs w:val="24"/>
               </w:rPr>
             </w:pPr>
             <w:r>
-              <w:rPr>
-                <w:rFonts w:ascii="맑은 고딕" w:eastAsia="맑은 고딕" w:hAnsi="맑은 고딕" w:cs="맑은 고딕"/>
+              <w:t>학습 시간 (s)</w:t>
+            </w:r>
+          </w:p>
+        </w:tc>
+        <w:tc>
+          <w:tcPr>
+            <w:tcW w:w="1819" w:type="dxa"/>
+            <w:tcBorders>
+              <w:top w:val="single" w:sz="6" w:space="0" w:color="auto"/>
+              <w:left w:val="single" w:sz="6" w:space="0" w:color="auto"/>
+              <w:bottom w:val="single" w:sz="6" w:space="0" w:color="auto"/>
+              <w:right w:val="single" w:sz="6" w:space="0" w:color="auto"/>
+            </w:tcBorders>
+            <w:tcMar>
+              <w:left w:w="105" w:type="dxa"/>
+              <w:right w:w="105" w:type="dxa"/>
+            </w:tcMar>
+          </w:tcPr>
+          <w:p>
+            <w:pPr>
+              <w:jc w:val="center"/>
+              <w:cnfStyle w:val="100000000000" w:firstRow="1" w:lastRow="0" w:firstColumn="0" w:lastColumn="0" w:oddVBand="0" w:evenVBand="0" w:oddHBand="0" w:evenHBand="0" w:firstRowFirstColumn="0" w:firstRowLastColumn="0" w:lastRowFirstColumn="0" w:lastRowLastColumn="0"/>
+              <w:rPr>
+                <w:rFonts w:ascii="맑은 고딕" w:eastAsia="맑은 고딕" w:hAnsi="맑은 고딕" w:cs="맑은 고딕"/>
+                <w:b w:val="0"/>
+                <w:bCs w:val="0"/>
                 <w:sz w:val="24"/>
                 <w:szCs w:val="24"/>
-                <w:lang w:eastAsia="ja-JP"/>
-              </w:rPr>
-              <w:t>약 700자</w:t>
+              </w:rPr>
+            </w:pPr>
+            <w:r>
+              <w:t>추론 속도 (</w:t>
+            </w:r>
+            <w:proofErr w:type="spellStart"/>
+            <w:r>
+              <w:t>ms</w:t>
+            </w:r>
+            <w:proofErr w:type="spellEnd"/>
+            <w:r>
+              <w:t>)</w:t>
+            </w:r>
+          </w:p>
+        </w:tc>
+        <w:tc>
+          <w:tcPr>
+            <w:tcW w:w="1620" w:type="dxa"/>
+          </w:tcPr>
+          <w:p>
+            <w:pPr>
+              <w:jc w:val="center"/>
+              <w:cnfStyle w:val="100000000000" w:firstRow="1" w:lastRow="0" w:firstColumn="0" w:lastColumn="0" w:oddVBand="0" w:evenVBand="0" w:oddHBand="0" w:evenHBand="0" w:firstRowFirstColumn="0" w:firstRowLastColumn="0" w:lastRowFirstColumn="0" w:lastRowLastColumn="0"/>
+            </w:pPr>
+            <w:proofErr w:type="spellStart"/>
+            <w:r>
+              <w:rPr>
+                <w:rFonts w:hint="eastAsia"/>
+              </w:rPr>
+              <w:t>평균토큰수</w:t>
+            </w:r>
+            <w:proofErr w:type="spellEnd"/>
+          </w:p>
+        </w:tc>
+      </w:tr>
+      <w:tr>
+        <w:trPr>
+          <w:trHeight w:val="300"/>
+        </w:trPr>
+        <w:tc>
+          <w:tcPr>
+            <w:cnfStyle w:val="001000000000" w:firstRow="0" w:lastRow="0" w:firstColumn="1" w:lastColumn="0" w:oddVBand="0" w:evenVBand="0" w:oddHBand="0" w:evenHBand="0" w:firstRowFirstColumn="0" w:firstRowLastColumn="0" w:lastRowFirstColumn="0" w:lastRowLastColumn="0"/>
+            <w:tcW w:w="1965" w:type="dxa"/>
+            <w:tcBorders>
+              <w:top w:val="single" w:sz="6" w:space="0" w:color="auto"/>
+              <w:left w:val="single" w:sz="6" w:space="0" w:color="auto"/>
+              <w:bottom w:val="single" w:sz="6" w:space="0" w:color="auto"/>
+              <w:right w:val="single" w:sz="6" w:space="0" w:color="auto"/>
+            </w:tcBorders>
+            <w:tcMar>
+              <w:left w:w="105" w:type="dxa"/>
+              <w:right w:w="105" w:type="dxa"/>
+            </w:tcMar>
+          </w:tcPr>
+          <w:p>
+            <w:pPr>
+              <w:rPr>
+                <w:rFonts w:ascii="맑은 고딕" w:eastAsia="맑은 고딕" w:hAnsi="맑은 고딕" w:cs="맑은 고딕"/>
+                <w:sz w:val="24"/>
+                <w:szCs w:val="24"/>
+              </w:rPr>
+            </w:pPr>
+            <w:r>
+              <w:t>BPE</w:t>
+            </w:r>
+          </w:p>
+        </w:tc>
+        <w:tc>
+          <w:tcPr>
+            <w:tcW w:w="1787" w:type="dxa"/>
+            <w:tcBorders>
+              <w:top w:val="single" w:sz="6" w:space="0" w:color="auto"/>
+              <w:left w:val="single" w:sz="6" w:space="0" w:color="auto"/>
+              <w:bottom w:val="single" w:sz="6" w:space="0" w:color="auto"/>
+              <w:right w:val="single" w:sz="6" w:space="0" w:color="auto"/>
+            </w:tcBorders>
+            <w:tcMar>
+              <w:left w:w="105" w:type="dxa"/>
+              <w:right w:w="105" w:type="dxa"/>
+            </w:tcMar>
+          </w:tcPr>
+          <w:p>
+            <w:pPr>
+              <w:jc w:val="center"/>
+              <w:cnfStyle w:val="000000000000" w:firstRow="0" w:lastRow="0" w:firstColumn="0" w:lastColumn="0" w:oddVBand="0" w:evenVBand="0" w:oddHBand="0" w:evenHBand="0" w:firstRowFirstColumn="0" w:firstRowLastColumn="0" w:lastRowFirstColumn="0" w:lastRowLastColumn="0"/>
+              <w:rPr>
+                <w:rFonts w:ascii="맑은 고딕" w:eastAsia="맑은 고딕" w:hAnsi="맑은 고딕" w:cs="맑은 고딕"/>
+                <w:sz w:val="24"/>
+                <w:szCs w:val="24"/>
+              </w:rPr>
+            </w:pPr>
+            <w:r>
+              <w:t>10%</w:t>
+            </w:r>
+          </w:p>
+        </w:tc>
+        <w:tc>
+          <w:tcPr>
+            <w:tcW w:w="1819" w:type="dxa"/>
+            <w:tcBorders>
+              <w:top w:val="single" w:sz="6" w:space="0" w:color="auto"/>
+              <w:left w:val="single" w:sz="6" w:space="0" w:color="auto"/>
+              <w:bottom w:val="single" w:sz="6" w:space="0" w:color="auto"/>
+              <w:right w:val="single" w:sz="6" w:space="0" w:color="auto"/>
+            </w:tcBorders>
+            <w:tcMar>
+              <w:left w:w="105" w:type="dxa"/>
+              <w:right w:w="105" w:type="dxa"/>
+            </w:tcMar>
+          </w:tcPr>
+          <w:p>
+            <w:pPr>
+              <w:jc w:val="center"/>
+              <w:cnfStyle w:val="000000000000" w:firstRow="0" w:lastRow="0" w:firstColumn="0" w:lastColumn="0" w:oddVBand="0" w:evenVBand="0" w:oddHBand="0" w:evenHBand="0" w:firstRowFirstColumn="0" w:firstRowLastColumn="0" w:lastRowFirstColumn="0" w:lastRowLastColumn="0"/>
+              <w:rPr>
+                <w:rFonts w:ascii="맑은 고딕" w:eastAsia="맑은 고딕" w:hAnsi="맑은 고딕" w:cs="맑은 고딕"/>
+                <w:sz w:val="24"/>
+                <w:szCs w:val="24"/>
+              </w:rPr>
+            </w:pPr>
+            <w:r>
+              <w:t>0.0689</w:t>
+            </w:r>
+          </w:p>
+        </w:tc>
+        <w:tc>
+          <w:tcPr>
+            <w:tcW w:w="1819" w:type="dxa"/>
+            <w:tcBorders>
+              <w:top w:val="single" w:sz="6" w:space="0" w:color="auto"/>
+              <w:left w:val="single" w:sz="6" w:space="0" w:color="auto"/>
+              <w:bottom w:val="single" w:sz="6" w:space="0" w:color="auto"/>
+              <w:right w:val="single" w:sz="6" w:space="0" w:color="auto"/>
+            </w:tcBorders>
+            <w:tcMar>
+              <w:left w:w="105" w:type="dxa"/>
+              <w:right w:w="105" w:type="dxa"/>
+            </w:tcMar>
+          </w:tcPr>
+          <w:p>
+            <w:pPr>
+              <w:jc w:val="center"/>
+              <w:cnfStyle w:val="000000000000" w:firstRow="0" w:lastRow="0" w:firstColumn="0" w:lastColumn="0" w:oddVBand="0" w:evenVBand="0" w:oddHBand="0" w:evenHBand="0" w:firstRowFirstColumn="0" w:firstRowLastColumn="0" w:lastRowFirstColumn="0" w:lastRowLastColumn="0"/>
+              <w:rPr>
+                <w:rFonts w:ascii="맑은 고딕" w:eastAsia="맑은 고딕" w:hAnsi="맑은 고딕" w:cs="맑은 고딕"/>
+                <w:sz w:val="24"/>
+                <w:szCs w:val="24"/>
+              </w:rPr>
+            </w:pPr>
+            <w:r>
+              <w:t>2.2871</w:t>
+            </w:r>
+          </w:p>
+        </w:tc>
+        <w:tc>
+          <w:tcPr>
+            <w:tcW w:w="1620" w:type="dxa"/>
+          </w:tcPr>
+          <w:p>
+            <w:pPr>
+              <w:jc w:val="center"/>
+              <w:cnfStyle w:val="000000000000" w:firstRow="0" w:lastRow="0" w:firstColumn="0" w:lastColumn="0" w:oddVBand="0" w:evenVBand="0" w:oddHBand="0" w:evenHBand="0" w:firstRowFirstColumn="0" w:firstRowLastColumn="0" w:lastRowFirstColumn="0" w:lastRowLastColumn="0"/>
+              <w:rPr>
+                <w:rFonts w:hint="eastAsia"/>
+              </w:rPr>
+            </w:pPr>
+            <w:r>
+              <w:rPr>
+                <w:rFonts w:hint="eastAsia"/>
+              </w:rPr>
+              <w:t>106</w:t>
+            </w:r>
+          </w:p>
+        </w:tc>
+      </w:tr>
+      <w:tr>
+        <w:trPr>
+          <w:trHeight w:val="300"/>
+        </w:trPr>
+        <w:tc>
+          <w:tcPr>
+            <w:cnfStyle w:val="001000000000" w:firstRow="0" w:lastRow="0" w:firstColumn="1" w:lastColumn="0" w:oddVBand="0" w:evenVBand="0" w:oddHBand="0" w:evenHBand="0" w:firstRowFirstColumn="0" w:firstRowLastColumn="0" w:lastRowFirstColumn="0" w:lastRowLastColumn="0"/>
+            <w:tcW w:w="1965" w:type="dxa"/>
+            <w:tcBorders>
+              <w:top w:val="single" w:sz="6" w:space="0" w:color="auto"/>
+              <w:left w:val="single" w:sz="6" w:space="0" w:color="auto"/>
+              <w:bottom w:val="single" w:sz="6" w:space="0" w:color="auto"/>
+              <w:right w:val="single" w:sz="6" w:space="0" w:color="auto"/>
+            </w:tcBorders>
+            <w:tcMar>
+              <w:left w:w="105" w:type="dxa"/>
+              <w:right w:w="105" w:type="dxa"/>
+            </w:tcMar>
+          </w:tcPr>
+          <w:p>
+            <w:pPr>
+              <w:rPr>
+                <w:rFonts w:ascii="맑은 고딕" w:eastAsia="맑은 고딕" w:hAnsi="맑은 고딕" w:cs="맑은 고딕"/>
+                <w:sz w:val="24"/>
+                <w:szCs w:val="24"/>
+              </w:rPr>
+            </w:pPr>
+            <w:r>
+              <w:t>BPE</w:t>
+            </w:r>
+          </w:p>
+        </w:tc>
+        <w:tc>
+          <w:tcPr>
+            <w:tcW w:w="1787" w:type="dxa"/>
+            <w:tcBorders>
+              <w:top w:val="single" w:sz="6" w:space="0" w:color="auto"/>
+              <w:left w:val="single" w:sz="6" w:space="0" w:color="auto"/>
+              <w:bottom w:val="single" w:sz="6" w:space="0" w:color="auto"/>
+              <w:right w:val="single" w:sz="6" w:space="0" w:color="auto"/>
+            </w:tcBorders>
+            <w:tcMar>
+              <w:left w:w="105" w:type="dxa"/>
+              <w:right w:w="105" w:type="dxa"/>
+            </w:tcMar>
+          </w:tcPr>
+          <w:p>
+            <w:pPr>
+              <w:jc w:val="center"/>
+              <w:cnfStyle w:val="000000000000" w:firstRow="0" w:lastRow="0" w:firstColumn="0" w:lastColumn="0" w:oddVBand="0" w:evenVBand="0" w:oddHBand="0" w:evenHBand="0" w:firstRowFirstColumn="0" w:firstRowLastColumn="0" w:lastRowFirstColumn="0" w:lastRowLastColumn="0"/>
+              <w:rPr>
+                <w:rFonts w:ascii="맑은 고딕" w:eastAsia="맑은 고딕" w:hAnsi="맑은 고딕" w:cs="맑은 고딕"/>
+                <w:sz w:val="24"/>
+                <w:szCs w:val="24"/>
+              </w:rPr>
+            </w:pPr>
+            <w:r>
+              <w:t>50%</w:t>
+            </w:r>
+          </w:p>
+        </w:tc>
+        <w:tc>
+          <w:tcPr>
+            <w:tcW w:w="1819" w:type="dxa"/>
+            <w:tcBorders>
+              <w:top w:val="single" w:sz="6" w:space="0" w:color="auto"/>
+              <w:left w:val="single" w:sz="6" w:space="0" w:color="auto"/>
+              <w:bottom w:val="single" w:sz="6" w:space="0" w:color="auto"/>
+              <w:right w:val="single" w:sz="6" w:space="0" w:color="auto"/>
+            </w:tcBorders>
+            <w:tcMar>
+              <w:left w:w="105" w:type="dxa"/>
+              <w:right w:w="105" w:type="dxa"/>
+            </w:tcMar>
+          </w:tcPr>
+          <w:p>
+            <w:pPr>
+              <w:jc w:val="center"/>
+              <w:cnfStyle w:val="000000000000" w:firstRow="0" w:lastRow="0" w:firstColumn="0" w:lastColumn="0" w:oddVBand="0" w:evenVBand="0" w:oddHBand="0" w:evenHBand="0" w:firstRowFirstColumn="0" w:firstRowLastColumn="0" w:lastRowFirstColumn="0" w:lastRowLastColumn="0"/>
+              <w:rPr>
+                <w:rFonts w:ascii="맑은 고딕" w:eastAsia="맑은 고딕" w:hAnsi="맑은 고딕" w:cs="맑은 고딕"/>
+                <w:sz w:val="24"/>
+                <w:szCs w:val="24"/>
+              </w:rPr>
+            </w:pPr>
+            <w:r>
+              <w:t>0.1519</w:t>
+            </w:r>
+          </w:p>
+        </w:tc>
+        <w:tc>
+          <w:tcPr>
+            <w:tcW w:w="1819" w:type="dxa"/>
+            <w:tcBorders>
+              <w:top w:val="single" w:sz="6" w:space="0" w:color="auto"/>
+              <w:left w:val="single" w:sz="6" w:space="0" w:color="auto"/>
+              <w:bottom w:val="single" w:sz="6" w:space="0" w:color="auto"/>
+              <w:right w:val="single" w:sz="6" w:space="0" w:color="auto"/>
+            </w:tcBorders>
+            <w:tcMar>
+              <w:left w:w="105" w:type="dxa"/>
+              <w:right w:w="105" w:type="dxa"/>
+            </w:tcMar>
+          </w:tcPr>
+          <w:p>
+            <w:pPr>
+              <w:jc w:val="center"/>
+              <w:cnfStyle w:val="000000000000" w:firstRow="0" w:lastRow="0" w:firstColumn="0" w:lastColumn="0" w:oddVBand="0" w:evenVBand="0" w:oddHBand="0" w:evenHBand="0" w:firstRowFirstColumn="0" w:firstRowLastColumn="0" w:lastRowFirstColumn="0" w:lastRowLastColumn="0"/>
+              <w:rPr>
+                <w:rFonts w:ascii="맑은 고딕" w:eastAsia="맑은 고딕" w:hAnsi="맑은 고딕" w:cs="맑은 고딕"/>
+                <w:sz w:val="24"/>
+                <w:szCs w:val="24"/>
+              </w:rPr>
+            </w:pPr>
+            <w:r>
+              <w:t>0.5951</w:t>
+            </w:r>
+          </w:p>
+        </w:tc>
+        <w:tc>
+          <w:tcPr>
+            <w:tcW w:w="1620" w:type="dxa"/>
+          </w:tcPr>
+          <w:p>
+            <w:pPr>
+              <w:jc w:val="center"/>
+              <w:cnfStyle w:val="000000000000" w:firstRow="0" w:lastRow="0" w:firstColumn="0" w:lastColumn="0" w:oddVBand="0" w:evenVBand="0" w:oddHBand="0" w:evenHBand="0" w:firstRowFirstColumn="0" w:firstRowLastColumn="0" w:lastRowFirstColumn="0" w:lastRowLastColumn="0"/>
+              <w:rPr>
+                <w:rFonts w:hint="eastAsia"/>
+              </w:rPr>
+            </w:pPr>
+            <w:r>
+              <w:rPr>
+                <w:rFonts w:hint="eastAsia"/>
+              </w:rPr>
+              <w:t>102.75</w:t>
+            </w:r>
+          </w:p>
+        </w:tc>
+      </w:tr>
+      <w:tr>
+        <w:trPr>
+          <w:trHeight w:val="300"/>
+        </w:trPr>
+        <w:tc>
+          <w:tcPr>
+            <w:cnfStyle w:val="001000000000" w:firstRow="0" w:lastRow="0" w:firstColumn="1" w:lastColumn="0" w:oddVBand="0" w:evenVBand="0" w:oddHBand="0" w:evenHBand="0" w:firstRowFirstColumn="0" w:firstRowLastColumn="0" w:lastRowFirstColumn="0" w:lastRowLastColumn="0"/>
+            <w:tcW w:w="1965" w:type="dxa"/>
+            <w:tcBorders>
+              <w:top w:val="single" w:sz="6" w:space="0" w:color="auto"/>
+              <w:left w:val="single" w:sz="6" w:space="0" w:color="auto"/>
+              <w:bottom w:val="single" w:sz="6" w:space="0" w:color="auto"/>
+              <w:right w:val="single" w:sz="6" w:space="0" w:color="auto"/>
+            </w:tcBorders>
+            <w:tcMar>
+              <w:left w:w="105" w:type="dxa"/>
+              <w:right w:w="105" w:type="dxa"/>
+            </w:tcMar>
+          </w:tcPr>
+          <w:p>
+            <w:pPr>
+              <w:rPr>
+                <w:rFonts w:ascii="맑은 고딕" w:eastAsia="맑은 고딕" w:hAnsi="맑은 고딕" w:cs="맑은 고딕"/>
+                <w:sz w:val="24"/>
+                <w:szCs w:val="24"/>
+              </w:rPr>
+            </w:pPr>
+            <w:r>
+              <w:t>BPE</w:t>
+            </w:r>
+          </w:p>
+        </w:tc>
+        <w:tc>
+          <w:tcPr>
+            <w:tcW w:w="1787" w:type="dxa"/>
+            <w:tcBorders>
+              <w:top w:val="single" w:sz="6" w:space="0" w:color="auto"/>
+              <w:left w:val="single" w:sz="6" w:space="0" w:color="auto"/>
+              <w:bottom w:val="single" w:sz="6" w:space="0" w:color="auto"/>
+              <w:right w:val="single" w:sz="6" w:space="0" w:color="auto"/>
+            </w:tcBorders>
+            <w:tcMar>
+              <w:left w:w="105" w:type="dxa"/>
+              <w:right w:w="105" w:type="dxa"/>
+            </w:tcMar>
+          </w:tcPr>
+          <w:p>
+            <w:pPr>
+              <w:jc w:val="center"/>
+              <w:cnfStyle w:val="000000000000" w:firstRow="0" w:lastRow="0" w:firstColumn="0" w:lastColumn="0" w:oddVBand="0" w:evenVBand="0" w:oddHBand="0" w:evenHBand="0" w:firstRowFirstColumn="0" w:firstRowLastColumn="0" w:lastRowFirstColumn="0" w:lastRowLastColumn="0"/>
+              <w:rPr>
+                <w:rFonts w:ascii="맑은 고딕" w:eastAsia="맑은 고딕" w:hAnsi="맑은 고딕" w:cs="맑은 고딕"/>
+                <w:sz w:val="24"/>
+                <w:szCs w:val="24"/>
+              </w:rPr>
+            </w:pPr>
+            <w:r>
+              <w:t>100%</w:t>
+            </w:r>
+          </w:p>
+        </w:tc>
+        <w:tc>
+          <w:tcPr>
+            <w:tcW w:w="1819" w:type="dxa"/>
+            <w:tcBorders>
+              <w:top w:val="single" w:sz="6" w:space="0" w:color="auto"/>
+              <w:left w:val="single" w:sz="6" w:space="0" w:color="auto"/>
+              <w:bottom w:val="single" w:sz="6" w:space="0" w:color="auto"/>
+              <w:right w:val="single" w:sz="6" w:space="0" w:color="auto"/>
+            </w:tcBorders>
+            <w:tcMar>
+              <w:left w:w="105" w:type="dxa"/>
+              <w:right w:w="105" w:type="dxa"/>
+            </w:tcMar>
+          </w:tcPr>
+          <w:p>
+            <w:pPr>
+              <w:jc w:val="center"/>
+              <w:cnfStyle w:val="000000000000" w:firstRow="0" w:lastRow="0" w:firstColumn="0" w:lastColumn="0" w:oddVBand="0" w:evenVBand="0" w:oddHBand="0" w:evenHBand="0" w:firstRowFirstColumn="0" w:firstRowLastColumn="0" w:lastRowFirstColumn="0" w:lastRowLastColumn="0"/>
+              <w:rPr>
+                <w:rFonts w:ascii="맑은 고딕" w:eastAsia="맑은 고딕" w:hAnsi="맑은 고딕" w:cs="맑은 고딕"/>
+                <w:color w:val="EE0000"/>
+                <w:sz w:val="24"/>
+                <w:szCs w:val="24"/>
+              </w:rPr>
+            </w:pPr>
+            <w:r>
+              <w:t>0.2426</w:t>
+            </w:r>
+          </w:p>
+        </w:tc>
+        <w:tc>
+          <w:tcPr>
+            <w:tcW w:w="1819" w:type="dxa"/>
+            <w:tcBorders>
+              <w:top w:val="single" w:sz="6" w:space="0" w:color="auto"/>
+              <w:left w:val="single" w:sz="6" w:space="0" w:color="auto"/>
+              <w:bottom w:val="single" w:sz="6" w:space="0" w:color="auto"/>
+              <w:right w:val="single" w:sz="6" w:space="0" w:color="auto"/>
+            </w:tcBorders>
+            <w:tcMar>
+              <w:left w:w="105" w:type="dxa"/>
+              <w:right w:w="105" w:type="dxa"/>
+            </w:tcMar>
+          </w:tcPr>
+          <w:p>
+            <w:pPr>
+              <w:jc w:val="center"/>
+              <w:cnfStyle w:val="000000000000" w:firstRow="0" w:lastRow="0" w:firstColumn="0" w:lastColumn="0" w:oddVBand="0" w:evenVBand="0" w:oddHBand="0" w:evenHBand="0" w:firstRowFirstColumn="0" w:firstRowLastColumn="0" w:lastRowFirstColumn="0" w:lastRowLastColumn="0"/>
+              <w:rPr>
+                <w:rFonts w:ascii="맑은 고딕" w:eastAsia="맑은 고딕" w:hAnsi="맑은 고딕" w:cs="맑은 고딕"/>
+                <w:color w:val="EE0000"/>
+                <w:sz w:val="24"/>
+                <w:szCs w:val="24"/>
+              </w:rPr>
+            </w:pPr>
+            <w:r>
+              <w:t>0.5519</w:t>
+            </w:r>
+          </w:p>
+        </w:tc>
+        <w:tc>
+          <w:tcPr>
+            <w:tcW w:w="1620" w:type="dxa"/>
+          </w:tcPr>
+          <w:p>
+            <w:pPr>
+              <w:jc w:val="center"/>
+              <w:cnfStyle w:val="000000000000" w:firstRow="0" w:lastRow="0" w:firstColumn="0" w:lastColumn="0" w:oddVBand="0" w:evenVBand="0" w:oddHBand="0" w:evenHBand="0" w:firstRowFirstColumn="0" w:firstRowLastColumn="0" w:lastRowFirstColumn="0" w:lastRowLastColumn="0"/>
+              <w:rPr>
+                <w:rFonts w:hint="eastAsia"/>
+              </w:rPr>
+            </w:pPr>
+            <w:r>
+              <w:rPr>
+                <w:rFonts w:hint="eastAsia"/>
+              </w:rPr>
+              <w:t>103.75</w:t>
+            </w:r>
+          </w:p>
+        </w:tc>
+      </w:tr>
+      <w:tr>
+        <w:trPr>
+          <w:trHeight w:val="300"/>
+        </w:trPr>
+        <w:tc>
+          <w:tcPr>
+            <w:cnfStyle w:val="001000000000" w:firstRow="0" w:lastRow="0" w:firstColumn="1" w:lastColumn="0" w:oddVBand="0" w:evenVBand="0" w:oddHBand="0" w:evenHBand="0" w:firstRowFirstColumn="0" w:firstRowLastColumn="0" w:lastRowFirstColumn="0" w:lastRowLastColumn="0"/>
+            <w:tcW w:w="1965" w:type="dxa"/>
+            <w:tcBorders>
+              <w:top w:val="single" w:sz="6" w:space="0" w:color="auto"/>
+              <w:left w:val="single" w:sz="6" w:space="0" w:color="auto"/>
+              <w:bottom w:val="single" w:sz="6" w:space="0" w:color="auto"/>
+              <w:right w:val="single" w:sz="6" w:space="0" w:color="auto"/>
+            </w:tcBorders>
+            <w:tcMar>
+              <w:left w:w="105" w:type="dxa"/>
+              <w:right w:w="105" w:type="dxa"/>
+            </w:tcMar>
+          </w:tcPr>
+          <w:p>
+            <w:pPr>
+              <w:rPr>
+                <w:rFonts w:ascii="맑은 고딕" w:eastAsia="맑은 고딕" w:hAnsi="맑은 고딕" w:cs="맑은 고딕"/>
+                <w:sz w:val="24"/>
+                <w:szCs w:val="24"/>
+              </w:rPr>
+            </w:pPr>
+            <w:proofErr w:type="spellStart"/>
+            <w:r>
+              <w:t>WordPiece</w:t>
+            </w:r>
+            <w:proofErr w:type="spellEnd"/>
+          </w:p>
+        </w:tc>
+        <w:tc>
+          <w:tcPr>
+            <w:tcW w:w="1787" w:type="dxa"/>
+            <w:tcBorders>
+              <w:top w:val="single" w:sz="6" w:space="0" w:color="auto"/>
+              <w:left w:val="single" w:sz="6" w:space="0" w:color="auto"/>
+              <w:bottom w:val="single" w:sz="6" w:space="0" w:color="auto"/>
+              <w:right w:val="single" w:sz="6" w:space="0" w:color="auto"/>
+            </w:tcBorders>
+            <w:tcMar>
+              <w:left w:w="105" w:type="dxa"/>
+              <w:right w:w="105" w:type="dxa"/>
+            </w:tcMar>
+          </w:tcPr>
+          <w:p>
+            <w:pPr>
+              <w:jc w:val="center"/>
+              <w:cnfStyle w:val="000000000000" w:firstRow="0" w:lastRow="0" w:firstColumn="0" w:lastColumn="0" w:oddVBand="0" w:evenVBand="0" w:oddHBand="0" w:evenHBand="0" w:firstRowFirstColumn="0" w:firstRowLastColumn="0" w:lastRowFirstColumn="0" w:lastRowLastColumn="0"/>
+              <w:rPr>
+                <w:rFonts w:ascii="맑은 고딕" w:eastAsia="맑은 고딕" w:hAnsi="맑은 고딕" w:cs="맑은 고딕"/>
+                <w:sz w:val="24"/>
+                <w:szCs w:val="24"/>
+              </w:rPr>
+            </w:pPr>
+            <w:r>
+              <w:t>10%</w:t>
+            </w:r>
+          </w:p>
+        </w:tc>
+        <w:tc>
+          <w:tcPr>
+            <w:tcW w:w="1819" w:type="dxa"/>
+            <w:tcBorders>
+              <w:top w:val="single" w:sz="6" w:space="0" w:color="auto"/>
+              <w:left w:val="single" w:sz="6" w:space="0" w:color="auto"/>
+              <w:bottom w:val="single" w:sz="6" w:space="0" w:color="auto"/>
+              <w:right w:val="single" w:sz="6" w:space="0" w:color="auto"/>
+            </w:tcBorders>
+            <w:tcMar>
+              <w:left w:w="105" w:type="dxa"/>
+              <w:right w:w="105" w:type="dxa"/>
+            </w:tcMar>
+          </w:tcPr>
+          <w:p>
+            <w:pPr>
+              <w:jc w:val="center"/>
+              <w:cnfStyle w:val="000000000000" w:firstRow="0" w:lastRow="0" w:firstColumn="0" w:lastColumn="0" w:oddVBand="0" w:evenVBand="0" w:oddHBand="0" w:evenHBand="0" w:firstRowFirstColumn="0" w:firstRowLastColumn="0" w:lastRowFirstColumn="0" w:lastRowLastColumn="0"/>
+              <w:rPr>
+                <w:rFonts w:ascii="맑은 고딕" w:eastAsia="맑은 고딕" w:hAnsi="맑은 고딕" w:cs="맑은 고딕"/>
+                <w:sz w:val="24"/>
+                <w:szCs w:val="24"/>
+              </w:rPr>
+            </w:pPr>
+            <w:r>
+              <w:t>0.0675</w:t>
+            </w:r>
+          </w:p>
+        </w:tc>
+        <w:tc>
+          <w:tcPr>
+            <w:tcW w:w="1819" w:type="dxa"/>
+            <w:tcBorders>
+              <w:top w:val="single" w:sz="6" w:space="0" w:color="auto"/>
+              <w:left w:val="single" w:sz="6" w:space="0" w:color="auto"/>
+              <w:bottom w:val="single" w:sz="6" w:space="0" w:color="auto"/>
+              <w:right w:val="single" w:sz="6" w:space="0" w:color="auto"/>
+            </w:tcBorders>
+            <w:tcMar>
+              <w:left w:w="105" w:type="dxa"/>
+              <w:right w:w="105" w:type="dxa"/>
+            </w:tcMar>
+          </w:tcPr>
+          <w:p>
+            <w:pPr>
+              <w:jc w:val="center"/>
+              <w:cnfStyle w:val="000000000000" w:firstRow="0" w:lastRow="0" w:firstColumn="0" w:lastColumn="0" w:oddVBand="0" w:evenVBand="0" w:oddHBand="0" w:evenHBand="0" w:firstRowFirstColumn="0" w:firstRowLastColumn="0" w:lastRowFirstColumn="0" w:lastRowLastColumn="0"/>
+              <w:rPr>
+                <w:rFonts w:ascii="맑은 고딕" w:eastAsia="맑은 고딕" w:hAnsi="맑은 고딕" w:cs="맑은 고딕"/>
+                <w:sz w:val="24"/>
+                <w:szCs w:val="24"/>
+              </w:rPr>
+            </w:pPr>
+            <w:r>
+              <w:t>0.406</w:t>
+            </w:r>
+          </w:p>
+        </w:tc>
+        <w:tc>
+          <w:tcPr>
+            <w:tcW w:w="1620" w:type="dxa"/>
+          </w:tcPr>
+          <w:p>
+            <w:pPr>
+              <w:jc w:val="center"/>
+              <w:cnfStyle w:val="000000000000" w:firstRow="0" w:lastRow="0" w:firstColumn="0" w:lastColumn="0" w:oddVBand="0" w:evenVBand="0" w:oddHBand="0" w:evenHBand="0" w:firstRowFirstColumn="0" w:firstRowLastColumn="0" w:lastRowFirstColumn="0" w:lastRowLastColumn="0"/>
+              <w:rPr>
+                <w:rFonts w:hint="eastAsia"/>
+              </w:rPr>
+            </w:pPr>
+            <w:r>
+              <w:rPr>
+                <w:rFonts w:hint="eastAsia"/>
+              </w:rPr>
+              <w:t>104.75</w:t>
+            </w:r>
+          </w:p>
+        </w:tc>
+      </w:tr>
+      <w:tr>
+        <w:trPr>
+          <w:trHeight w:val="300"/>
+        </w:trPr>
+        <w:tc>
+          <w:tcPr>
+            <w:cnfStyle w:val="001000000000" w:firstRow="0" w:lastRow="0" w:firstColumn="1" w:lastColumn="0" w:oddVBand="0" w:evenVBand="0" w:oddHBand="0" w:evenHBand="0" w:firstRowFirstColumn="0" w:firstRowLastColumn="0" w:lastRowFirstColumn="0" w:lastRowLastColumn="0"/>
+            <w:tcW w:w="1965" w:type="dxa"/>
+            <w:tcBorders>
+              <w:top w:val="single" w:sz="6" w:space="0" w:color="auto"/>
+              <w:left w:val="single" w:sz="6" w:space="0" w:color="auto"/>
+              <w:bottom w:val="single" w:sz="6" w:space="0" w:color="auto"/>
+              <w:right w:val="single" w:sz="6" w:space="0" w:color="auto"/>
+            </w:tcBorders>
+            <w:tcMar>
+              <w:left w:w="105" w:type="dxa"/>
+              <w:right w:w="105" w:type="dxa"/>
+            </w:tcMar>
+          </w:tcPr>
+          <w:p>
+            <w:pPr>
+              <w:rPr>
+                <w:rFonts w:ascii="맑은 고딕" w:eastAsia="맑은 고딕" w:hAnsi="맑은 고딕" w:cs="맑은 고딕"/>
+                <w:sz w:val="24"/>
+                <w:szCs w:val="24"/>
+              </w:rPr>
+            </w:pPr>
+            <w:proofErr w:type="spellStart"/>
+            <w:r>
+              <w:t>WordPiece</w:t>
+            </w:r>
+            <w:proofErr w:type="spellEnd"/>
+          </w:p>
+        </w:tc>
+        <w:tc>
+          <w:tcPr>
+            <w:tcW w:w="1787" w:type="dxa"/>
+            <w:tcBorders>
+              <w:top w:val="single" w:sz="6" w:space="0" w:color="auto"/>
+              <w:left w:val="single" w:sz="6" w:space="0" w:color="auto"/>
+              <w:bottom w:val="single" w:sz="6" w:space="0" w:color="auto"/>
+              <w:right w:val="single" w:sz="6" w:space="0" w:color="auto"/>
+            </w:tcBorders>
+            <w:tcMar>
+              <w:left w:w="105" w:type="dxa"/>
+              <w:right w:w="105" w:type="dxa"/>
+            </w:tcMar>
+          </w:tcPr>
+          <w:p>
+            <w:pPr>
+              <w:jc w:val="center"/>
+              <w:cnfStyle w:val="000000000000" w:firstRow="0" w:lastRow="0" w:firstColumn="0" w:lastColumn="0" w:oddVBand="0" w:evenVBand="0" w:oddHBand="0" w:evenHBand="0" w:firstRowFirstColumn="0" w:firstRowLastColumn="0" w:lastRowFirstColumn="0" w:lastRowLastColumn="0"/>
+              <w:rPr>
+                <w:rFonts w:ascii="맑은 고딕" w:eastAsia="맑은 고딕" w:hAnsi="맑은 고딕" w:cs="맑은 고딕"/>
+                <w:sz w:val="24"/>
+                <w:szCs w:val="24"/>
+              </w:rPr>
+            </w:pPr>
+            <w:r>
+              <w:t>50%</w:t>
+            </w:r>
+          </w:p>
+        </w:tc>
+        <w:tc>
+          <w:tcPr>
+            <w:tcW w:w="1819" w:type="dxa"/>
+            <w:tcBorders>
+              <w:top w:val="single" w:sz="6" w:space="0" w:color="auto"/>
+              <w:left w:val="single" w:sz="6" w:space="0" w:color="auto"/>
+              <w:bottom w:val="single" w:sz="6" w:space="0" w:color="auto"/>
+              <w:right w:val="single" w:sz="6" w:space="0" w:color="auto"/>
+            </w:tcBorders>
+            <w:tcMar>
+              <w:left w:w="105" w:type="dxa"/>
+              <w:right w:w="105" w:type="dxa"/>
+            </w:tcMar>
+          </w:tcPr>
+          <w:p>
+            <w:pPr>
+              <w:jc w:val="center"/>
+              <w:cnfStyle w:val="000000000000" w:firstRow="0" w:lastRow="0" w:firstColumn="0" w:lastColumn="0" w:oddVBand="0" w:evenVBand="0" w:oddHBand="0" w:evenHBand="0" w:firstRowFirstColumn="0" w:firstRowLastColumn="0" w:lastRowFirstColumn="0" w:lastRowLastColumn="0"/>
+              <w:rPr>
+                <w:rFonts w:ascii="맑은 고딕" w:eastAsia="맑은 고딕" w:hAnsi="맑은 고딕" w:cs="맑은 고딕"/>
+                <w:sz w:val="24"/>
+                <w:szCs w:val="24"/>
+              </w:rPr>
+            </w:pPr>
+            <w:r>
+              <w:t>0.1411</w:t>
+            </w:r>
+          </w:p>
+        </w:tc>
+        <w:tc>
+          <w:tcPr>
+            <w:tcW w:w="1819" w:type="dxa"/>
+            <w:tcBorders>
+              <w:top w:val="single" w:sz="6" w:space="0" w:color="auto"/>
+              <w:left w:val="single" w:sz="6" w:space="0" w:color="auto"/>
+              <w:bottom w:val="single" w:sz="6" w:space="0" w:color="auto"/>
+              <w:right w:val="single" w:sz="6" w:space="0" w:color="auto"/>
+            </w:tcBorders>
+            <w:tcMar>
+              <w:left w:w="105" w:type="dxa"/>
+              <w:right w:w="105" w:type="dxa"/>
+            </w:tcMar>
+          </w:tcPr>
+          <w:p>
+            <w:pPr>
+              <w:jc w:val="center"/>
+              <w:cnfStyle w:val="000000000000" w:firstRow="0" w:lastRow="0" w:firstColumn="0" w:lastColumn="0" w:oddVBand="0" w:evenVBand="0" w:oddHBand="0" w:evenHBand="0" w:firstRowFirstColumn="0" w:firstRowLastColumn="0" w:lastRowFirstColumn="0" w:lastRowLastColumn="0"/>
+              <w:rPr>
+                <w:rFonts w:ascii="맑은 고딕" w:eastAsia="맑은 고딕" w:hAnsi="맑은 고딕" w:cs="맑은 고딕"/>
+                <w:sz w:val="24"/>
+                <w:szCs w:val="24"/>
+              </w:rPr>
+            </w:pPr>
+            <w:r>
+              <w:t>0.3979</w:t>
+            </w:r>
+          </w:p>
+        </w:tc>
+        <w:tc>
+          <w:tcPr>
+            <w:tcW w:w="1620" w:type="dxa"/>
+          </w:tcPr>
+          <w:p>
+            <w:pPr>
+              <w:jc w:val="center"/>
+              <w:cnfStyle w:val="000000000000" w:firstRow="0" w:lastRow="0" w:firstColumn="0" w:lastColumn="0" w:oddVBand="0" w:evenVBand="0" w:oddHBand="0" w:evenHBand="0" w:firstRowFirstColumn="0" w:firstRowLastColumn="0" w:lastRowFirstColumn="0" w:lastRowLastColumn="0"/>
+              <w:rPr>
+                <w:rFonts w:hint="eastAsia"/>
+              </w:rPr>
+            </w:pPr>
+            <w:r>
+              <w:rPr>
+                <w:rFonts w:hint="eastAsia"/>
+              </w:rPr>
+              <w:t>105.75</w:t>
+            </w:r>
+          </w:p>
+        </w:tc>
+      </w:tr>
+      <w:tr>
+        <w:trPr>
+          <w:trHeight w:val="300"/>
+        </w:trPr>
+        <w:tc>
+          <w:tcPr>
+            <w:cnfStyle w:val="001000000000" w:firstRow="0" w:lastRow="0" w:firstColumn="1" w:lastColumn="0" w:oddVBand="0" w:evenVBand="0" w:oddHBand="0" w:evenHBand="0" w:firstRowFirstColumn="0" w:firstRowLastColumn="0" w:lastRowFirstColumn="0" w:lastRowLastColumn="0"/>
+            <w:tcW w:w="1965" w:type="dxa"/>
+            <w:tcBorders>
+              <w:top w:val="single" w:sz="6" w:space="0" w:color="auto"/>
+              <w:left w:val="single" w:sz="6" w:space="0" w:color="auto"/>
+              <w:bottom w:val="single" w:sz="6" w:space="0" w:color="auto"/>
+              <w:right w:val="single" w:sz="6" w:space="0" w:color="auto"/>
+            </w:tcBorders>
+            <w:tcMar>
+              <w:left w:w="105" w:type="dxa"/>
+              <w:right w:w="105" w:type="dxa"/>
+            </w:tcMar>
+          </w:tcPr>
+          <w:p>
+            <w:pPr>
+              <w:rPr>
+                <w:rFonts w:ascii="맑은 고딕" w:eastAsia="맑은 고딕" w:hAnsi="맑은 고딕" w:cs="맑은 고딕"/>
+                <w:sz w:val="24"/>
+                <w:szCs w:val="24"/>
+              </w:rPr>
+            </w:pPr>
+            <w:proofErr w:type="spellStart"/>
+            <w:r>
+              <w:t>WordPiece</w:t>
+            </w:r>
+            <w:proofErr w:type="spellEnd"/>
+          </w:p>
+        </w:tc>
+        <w:tc>
+          <w:tcPr>
+            <w:tcW w:w="1787" w:type="dxa"/>
+            <w:tcBorders>
+              <w:top w:val="single" w:sz="6" w:space="0" w:color="auto"/>
+              <w:left w:val="single" w:sz="6" w:space="0" w:color="auto"/>
+              <w:bottom w:val="single" w:sz="6" w:space="0" w:color="auto"/>
+              <w:right w:val="single" w:sz="6" w:space="0" w:color="auto"/>
+            </w:tcBorders>
+            <w:tcMar>
+              <w:left w:w="105" w:type="dxa"/>
+              <w:right w:w="105" w:type="dxa"/>
+            </w:tcMar>
+          </w:tcPr>
+          <w:p>
+            <w:pPr>
+              <w:jc w:val="center"/>
+              <w:cnfStyle w:val="000000000000" w:firstRow="0" w:lastRow="0" w:firstColumn="0" w:lastColumn="0" w:oddVBand="0" w:evenVBand="0" w:oddHBand="0" w:evenHBand="0" w:firstRowFirstColumn="0" w:firstRowLastColumn="0" w:lastRowFirstColumn="0" w:lastRowLastColumn="0"/>
+              <w:rPr>
+                <w:rFonts w:ascii="맑은 고딕" w:eastAsia="맑은 고딕" w:hAnsi="맑은 고딕" w:cs="맑은 고딕"/>
+                <w:sz w:val="24"/>
+                <w:szCs w:val="24"/>
+              </w:rPr>
+            </w:pPr>
+            <w:r>
+              <w:t>100%</w:t>
+            </w:r>
+          </w:p>
+        </w:tc>
+        <w:tc>
+          <w:tcPr>
+            <w:tcW w:w="1819" w:type="dxa"/>
+            <w:tcBorders>
+              <w:top w:val="single" w:sz="6" w:space="0" w:color="auto"/>
+              <w:left w:val="single" w:sz="6" w:space="0" w:color="auto"/>
+              <w:bottom w:val="single" w:sz="6" w:space="0" w:color="auto"/>
+              <w:right w:val="single" w:sz="6" w:space="0" w:color="auto"/>
+            </w:tcBorders>
+            <w:tcMar>
+              <w:left w:w="105" w:type="dxa"/>
+              <w:right w:w="105" w:type="dxa"/>
+            </w:tcMar>
+          </w:tcPr>
+          <w:p>
+            <w:pPr>
+              <w:jc w:val="center"/>
+              <w:cnfStyle w:val="000000000000" w:firstRow="0" w:lastRow="0" w:firstColumn="0" w:lastColumn="0" w:oddVBand="0" w:evenVBand="0" w:oddHBand="0" w:evenHBand="0" w:firstRowFirstColumn="0" w:firstRowLastColumn="0" w:lastRowFirstColumn="0" w:lastRowLastColumn="0"/>
+              <w:rPr>
+                <w:rFonts w:ascii="맑은 고딕" w:eastAsia="맑은 고딕" w:hAnsi="맑은 고딕" w:cs="맑은 고딕"/>
+                <w:color w:val="EE0000"/>
+                <w:sz w:val="24"/>
+                <w:szCs w:val="24"/>
+              </w:rPr>
+            </w:pPr>
+            <w:r>
+              <w:t>0.1978</w:t>
+            </w:r>
+          </w:p>
+        </w:tc>
+        <w:tc>
+          <w:tcPr>
+            <w:tcW w:w="1819" w:type="dxa"/>
+            <w:tcBorders>
+              <w:top w:val="single" w:sz="6" w:space="0" w:color="auto"/>
+              <w:left w:val="single" w:sz="6" w:space="0" w:color="auto"/>
+              <w:bottom w:val="single" w:sz="6" w:space="0" w:color="auto"/>
+              <w:right w:val="single" w:sz="6" w:space="0" w:color="auto"/>
+            </w:tcBorders>
+            <w:tcMar>
+              <w:left w:w="105" w:type="dxa"/>
+              <w:right w:w="105" w:type="dxa"/>
+            </w:tcMar>
+          </w:tcPr>
+          <w:p>
+            <w:pPr>
+              <w:jc w:val="center"/>
+              <w:cnfStyle w:val="000000000000" w:firstRow="0" w:lastRow="0" w:firstColumn="0" w:lastColumn="0" w:oddVBand="0" w:evenVBand="0" w:oddHBand="0" w:evenHBand="0" w:firstRowFirstColumn="0" w:firstRowLastColumn="0" w:lastRowFirstColumn="0" w:lastRowLastColumn="0"/>
+              <w:rPr>
+                <w:rFonts w:ascii="맑은 고딕" w:eastAsia="맑은 고딕" w:hAnsi="맑은 고딕" w:cs="맑은 고딕"/>
+                <w:color w:val="EE0000"/>
+                <w:sz w:val="24"/>
+                <w:szCs w:val="24"/>
+              </w:rPr>
+            </w:pPr>
+            <w:r>
+              <w:t>0.4079</w:t>
+            </w:r>
+          </w:p>
+        </w:tc>
+        <w:tc>
+          <w:tcPr>
+            <w:tcW w:w="1620" w:type="dxa"/>
+          </w:tcPr>
+          <w:p>
+            <w:pPr>
+              <w:jc w:val="center"/>
+              <w:cnfStyle w:val="000000000000" w:firstRow="0" w:lastRow="0" w:firstColumn="0" w:lastColumn="0" w:oddVBand="0" w:evenVBand="0" w:oddHBand="0" w:evenHBand="0" w:firstRowFirstColumn="0" w:firstRowLastColumn="0" w:lastRowFirstColumn="0" w:lastRowLastColumn="0"/>
+              <w:rPr>
+                <w:rFonts w:hint="eastAsia"/>
+              </w:rPr>
+            </w:pPr>
+            <w:r>
+              <w:rPr>
+                <w:rFonts w:hint="eastAsia"/>
+              </w:rPr>
+              <w:t>107.25</w:t>
             </w:r>
           </w:p>
         </w:tc>
@@ -2441,7 +4177,7 @@
         </w:pBdr>
         <w:spacing w:after="0"/>
         <w:rPr>
-          <w:rFonts w:ascii="맑은 고딕" w:eastAsia="맑은 고딕" w:hAnsi="맑은 고딕" w:cs="맑은 고딕" w:hint="eastAsia"/>
+          <w:rFonts w:ascii="맑은 고딕" w:eastAsia="맑은 고딕" w:hAnsi="맑은 고딕" w:cs="맑은 고딕"/>
           <w:color w:val="000000" w:themeColor="text1"/>
           <w:sz w:val="24"/>
           <w:szCs w:val="24"/>
@@ -2456,19 +4192,128 @@
         <w:rPr>
           <w:rFonts w:ascii="맑은 고딕" w:eastAsia="맑은 고딕" w:hAnsi="맑은 고딕" w:cs="맑은 고딕"/>
           <w:color w:val="0F4761" w:themeColor="accent1" w:themeShade="BF"/>
-          <w:sz w:val="32"/>
-          <w:szCs w:val="32"/>
+          <w:sz w:val="28"/>
+          <w:szCs w:val="28"/>
         </w:rPr>
       </w:pPr>
       <w:r>
         <w:rPr>
           <w:rFonts w:ascii="맑은 고딕" w:eastAsia="맑은 고딕" w:hAnsi="맑은 고딕" w:cs="맑은 고딕"/>
           <w:color w:val="0F4761" w:themeColor="accent1" w:themeShade="BF"/>
-          <w:sz w:val="32"/>
-          <w:szCs w:val="32"/>
-        </w:rPr>
-        <w:t>2. 실험 설계 및 환경</w:t>
-      </w:r>
+          <w:sz w:val="28"/>
+          <w:szCs w:val="28"/>
+        </w:rPr>
+        <w:t>3.2 알고리즘별 처리 속도 비교 (100% 데이터 기준)</w:t>
+      </w:r>
+    </w:p>
+    <w:p>
+      <w:pPr>
+        <w:ind w:firstLineChars="100" w:firstLine="240"/>
+        <w:rPr>
+          <w:rFonts w:ascii="맑은 고딕" w:eastAsia="맑은 고딕" w:hAnsi="맑은 고딕" w:cs="맑은 고딕"/>
+          <w:color w:val="000000" w:themeColor="text1"/>
+          <w:sz w:val="24"/>
+          <w:szCs w:val="24"/>
+        </w:rPr>
+      </w:pPr>
+      <w:proofErr w:type="spellStart"/>
+      <w:r>
+        <w:rPr>
+          <w:rFonts w:ascii="맑은 고딕" w:eastAsia="맑은 고딕" w:hAnsi="맑은 고딕" w:cs="맑은 고딕"/>
+          <w:color w:val="000000" w:themeColor="text1"/>
+          <w:sz w:val="24"/>
+          <w:szCs w:val="24"/>
+        </w:rPr>
+        <w:t>WordPiece</w:t>
+      </w:r>
+      <w:proofErr w:type="spellEnd"/>
+      <w:r>
+        <w:rPr>
+          <w:rFonts w:ascii="맑은 고딕" w:eastAsia="맑은 고딕" w:hAnsi="맑은 고딕" w:cs="맑은 고딕"/>
+          <w:color w:val="000000" w:themeColor="text1"/>
+          <w:sz w:val="24"/>
+          <w:szCs w:val="24"/>
+        </w:rPr>
+        <w:t>: 약 0.40ms의 일관되고 빠른 추론 속도를 기록하였다. 이는 학습 데이터 크기와 상관없이 안정적인 성능을 유지함을 보여</w:t>
+      </w:r>
+      <w:r>
+        <w:rPr>
+          <w:rFonts w:ascii="맑은 고딕" w:eastAsia="맑은 고딕" w:hAnsi="맑은 고딕" w:cs="맑은 고딕" w:hint="eastAsia"/>
+          <w:color w:val="000000" w:themeColor="text1"/>
+          <w:sz w:val="24"/>
+          <w:szCs w:val="24"/>
+        </w:rPr>
+        <w:t>준</w:t>
+      </w:r>
+      <w:r>
+        <w:rPr>
+          <w:rFonts w:ascii="맑은 고딕" w:eastAsia="맑은 고딕" w:hAnsi="맑은 고딕" w:cs="맑은 고딕"/>
+          <w:color w:val="000000" w:themeColor="text1"/>
+          <w:sz w:val="24"/>
+          <w:szCs w:val="24"/>
+        </w:rPr>
+        <w:t>다.</w:t>
+      </w:r>
+    </w:p>
+    <w:p>
+      <w:pPr>
+        <w:ind w:firstLineChars="100" w:firstLine="240"/>
+        <w:rPr>
+          <w:rFonts w:ascii="맑은 고딕" w:eastAsia="맑은 고딕" w:hAnsi="맑은 고딕" w:cs="맑은 고딕"/>
+          <w:color w:val="000000" w:themeColor="text1"/>
+          <w:sz w:val="24"/>
+          <w:szCs w:val="24"/>
+        </w:rPr>
+      </w:pPr>
+      <w:r>
+        <w:rPr>
+          <w:rFonts w:ascii="맑은 고딕" w:eastAsia="맑은 고딕" w:hAnsi="맑은 고딕" w:cs="맑은 고딕"/>
+          <w:color w:val="000000" w:themeColor="text1"/>
+          <w:sz w:val="24"/>
+          <w:szCs w:val="24"/>
+        </w:rPr>
+        <w:t xml:space="preserve">BPE: 초기(10%)에는 2.28ms로 다소 </w:t>
+      </w:r>
+      <w:proofErr w:type="spellStart"/>
+      <w:r>
+        <w:rPr>
+          <w:rFonts w:ascii="맑은 고딕" w:eastAsia="맑은 고딕" w:hAnsi="맑은 고딕" w:cs="맑은 고딕"/>
+          <w:color w:val="000000" w:themeColor="text1"/>
+          <w:sz w:val="24"/>
+          <w:szCs w:val="24"/>
+        </w:rPr>
+        <w:t>느렸으나</w:t>
+      </w:r>
+      <w:proofErr w:type="spellEnd"/>
+      <w:r>
+        <w:rPr>
+          <w:rFonts w:ascii="맑은 고딕" w:eastAsia="맑은 고딕" w:hAnsi="맑은 고딕" w:cs="맑은 고딕"/>
+          <w:color w:val="000000" w:themeColor="text1"/>
+          <w:sz w:val="24"/>
+          <w:szCs w:val="24"/>
+        </w:rPr>
+        <w:t>, 100% 학습 후 0.55ms로 속도가 약 75% 개선되었다. 빈번한 긴 단어 패턴이 토큰으로 등록되면서 매칭 효율이 극대화된 결과로 해석</w:t>
+      </w:r>
+      <w:r>
+        <w:rPr>
+          <w:rFonts w:ascii="맑은 고딕" w:eastAsia="맑은 고딕" w:hAnsi="맑은 고딕" w:cs="맑은 고딕" w:hint="eastAsia"/>
+          <w:color w:val="000000" w:themeColor="text1"/>
+          <w:sz w:val="24"/>
+          <w:szCs w:val="24"/>
+        </w:rPr>
+        <w:t>할 수 있다.</w:t>
+      </w:r>
+    </w:p>
+    <w:p>
+      <w:pPr>
+        <w:ind w:firstLineChars="100" w:firstLine="240"/>
+        <w:rPr>
+          <w:rFonts w:ascii="맑은 고딕" w:eastAsia="맑은 고딕" w:hAnsi="맑은 고딕" w:cs="맑은 고딕"/>
+          <w:color w:val="000000" w:themeColor="text1"/>
+          <w:sz w:val="24"/>
+          <w:szCs w:val="24"/>
+        </w:rPr>
+      </w:pPr>
     </w:p>
     <w:p>
       <w:pPr>
@@ -2489,563 +4334,38 @@
           <w:sz w:val="28"/>
           <w:szCs w:val="28"/>
         </w:rPr>
-        <w:t>2.1 실험 목적</w:t>
-      </w:r>
-    </w:p>
-    <w:p>
-      <w:pPr>
-        <w:pStyle w:val="a4"/>
-        <w:numPr>
-          <w:ilvl w:val="0"/>
-          <w:numId w:val="5"/>
-        </w:numPr>
-        <w:rPr>
-          <w:rFonts w:ascii="맑은 고딕" w:eastAsia="맑은 고딕" w:hAnsi="맑은 고딕" w:cs="맑은 고딕"/>
-          <w:color w:val="000000" w:themeColor="text1"/>
-          <w:sz w:val="24"/>
-          <w:szCs w:val="24"/>
-        </w:rPr>
-      </w:pPr>
-      <w:r>
-        <w:rPr>
-          <w:rFonts w:ascii="맑은 고딕" w:eastAsia="맑은 고딕" w:hAnsi="맑은 고딕" w:cs="맑은 고딕"/>
-          <w:color w:val="000000" w:themeColor="text1"/>
-          <w:sz w:val="24"/>
-          <w:szCs w:val="24"/>
-          <w:lang w:eastAsia="ja-JP"/>
-        </w:rPr>
-        <w:t xml:space="preserve">학습 데이터 크기(10%, 50%, 100%) 변화에 따른 토크나이저의 </w:t>
-      </w:r>
-      <w:r>
-        <w:rPr>
-          <w:rFonts w:ascii="맑은 고딕" w:eastAsia="맑은 고딕" w:hAnsi="맑은 고딕" w:cs="맑은 고딕"/>
-          <w:b/>
-          <w:bCs/>
-          <w:color w:val="000000" w:themeColor="text1"/>
-          <w:sz w:val="24"/>
-          <w:szCs w:val="24"/>
-          <w:lang w:eastAsia="ja-JP"/>
-        </w:rPr>
-        <w:t>어휘 최적화 및 압축 효율</w:t>
-      </w:r>
-      <w:r>
-        <w:rPr>
-          <w:rFonts w:ascii="맑은 고딕" w:eastAsia="맑은 고딕" w:hAnsi="맑은 고딕" w:cs="맑은 고딕"/>
-          <w:color w:val="000000" w:themeColor="text1"/>
-          <w:sz w:val="24"/>
-          <w:szCs w:val="24"/>
-          <w:lang w:eastAsia="ja-JP"/>
-        </w:rPr>
-        <w:t xml:space="preserve"> 비교</w:t>
-      </w:r>
-    </w:p>
-    <w:p>
-      <w:pPr>
-        <w:pStyle w:val="a4"/>
-        <w:numPr>
-          <w:ilvl w:val="0"/>
-          <w:numId w:val="5"/>
-        </w:numPr>
-        <w:rPr>
-          <w:rFonts w:ascii="맑은 고딕" w:eastAsia="맑은 고딕" w:hAnsi="맑은 고딕" w:cs="맑은 고딕"/>
-          <w:color w:val="000000" w:themeColor="text1"/>
-          <w:sz w:val="24"/>
-          <w:szCs w:val="24"/>
-        </w:rPr>
-      </w:pPr>
-      <w:r>
-        <w:rPr>
-          <w:rFonts w:ascii="맑은 고딕" w:eastAsia="맑은 고딕" w:hAnsi="맑은 고딕" w:cs="맑은 고딕"/>
-          <w:color w:val="000000" w:themeColor="text1"/>
-          <w:sz w:val="24"/>
-          <w:szCs w:val="24"/>
-        </w:rPr>
-        <w:t>**</w:t>
-      </w:r>
-      <w:r>
-        <w:rPr>
-          <w:rFonts w:ascii="맑은 고딕" w:eastAsia="맑은 고딕" w:hAnsi="맑은 고딕" w:cs="맑은 고딕"/>
-          <w:b/>
-          <w:bCs/>
-          <w:color w:val="000000" w:themeColor="text1"/>
-          <w:sz w:val="24"/>
-          <w:szCs w:val="24"/>
-        </w:rPr>
-        <w:t>BPE</w:t>
-      </w:r>
-      <w:r>
-        <w:rPr>
-          <w:rFonts w:ascii="맑은 고딕" w:eastAsia="맑은 고딕" w:hAnsi="맑은 고딕" w:cs="맑은 고딕"/>
-          <w:color w:val="000000" w:themeColor="text1"/>
-          <w:sz w:val="24"/>
-          <w:szCs w:val="24"/>
-        </w:rPr>
-        <w:t xml:space="preserve">(Byte Pair Encoding)**와 </w:t>
-      </w:r>
-      <w:r>
-        <w:rPr>
-          <w:rFonts w:ascii="맑은 고딕" w:eastAsia="맑은 고딕" w:hAnsi="맑은 고딕" w:cs="맑은 고딕"/>
-          <w:b/>
-          <w:bCs/>
-          <w:color w:val="000000" w:themeColor="text1"/>
-          <w:sz w:val="24"/>
-          <w:szCs w:val="24"/>
-        </w:rPr>
-        <w:t>WordPiece</w:t>
-      </w:r>
-      <w:r>
-        <w:rPr>
-          <w:rFonts w:ascii="맑은 고딕" w:eastAsia="맑은 고딕" w:hAnsi="맑은 고딕" w:cs="맑은 고딕"/>
-          <w:color w:val="000000" w:themeColor="text1"/>
-          <w:sz w:val="24"/>
-          <w:szCs w:val="24"/>
-          <w:lang w:eastAsia="ja-JP"/>
-        </w:rPr>
-        <w:t xml:space="preserve"> 알고리즘 간의</w:t>
-      </w:r>
-    </w:p>
-    <w:p>
-      <w:pPr>
-        <w:pStyle w:val="a4"/>
-        <w:numPr>
-          <w:ilvl w:val="1"/>
-          <w:numId w:val="5"/>
-        </w:numPr>
-        <w:rPr>
-          <w:rFonts w:ascii="맑은 고딕" w:eastAsia="맑은 고딕" w:hAnsi="맑은 고딕" w:cs="맑은 고딕"/>
-          <w:color w:val="000000" w:themeColor="text1"/>
-          <w:sz w:val="24"/>
-          <w:szCs w:val="24"/>
-        </w:rPr>
-      </w:pPr>
-      <w:r>
-        <w:rPr>
-          <w:rFonts w:ascii="맑은 고딕" w:eastAsia="맑은 고딕" w:hAnsi="맑은 고딕" w:cs="맑은 고딕"/>
-          <w:color w:val="000000" w:themeColor="text1"/>
-          <w:sz w:val="24"/>
-          <w:szCs w:val="24"/>
-          <w:lang w:eastAsia="ja-JP"/>
-        </w:rPr>
-        <w:t>학습 시간</w:t>
-      </w:r>
-    </w:p>
-    <w:p>
-      <w:pPr>
-        <w:pStyle w:val="a4"/>
-        <w:numPr>
-          <w:ilvl w:val="1"/>
-          <w:numId w:val="5"/>
-        </w:numPr>
-        <w:rPr>
-          <w:rFonts w:ascii="맑은 고딕" w:eastAsia="맑은 고딕" w:hAnsi="맑은 고딕" w:cs="맑은 고딕"/>
-          <w:color w:val="000000" w:themeColor="text1"/>
-          <w:sz w:val="24"/>
-          <w:szCs w:val="24"/>
-        </w:rPr>
-      </w:pPr>
-      <w:r>
-        <w:rPr>
-          <w:rFonts w:ascii="맑은 고딕" w:eastAsia="맑은 고딕" w:hAnsi="맑은 고딕" w:cs="맑은 고딕"/>
-          <w:color w:val="000000" w:themeColor="text1"/>
-          <w:sz w:val="24"/>
-          <w:szCs w:val="24"/>
-          <w:lang w:eastAsia="ja-JP"/>
-        </w:rPr>
-        <w:t>추론(Inference) 속도</w:t>
-      </w:r>
-      <w:r>
-        <w:rPr>
-          <w:rFonts w:ascii="맑은 고딕" w:eastAsia="맑은 고딕" w:hAnsi="맑은 고딕" w:cs="맑은 고딕" w:hint="eastAsia"/>
-          <w:color w:val="000000" w:themeColor="text1"/>
-          <w:sz w:val="24"/>
-          <w:szCs w:val="24"/>
-        </w:rPr>
-        <w:t xml:space="preserve"> </w:t>
-      </w:r>
-      <w:r>
-        <w:rPr>
-          <w:rFonts w:ascii="맑은 고딕" w:eastAsia="맑은 고딕" w:hAnsi="맑은 고딕" w:cs="맑은 고딕"/>
-          <w:color w:val="000000" w:themeColor="text1"/>
-          <w:sz w:val="24"/>
-          <w:szCs w:val="24"/>
-          <w:lang w:eastAsia="ja-JP"/>
-        </w:rPr>
-        <w:t>비교 분석</w:t>
-      </w:r>
-    </w:p>
-    <w:p>
-      <w:pPr>
-        <w:pBdr>
-          <w:top w:val="single" w:sz="12" w:space="0" w:color="auto"/>
-        </w:pBdr>
-        <w:spacing w:after="0"/>
-        <w:rPr>
-          <w:rFonts w:ascii="맑은 고딕" w:eastAsia="맑은 고딕" w:hAnsi="맑은 고딕" w:cs="맑은 고딕"/>
-          <w:color w:val="000000" w:themeColor="text1"/>
-          <w:sz w:val="24"/>
-          <w:szCs w:val="24"/>
-        </w:rPr>
-      </w:pPr>
-    </w:p>
-    <w:p>
-      <w:pPr>
-        <w:keepNext/>
-        <w:keepLines/>
-        <w:spacing w:before="160" w:after="80"/>
+        <w:t xml:space="preserve">3.2 </w:t>
+      </w:r>
+      <w:r>
         <w:rPr>
           <w:rFonts w:ascii="맑은 고딕" w:eastAsia="맑은 고딕" w:hAnsi="맑은 고딕" w:cs="맑은 고딕"/>
           <w:color w:val="0F4761" w:themeColor="accent1" w:themeShade="BF"/>
           <w:sz w:val="28"/>
           <w:szCs w:val="28"/>
         </w:rPr>
-      </w:pPr>
-      <w:r>
-        <w:rPr>
-          <w:rFonts w:ascii="맑은 고딕" w:eastAsia="맑은 고딕" w:hAnsi="맑은 고딕" w:cs="맑은 고딕"/>
-          <w:color w:val="0F4761" w:themeColor="accent1" w:themeShade="BF"/>
-          <w:sz w:val="28"/>
-          <w:szCs w:val="28"/>
-        </w:rPr>
-        <w:t>2.2 실험 환경 설정</w:t>
+        <w:t>형태소 분석기(Morphology) 비교 결과</w:t>
       </w:r>
     </w:p>
     <w:p>
       <w:pPr>
-        <w:pStyle w:val="a4"/>
-        <w:numPr>
-          <w:ilvl w:val="0"/>
-          <w:numId w:val="4"/>
-        </w:numPr>
-        <w:rPr>
-          <w:rFonts w:ascii="맑은 고딕" w:eastAsia="맑은 고딕" w:hAnsi="맑은 고딕" w:cs="맑은 고딕"/>
-          <w:color w:val="000000" w:themeColor="text1"/>
-          <w:sz w:val="24"/>
-          <w:szCs w:val="24"/>
-        </w:rPr>
-      </w:pPr>
-      <w:r>
-        <w:rPr>
-          <w:rFonts w:ascii="맑은 고딕" w:eastAsia="맑은 고딕" w:hAnsi="맑은 고딕" w:cs="맑은 고딕"/>
-          <w:b/>
-          <w:bCs/>
-          <w:color w:val="000000" w:themeColor="text1"/>
-          <w:sz w:val="24"/>
-          <w:szCs w:val="24"/>
-        </w:rPr>
-        <w:t>Vocabulary Size</w:t>
-      </w:r>
-      <w:r>
-        <w:rPr>
-          <w:rFonts w:ascii="맑은 고딕" w:eastAsia="맑은 고딕" w:hAnsi="맑은 고딕" w:cs="맑은 고딕"/>
-          <w:color w:val="000000" w:themeColor="text1"/>
-          <w:sz w:val="24"/>
-          <w:szCs w:val="24"/>
-        </w:rPr>
-        <w:t>: 5,000</w:t>
-      </w:r>
-    </w:p>
-    <w:p>
-      <w:pPr>
-        <w:pStyle w:val="a4"/>
-        <w:numPr>
-          <w:ilvl w:val="0"/>
-          <w:numId w:val="4"/>
-        </w:numPr>
-        <w:rPr>
-          <w:rFonts w:ascii="맑은 고딕" w:eastAsia="맑은 고딕" w:hAnsi="맑은 고딕" w:cs="맑은 고딕"/>
-          <w:color w:val="000000" w:themeColor="text1"/>
-          <w:sz w:val="24"/>
-          <w:szCs w:val="24"/>
-        </w:rPr>
-      </w:pPr>
-      <w:r>
-        <w:rPr>
-          <w:rFonts w:ascii="맑은 고딕" w:eastAsia="맑은 고딕" w:hAnsi="맑은 고딕" w:cs="맑은 고딕"/>
-          <w:b/>
-          <w:bCs/>
-          <w:color w:val="000000" w:themeColor="text1"/>
-          <w:sz w:val="24"/>
-          <w:szCs w:val="24"/>
-        </w:rPr>
-        <w:t>Special Tokens</w:t>
-      </w:r>
-      <w:r>
-        <w:rPr>
-          <w:rFonts w:ascii="맑은 고딕" w:eastAsia="맑은 고딕" w:hAnsi="맑은 고딕" w:cs="맑은 고딕"/>
-          <w:color w:val="000000" w:themeColor="text1"/>
-          <w:sz w:val="24"/>
-          <w:szCs w:val="24"/>
-          <w:lang w:eastAsia="ja-JP"/>
-        </w:rPr>
-        <w:t xml:space="preserve">: </w:t>
-      </w:r>
-      <w:r>
-        <w:rPr>
-          <w:rFonts w:ascii="맑은 고딕" w:eastAsia="맑은 고딕" w:hAnsi="맑은 고딕" w:cs="맑은 고딕"/>
-          <w:i/>
-          <w:iCs/>
-          <w:color w:val="000000" w:themeColor="text1"/>
-          <w:sz w:val="24"/>
-          <w:szCs w:val="24"/>
-        </w:rPr>
-        <w:t>[UNK]</w:t>
-      </w:r>
-      <w:r>
-        <w:rPr>
-          <w:rFonts w:ascii="맑은 고딕" w:eastAsia="맑은 고딕" w:hAnsi="맑은 고딕" w:cs="맑은 고딕"/>
-          <w:color w:val="000000" w:themeColor="text1"/>
-          <w:sz w:val="24"/>
-          <w:szCs w:val="24"/>
-          <w:lang w:eastAsia="ja-JP"/>
-        </w:rPr>
-        <w:t xml:space="preserve">, </w:t>
-      </w:r>
-      <w:r>
-        <w:rPr>
-          <w:rFonts w:ascii="맑은 고딕" w:eastAsia="맑은 고딕" w:hAnsi="맑은 고딕" w:cs="맑은 고딕"/>
-          <w:i/>
-          <w:iCs/>
-          <w:color w:val="000000" w:themeColor="text1"/>
-          <w:sz w:val="24"/>
-          <w:szCs w:val="24"/>
-        </w:rPr>
-        <w:t>[PAD]</w:t>
-      </w:r>
-      <w:r>
-        <w:rPr>
-          <w:rFonts w:ascii="맑은 고딕" w:eastAsia="맑은 고딕" w:hAnsi="맑은 고딕" w:cs="맑은 고딕"/>
-          <w:color w:val="000000" w:themeColor="text1"/>
-          <w:sz w:val="24"/>
-          <w:szCs w:val="24"/>
-          <w:lang w:eastAsia="ja-JP"/>
-        </w:rPr>
-        <w:t xml:space="preserve">, </w:t>
-      </w:r>
-      <w:r>
-        <w:rPr>
-          <w:rFonts w:ascii="맑은 고딕" w:eastAsia="맑은 고딕" w:hAnsi="맑은 고딕" w:cs="맑은 고딕"/>
-          <w:i/>
-          <w:iCs/>
-          <w:color w:val="000000" w:themeColor="text1"/>
-          <w:sz w:val="24"/>
-          <w:szCs w:val="24"/>
-        </w:rPr>
-        <w:t>[CLS]</w:t>
-      </w:r>
-      <w:r>
-        <w:rPr>
-          <w:rFonts w:ascii="맑은 고딕" w:eastAsia="맑은 고딕" w:hAnsi="맑은 고딕" w:cs="맑은 고딕"/>
-          <w:color w:val="000000" w:themeColor="text1"/>
-          <w:sz w:val="24"/>
-          <w:szCs w:val="24"/>
-          <w:lang w:eastAsia="ja-JP"/>
-        </w:rPr>
-        <w:t xml:space="preserve">, </w:t>
-      </w:r>
-      <w:r>
-        <w:rPr>
-          <w:rFonts w:ascii="맑은 고딕" w:eastAsia="맑은 고딕" w:hAnsi="맑은 고딕" w:cs="맑은 고딕"/>
-          <w:i/>
-          <w:iCs/>
-          <w:color w:val="000000" w:themeColor="text1"/>
-          <w:sz w:val="24"/>
-          <w:szCs w:val="24"/>
-        </w:rPr>
-        <w:t>[SEP]</w:t>
-      </w:r>
-      <w:r>
-        <w:rPr>
-          <w:rFonts w:ascii="맑은 고딕" w:eastAsia="맑은 고딕" w:hAnsi="맑은 고딕" w:cs="맑은 고딕"/>
-          <w:color w:val="000000" w:themeColor="text1"/>
-          <w:sz w:val="24"/>
-          <w:szCs w:val="24"/>
-          <w:lang w:eastAsia="ja-JP"/>
-        </w:rPr>
-        <w:t xml:space="preserve">, </w:t>
-      </w:r>
-      <w:r>
-        <w:rPr>
-          <w:rFonts w:ascii="맑은 고딕" w:eastAsia="맑은 고딕" w:hAnsi="맑은 고딕" w:cs="맑은 고딕"/>
-          <w:i/>
-          <w:iCs/>
-          <w:color w:val="000000" w:themeColor="text1"/>
-          <w:sz w:val="24"/>
-          <w:szCs w:val="24"/>
-        </w:rPr>
-        <w:t>[MASK]</w:t>
-      </w:r>
-    </w:p>
-    <w:p>
-      <w:pPr>
-        <w:pStyle w:val="a4"/>
-        <w:numPr>
-          <w:ilvl w:val="0"/>
-          <w:numId w:val="4"/>
-        </w:numPr>
-        <w:rPr>
-          <w:rFonts w:ascii="맑은 고딕" w:eastAsia="맑은 고딕" w:hAnsi="맑은 고딕" w:cs="맑은 고딕"/>
-          <w:color w:val="000000" w:themeColor="text1"/>
-          <w:sz w:val="24"/>
-          <w:szCs w:val="24"/>
-        </w:rPr>
-      </w:pPr>
-      <w:r>
-        <w:rPr>
-          <w:rFonts w:ascii="맑은 고딕" w:eastAsia="맑은 고딕" w:hAnsi="맑은 고딕" w:cs="맑은 고딕"/>
-          <w:b/>
-          <w:bCs/>
-          <w:color w:val="000000" w:themeColor="text1"/>
-          <w:sz w:val="24"/>
-          <w:szCs w:val="24"/>
-        </w:rPr>
-        <w:t>Pre-tokenizer</w:t>
-      </w:r>
-      <w:r>
-        <w:rPr>
-          <w:rFonts w:ascii="맑은 고딕" w:eastAsia="맑은 고딕" w:hAnsi="맑은 고딕" w:cs="맑은 고딕"/>
-          <w:color w:val="000000" w:themeColor="text1"/>
-          <w:sz w:val="24"/>
-          <w:szCs w:val="24"/>
-        </w:rPr>
-        <w:t>: Whitespace 기반 분할</w:t>
-      </w:r>
-    </w:p>
-    <w:p>
-      <w:pPr>
-        <w:rPr>
-          <w:rFonts w:ascii="맑은 고딕" w:eastAsia="맑은 고딕" w:hAnsi="맑은 고딕" w:cs="맑은 고딕"/>
-          <w:color w:val="000000" w:themeColor="text1"/>
-          <w:sz w:val="24"/>
-          <w:szCs w:val="24"/>
-        </w:rPr>
-      </w:pPr>
-      <w:r>
-        <w:rPr>
-          <w:rFonts w:ascii="맑은 고딕" w:eastAsia="맑은 고딕" w:hAnsi="맑은 고딕" w:cs="맑은 고딕"/>
-          <w:color w:val="000000" w:themeColor="text1"/>
-          <w:sz w:val="24"/>
-          <w:szCs w:val="24"/>
-          <w:lang w:eastAsia="ja-JP"/>
-        </w:rPr>
-        <w:t>동일한 환경에서 수행하여 알고리즘 간 성능 비교의 공정성을 유지하였다.</w:t>
-      </w:r>
-    </w:p>
-    <w:p>
-      <w:pPr>
-        <w:pBdr>
-          <w:top w:val="single" w:sz="12" w:space="0" w:color="auto"/>
-        </w:pBdr>
-        <w:spacing w:after="0"/>
-        <w:rPr>
-          <w:rFonts w:ascii="맑은 고딕" w:eastAsia="맑은 고딕" w:hAnsi="맑은 고딕" w:cs="맑은 고딕"/>
-          <w:color w:val="000000" w:themeColor="text1"/>
-          <w:sz w:val="24"/>
-          <w:szCs w:val="24"/>
-        </w:rPr>
-      </w:pPr>
-    </w:p>
-    <w:p>
-      <w:pPr>
-        <w:keepNext/>
-        <w:keepLines/>
-        <w:spacing w:before="160" w:after="80"/>
-        <w:rPr>
-          <w:rFonts w:ascii="맑은 고딕" w:eastAsia="맑은 고딕" w:hAnsi="맑은 고딕" w:cs="맑은 고딕"/>
-          <w:color w:val="0F4761" w:themeColor="accent1" w:themeShade="BF"/>
-          <w:sz w:val="32"/>
-          <w:szCs w:val="32"/>
-        </w:rPr>
-      </w:pPr>
-      <w:r>
-        <w:rPr>
-          <w:rFonts w:ascii="맑은 고딕" w:eastAsia="맑은 고딕" w:hAnsi="맑은 고딕" w:cs="맑은 고딕"/>
-          <w:color w:val="0F4761" w:themeColor="accent1" w:themeShade="BF"/>
-          <w:sz w:val="32"/>
-          <w:szCs w:val="32"/>
-        </w:rPr>
-        <w:lastRenderedPageBreak/>
-        <w:t>3. 성능 비교 분석 결과</w:t>
-      </w:r>
-    </w:p>
-    <w:p>
-      <w:pPr>
-        <w:keepNext/>
-        <w:keepLines/>
-        <w:spacing w:before="160" w:after="80"/>
-        <w:rPr>
-          <w:rFonts w:ascii="맑은 고딕" w:eastAsia="맑은 고딕" w:hAnsi="맑은 고딕" w:cs="맑은 고딕"/>
-          <w:color w:val="0F4761" w:themeColor="accent1" w:themeShade="BF"/>
-          <w:sz w:val="28"/>
-          <w:szCs w:val="28"/>
-        </w:rPr>
-      </w:pPr>
-      <w:r>
-        <w:rPr>
-          <w:rFonts w:ascii="맑은 고딕" w:eastAsia="맑은 고딕" w:hAnsi="맑은 고딕" w:cs="맑은 고딕"/>
-          <w:color w:val="0F4761" w:themeColor="accent1" w:themeShade="BF"/>
-          <w:sz w:val="28"/>
-          <w:szCs w:val="28"/>
-        </w:rPr>
-        <w:t>3.1 학습 데이터 비율에 따른 압축 효율 비교</w:t>
-      </w:r>
-    </w:p>
-    <w:p>
-      <w:pPr>
         <w:ind w:firstLineChars="100" w:firstLine="240"/>
         <w:rPr>
-          <w:rFonts w:ascii="맑은 고딕" w:eastAsia="맑은 고딕" w:hAnsi="맑은 고딕" w:cs="맑은 고딕"/>
-          <w:color w:val="000000" w:themeColor="text1"/>
-          <w:sz w:val="24"/>
-          <w:szCs w:val="24"/>
-        </w:rPr>
-      </w:pPr>
-      <w:r>
-        <w:rPr>
-          <w:rFonts w:ascii="맑은 고딕" w:eastAsia="맑은 고딕" w:hAnsi="맑은 고딕" w:cs="맑은 고딕"/>
-          <w:color w:val="000000" w:themeColor="text1"/>
-          <w:sz w:val="24"/>
-          <w:szCs w:val="24"/>
-          <w:lang w:eastAsia="ja-JP"/>
-        </w:rPr>
-        <w:t>학습 데이터의 양이 증가함에 따라,</w:t>
-      </w:r>
-      <w:r>
-        <w:rPr>
-          <w:rFonts w:hint="eastAsia"/>
+          <w:rFonts w:ascii="맑은 고딕" w:eastAsia="맑은 고딕" w:hAnsi="맑은 고딕" w:cs="맑은 고딕" w:hint="eastAsia"/>
+          <w:color w:val="000000" w:themeColor="text1"/>
+          <w:sz w:val="24"/>
+          <w:szCs w:val="24"/>
+        </w:rPr>
+      </w:pPr>
+      <w:r>
+        <w:rPr>
+          <w:rFonts w:ascii="맑은 고딕" w:eastAsia="맑은 고딕" w:hAnsi="맑은 고딕" w:cs="맑은 고딕" w:hint="eastAsia"/>
+          <w:color w:val="000000" w:themeColor="text1"/>
+          <w:sz w:val="24"/>
+          <w:szCs w:val="24"/>
         </w:rPr>
         <w:t xml:space="preserve"> </w:t>
       </w:r>
-      <w:r>
-        <w:rPr>
-          <w:rFonts w:ascii="맑은 고딕" w:eastAsia="맑은 고딕" w:hAnsi="맑은 고딕" w:cs="맑은 고딕"/>
-          <w:color w:val="000000" w:themeColor="text1"/>
-          <w:sz w:val="24"/>
-          <w:szCs w:val="24"/>
-          <w:lang w:eastAsia="ja-JP"/>
-        </w:rPr>
-        <w:t>두 알고리즘 모두 문장당 평균 토큰 수(Avg Tokens)가 감소하는 경향을 보였다.</w:t>
-      </w:r>
-    </w:p>
-    <w:p>
-      <w:pPr>
-        <w:ind w:firstLineChars="100" w:firstLine="240"/>
-        <w:rPr>
-          <w:rFonts w:ascii="맑은 고딕" w:eastAsia="맑은 고딕" w:hAnsi="맑은 고딕" w:cs="맑은 고딕"/>
-          <w:color w:val="000000" w:themeColor="text1"/>
-          <w:sz w:val="24"/>
-          <w:szCs w:val="24"/>
-        </w:rPr>
-      </w:pPr>
-      <w:r>
-        <w:rPr>
-          <w:rFonts w:ascii="맑은 고딕" w:eastAsia="맑은 고딕" w:hAnsi="맑은 고딕" w:cs="맑은 고딕"/>
-          <w:color w:val="000000" w:themeColor="text1"/>
-          <w:sz w:val="24"/>
-          <w:szCs w:val="24"/>
-          <w:lang w:eastAsia="ja-JP"/>
-        </w:rPr>
-        <w:t>이는 데이터 규모가 커질수록 토크나이저가</w:t>
-      </w:r>
+      <w:proofErr w:type="spellStart"/>
       <w:r>
         <w:rPr>
           <w:rFonts w:ascii="맑은 고딕" w:eastAsia="맑은 고딕" w:hAnsi="맑은 고딕" w:cs="맑은 고딕" w:hint="eastAsia"/>
@@ -3053,64 +4373,26 @@
           <w:sz w:val="24"/>
           <w:szCs w:val="24"/>
         </w:rPr>
-        <w:t xml:space="preserve"> </w:t>
-      </w:r>
-      <w:r>
-        <w:rPr>
-          <w:rFonts w:ascii="맑은 고딕" w:eastAsia="맑은 고딕" w:hAnsi="맑은 고딕" w:cs="맑은 고딕"/>
-          <w:color w:val="000000" w:themeColor="text1"/>
-          <w:sz w:val="24"/>
-          <w:szCs w:val="24"/>
-          <w:lang w:eastAsia="ja-JP"/>
-        </w:rPr>
-        <w:t xml:space="preserve">빈번하게 등장하는 IT 면접 도메인 용어를 </w:t>
-      </w:r>
-      <w:r>
-        <w:rPr>
-          <w:rFonts w:ascii="맑은 고딕" w:eastAsia="맑은 고딕" w:hAnsi="맑은 고딕" w:cs="맑은 고딕"/>
-          <w:b/>
-          <w:bCs/>
-          <w:color w:val="000000" w:themeColor="text1"/>
-          <w:sz w:val="24"/>
-          <w:szCs w:val="24"/>
-          <w:lang w:eastAsia="ja-JP"/>
-        </w:rPr>
-        <w:t xml:space="preserve">더 큰 의미 단위의 </w:t>
-      </w:r>
-      <w:proofErr w:type="spellStart"/>
+        <w:t>평가셋</w:t>
+      </w:r>
+      <w:proofErr w:type="spellEnd"/>
+      <w:r>
+        <w:rPr>
+          <w:rFonts w:ascii="맑은 고딕" w:eastAsia="맑은 고딕" w:hAnsi="맑은 고딕" w:cs="맑은 고딕"/>
+          <w:color w:val="000000" w:themeColor="text1"/>
+          <w:sz w:val="24"/>
+          <w:szCs w:val="24"/>
+        </w:rPr>
+        <w:t>(Evaluation Set)을 활용하여 한국어 형태소 분석기 3종의 성능을 측정한 결과</w:t>
+      </w:r>
       <w:r>
         <w:rPr>
           <w:rFonts w:ascii="맑은 고딕" w:eastAsia="맑은 고딕" w:hAnsi="맑은 고딕" w:cs="맑은 고딕" w:hint="eastAsia"/>
-          <w:b/>
-          <w:bCs/>
-          <w:color w:val="000000" w:themeColor="text1"/>
-          <w:sz w:val="24"/>
-          <w:szCs w:val="24"/>
-        </w:rPr>
-        <w:t>subword</w:t>
-      </w:r>
-      <w:proofErr w:type="spellEnd"/>
-      <w:r>
-        <w:rPr>
-          <w:rFonts w:ascii="맑은 고딕" w:eastAsia="맑은 고딕" w:hAnsi="맑은 고딕" w:cs="맑은 고딕"/>
-          <w:b/>
-          <w:bCs/>
-          <w:color w:val="000000" w:themeColor="text1"/>
-          <w:sz w:val="24"/>
-          <w:szCs w:val="24"/>
-          <w:lang w:eastAsia="ja-JP"/>
-        </w:rPr>
-        <w:t>로 학습</w:t>
-      </w:r>
-      <w:r>
-        <w:rPr>
-          <w:rFonts w:ascii="맑은 고딕" w:eastAsia="맑은 고딕" w:hAnsi="맑은 고딕" w:cs="맑은 고딕"/>
-          <w:color w:val="000000" w:themeColor="text1"/>
-          <w:sz w:val="24"/>
-          <w:szCs w:val="24"/>
-          <w:lang w:eastAsia="ja-JP"/>
-        </w:rPr>
-        <w:t>하기 때문으로 해석된다.</w:t>
+          <w:color w:val="000000" w:themeColor="text1"/>
+          <w:sz w:val="24"/>
+          <w:szCs w:val="24"/>
+        </w:rPr>
+        <w:t>이다.</w:t>
       </w:r>
     </w:p>
     <w:tbl>
@@ -3154,20 +4436,24 @@
           </w:tcPr>
           <w:p>
             <w:pPr>
-              <w:rPr>
-                <w:rFonts w:ascii="맑은 고딕" w:eastAsia="맑은 고딕" w:hAnsi="맑은 고딕" w:cs="맑은 고딕"/>
+              <w:jc w:val="center"/>
+              <w:rPr>
+                <w:rFonts w:ascii="맑은 고딕" w:eastAsia="맑은 고딕" w:hAnsi="맑은 고딕" w:cs="맑은 고딕"/>
+                <w:b w:val="0"/>
+                <w:bCs w:val="0"/>
                 <w:sz w:val="24"/>
                 <w:szCs w:val="24"/>
               </w:rPr>
             </w:pPr>
             <w:r>
               <w:rPr>
-                <w:rFonts w:ascii="맑은 고딕" w:eastAsia="맑은 고딕" w:hAnsi="맑은 고딕" w:cs="맑은 고딕"/>
-                <w:sz w:val="24"/>
-                <w:szCs w:val="24"/>
-                <w:lang w:eastAsia="ja-JP"/>
-              </w:rPr>
-              <w:t>알고리즘</w:t>
+                <w:rStyle w:val="aa"/>
+                <w:rFonts w:ascii="Arial" w:hAnsi="Arial" w:cs="Arial"/>
+                <w:b/>
+                <w:bCs/>
+                <w:bdr w:val="none" w:sz="0" w:space="0" w:color="auto" w:frame="1"/>
+              </w:rPr>
+              <w:t>분석기</w:t>
             </w:r>
           </w:p>
         </w:tc>
@@ -3188,6 +4474,7 @@
           </w:tcPr>
           <w:p>
             <w:pPr>
+              <w:jc w:val="center"/>
               <w:cnfStyle w:val="100000000000" w:firstRow="1" w:lastRow="0" w:firstColumn="0" w:lastColumn="0" w:oddVBand="0" w:evenVBand="0" w:oddHBand="0" w:evenHBand="0" w:firstRowFirstColumn="0" w:firstRowLastColumn="0" w:lastRowFirstColumn="0" w:lastRowLastColumn="0"/>
               <w:rPr>
                 <w:rFonts w:ascii="맑은 고딕" w:eastAsia="맑은 고딕" w:hAnsi="맑은 고딕" w:cs="맑은 고딕"/>
@@ -3199,12 +4486,53 @@
             </w:pPr>
             <w:r>
               <w:rPr>
-                <w:rFonts w:ascii="맑은 고딕" w:eastAsia="맑은 고딕" w:hAnsi="맑은 고딕" w:cs="맑은 고딕"/>
-                <w:sz w:val="24"/>
-                <w:szCs w:val="24"/>
-                <w:lang w:eastAsia="ja-JP"/>
-              </w:rPr>
-              <w:t>데이터 비율</w:t>
+                <w:rStyle w:val="aa"/>
+                <w:rFonts w:ascii="Arial" w:hAnsi="Arial" w:cs="Arial"/>
+                <w:b/>
+                <w:bCs/>
+                <w:bdr w:val="none" w:sz="0" w:space="0" w:color="auto" w:frame="1"/>
+              </w:rPr>
+              <w:t>총</w:t>
+            </w:r>
+            <w:r>
+              <w:rPr>
+                <w:rStyle w:val="aa"/>
+                <w:rFonts w:ascii="Arial" w:hAnsi="Arial" w:cs="Arial"/>
+                <w:b/>
+                <w:bCs/>
+                <w:bdr w:val="none" w:sz="0" w:space="0" w:color="auto" w:frame="1"/>
+              </w:rPr>
+              <w:t xml:space="preserve"> </w:t>
+            </w:r>
+            <w:r>
+              <w:rPr>
+                <w:rStyle w:val="aa"/>
+                <w:rFonts w:ascii="Arial" w:hAnsi="Arial" w:cs="Arial"/>
+                <w:b/>
+                <w:bCs/>
+                <w:bdr w:val="none" w:sz="0" w:space="0" w:color="auto" w:frame="1"/>
+              </w:rPr>
+              <w:t>토큰</w:t>
+            </w:r>
+            <w:r>
+              <w:rPr>
+                <w:rStyle w:val="aa"/>
+                <w:rFonts w:ascii="Arial" w:hAnsi="Arial" w:cs="Arial"/>
+                <w:b/>
+                <w:bCs/>
+                <w:bdr w:val="none" w:sz="0" w:space="0" w:color="auto" w:frame="1"/>
+              </w:rPr>
+              <w:t xml:space="preserve"> </w:t>
+            </w:r>
+            <w:r>
+              <w:rPr>
+                <w:rStyle w:val="aa"/>
+                <w:rFonts w:ascii="Arial" w:hAnsi="Arial" w:cs="Arial"/>
+                <w:b/>
+                <w:bCs/>
+                <w:bdr w:val="none" w:sz="0" w:space="0" w:color="auto" w:frame="1"/>
+              </w:rPr>
+              <w:t>수</w:t>
             </w:r>
           </w:p>
         </w:tc>
@@ -3225,6 +4553,7 @@
           </w:tcPr>
           <w:p>
             <w:pPr>
+              <w:jc w:val="center"/>
               <w:cnfStyle w:val="100000000000" w:firstRow="1" w:lastRow="0" w:firstColumn="0" w:lastColumn="0" w:oddVBand="0" w:evenVBand="0" w:oddHBand="0" w:evenHBand="0" w:firstRowFirstColumn="0" w:firstRowLastColumn="0" w:lastRowFirstColumn="0" w:lastRowLastColumn="0"/>
               <w:rPr>
                 <w:rFonts w:ascii="맑은 고딕" w:eastAsia="맑은 고딕" w:hAnsi="맑은 고딕" w:cs="맑은 고딕"/>
@@ -3236,12 +4565,73 @@
             </w:pPr>
             <w:r>
               <w:rPr>
-                <w:rFonts w:ascii="맑은 고딕" w:eastAsia="맑은 고딕" w:hAnsi="맑은 고딕" w:cs="맑은 고딕"/>
-                <w:sz w:val="24"/>
-                <w:szCs w:val="24"/>
-                <w:lang w:eastAsia="ja-JP"/>
-              </w:rPr>
-              <w:t>학습 시간 (s)</w:t>
+                <w:rStyle w:val="aa"/>
+                <w:rFonts w:ascii="Arial" w:hAnsi="Arial" w:cs="Arial"/>
+                <w:b/>
+                <w:bCs/>
+                <w:bdr w:val="none" w:sz="0" w:space="0" w:color="auto" w:frame="1"/>
+              </w:rPr>
+              <w:t>문장당</w:t>
+            </w:r>
+            <w:r>
+              <w:rPr>
+                <w:rStyle w:val="aa"/>
+                <w:rFonts w:ascii="Arial" w:hAnsi="Arial" w:cs="Arial"/>
+                <w:b/>
+                <w:bCs/>
+                <w:bdr w:val="none" w:sz="0" w:space="0" w:color="auto" w:frame="1"/>
+              </w:rPr>
+              <w:t xml:space="preserve"> </w:t>
+            </w:r>
+            <w:r>
+              <w:rPr>
+                <w:rStyle w:val="aa"/>
+                <w:rFonts w:ascii="Arial" w:hAnsi="Arial" w:cs="Arial"/>
+                <w:b/>
+                <w:bCs/>
+                <w:bdr w:val="none" w:sz="0" w:space="0" w:color="auto" w:frame="1"/>
+              </w:rPr>
+              <w:t>평균</w:t>
+            </w:r>
+            <w:r>
+              <w:rPr>
+                <w:rStyle w:val="aa"/>
+                <w:rFonts w:ascii="Arial" w:hAnsi="Arial" w:cs="Arial"/>
+                <w:b/>
+                <w:bCs/>
+                <w:bdr w:val="none" w:sz="0" w:space="0" w:color="auto" w:frame="1"/>
+              </w:rPr>
+              <w:t xml:space="preserve"> </w:t>
+            </w:r>
+            <w:r>
+              <w:rPr>
+                <w:rStyle w:val="aa"/>
+                <w:rFonts w:ascii="Arial" w:hAnsi="Arial" w:cs="Arial"/>
+                <w:b/>
+                <w:bCs/>
+                <w:bdr w:val="none" w:sz="0" w:space="0" w:color="auto" w:frame="1"/>
+              </w:rPr>
+              <w:t>토큰</w:t>
+            </w:r>
+            <w:r>
+              <w:rPr>
+                <w:rStyle w:val="aa"/>
+                <w:rFonts w:ascii="Arial" w:hAnsi="Arial" w:cs="Arial"/>
+                <w:b/>
+                <w:bCs/>
+                <w:bdr w:val="none" w:sz="0" w:space="0" w:color="auto" w:frame="1"/>
+              </w:rPr>
+              <w:t xml:space="preserve"> </w:t>
+            </w:r>
+            <w:r>
+              <w:rPr>
+                <w:rStyle w:val="aa"/>
+                <w:rFonts w:ascii="Arial" w:hAnsi="Arial" w:cs="Arial"/>
+                <w:b/>
+                <w:bCs/>
+                <w:bdr w:val="none" w:sz="0" w:space="0" w:color="auto" w:frame="1"/>
+              </w:rPr>
+              <w:t>수</w:t>
             </w:r>
           </w:p>
         </w:tc>
@@ -3262,6 +4652,7 @@
           </w:tcPr>
           <w:p>
             <w:pPr>
+              <w:jc w:val="center"/>
               <w:cnfStyle w:val="100000000000" w:firstRow="1" w:lastRow="0" w:firstColumn="0" w:lastColumn="0" w:oddVBand="0" w:evenVBand="0" w:oddHBand="0" w:evenHBand="0" w:firstRowFirstColumn="0" w:firstRowLastColumn="0" w:lastRowFirstColumn="0" w:lastRowLastColumn="0"/>
               <w:rPr>
                 <w:rFonts w:ascii="맑은 고딕" w:eastAsia="맑은 고딕" w:hAnsi="맑은 고딕" w:cs="맑은 고딕"/>
@@ -3273,11 +4664,65 @@
             </w:pPr>
             <w:r>
               <w:rPr>
-                <w:rFonts w:ascii="맑은 고딕" w:eastAsia="맑은 고딕" w:hAnsi="맑은 고딕" w:cs="맑은 고딕"/>
-                <w:sz w:val="24"/>
-                <w:szCs w:val="24"/>
-              </w:rPr>
-              <w:t>Avg Tokens</w:t>
+                <w:rStyle w:val="aa"/>
+                <w:rFonts w:ascii="Arial" w:hAnsi="Arial" w:cs="Arial"/>
+                <w:b/>
+                <w:bCs/>
+                <w:bdr w:val="none" w:sz="0" w:space="0" w:color="auto" w:frame="1"/>
+              </w:rPr>
+              <w:t>처리</w:t>
+            </w:r>
+            <w:r>
+              <w:rPr>
+                <w:rStyle w:val="aa"/>
+                <w:rFonts w:ascii="Arial" w:hAnsi="Arial" w:cs="Arial"/>
+                <w:b/>
+                <w:bCs/>
+                <w:bdr w:val="none" w:sz="0" w:space="0" w:color="auto" w:frame="1"/>
+              </w:rPr>
+              <w:t xml:space="preserve"> </w:t>
+            </w:r>
+            <w:r>
+              <w:rPr>
+                <w:rStyle w:val="aa"/>
+                <w:rFonts w:ascii="Arial" w:hAnsi="Arial" w:cs="Arial"/>
+                <w:b/>
+                <w:bCs/>
+                <w:bdr w:val="none" w:sz="0" w:space="0" w:color="auto" w:frame="1"/>
+              </w:rPr>
+              <w:t>속도</w:t>
+            </w:r>
+            <w:r>
+              <w:rPr>
+                <w:rStyle w:val="aa"/>
+                <w:rFonts w:ascii="Arial" w:hAnsi="Arial" w:cs="Arial"/>
+                <w:b/>
+                <w:bCs/>
+                <w:bdr w:val="none" w:sz="0" w:space="0" w:color="auto" w:frame="1"/>
+              </w:rPr>
+              <w:t xml:space="preserve"> (</w:t>
+            </w:r>
+            <w:proofErr w:type="spellStart"/>
+            <w:r>
+              <w:rPr>
+                <w:rStyle w:val="aa"/>
+                <w:rFonts w:ascii="Arial" w:hAnsi="Arial" w:cs="Arial"/>
+                <w:b/>
+                <w:bCs/>
+                <w:bdr w:val="none" w:sz="0" w:space="0" w:color="auto" w:frame="1"/>
+              </w:rPr>
+              <w:t>ms</w:t>
+            </w:r>
+            <w:proofErr w:type="spellEnd"/>
+            <w:r>
+              <w:rPr>
+                <w:rStyle w:val="aa"/>
+                <w:rFonts w:ascii="Arial" w:hAnsi="Arial" w:cs="Arial"/>
+                <w:b/>
+                <w:bCs/>
+                <w:bdr w:val="none" w:sz="0" w:space="0" w:color="auto" w:frame="1"/>
+              </w:rPr>
+              <w:t>)</w:t>
             </w:r>
           </w:p>
         </w:tc>
@@ -3310,14 +4755,18 @@
                 <w:szCs w:val="24"/>
               </w:rPr>
             </w:pPr>
-            <w:r>
-              <w:rPr>
-                <w:rFonts w:ascii="맑은 고딕" w:eastAsia="맑은 고딕" w:hAnsi="맑은 고딕" w:cs="맑은 고딕"/>
-                <w:sz w:val="24"/>
-                <w:szCs w:val="24"/>
-              </w:rPr>
-              <w:t>BPE</w:t>
-            </w:r>
+            <w:proofErr w:type="spellStart"/>
+            <w:r>
+              <w:rPr>
+                <w:rFonts w:ascii="Arial" w:hAnsi="Arial" w:cs="Arial"/>
+                <w:b w:val="0"/>
+                <w:bCs w:val="0"/>
+                <w:color w:val="1F1F1F"/>
+                <w:bdr w:val="none" w:sz="0" w:space="0" w:color="auto" w:frame="1"/>
+              </w:rPr>
+              <w:t>Mecab</w:t>
+            </w:r>
+            <w:proofErr w:type="spellEnd"/>
           </w:p>
         </w:tc>
         <w:tc>
@@ -3346,11 +4795,11 @@
             </w:pPr>
             <w:r>
               <w:rPr>
-                <w:rFonts w:ascii="맑은 고딕" w:eastAsia="맑은 고딕" w:hAnsi="맑은 고딕" w:cs="맑은 고딕"/>
-                <w:sz w:val="24"/>
-                <w:szCs w:val="24"/>
-              </w:rPr>
-              <w:t>10%</w:t>
+                <w:rFonts w:ascii="Arial" w:hAnsi="Arial" w:cs="Arial"/>
+                <w:color w:val="1F1F1F"/>
+                <w:bdr w:val="none" w:sz="0" w:space="0" w:color="auto" w:frame="1"/>
+              </w:rPr>
+              <w:t>553</w:t>
             </w:r>
           </w:p>
         </w:tc>
@@ -3380,11 +4829,11 @@
             </w:pPr>
             <w:r>
               <w:rPr>
-                <w:rFonts w:ascii="맑은 고딕" w:eastAsia="맑은 고딕" w:hAnsi="맑은 고딕" w:cs="맑은 고딕"/>
-                <w:sz w:val="24"/>
-                <w:szCs w:val="24"/>
-              </w:rPr>
-              <w:t>0.0819</w:t>
+                <w:rFonts w:ascii="Arial" w:hAnsi="Arial" w:cs="Arial"/>
+                <w:color w:val="1F1F1F"/>
+                <w:bdr w:val="none" w:sz="0" w:space="0" w:color="auto" w:frame="1"/>
+              </w:rPr>
+              <w:t>138.25</w:t>
             </w:r>
           </w:p>
         </w:tc>
@@ -3414,11 +4863,13 @@
             </w:pPr>
             <w:r>
               <w:rPr>
-                <w:rFonts w:ascii="맑은 고딕" w:eastAsia="맑은 고딕" w:hAnsi="맑은 고딕" w:cs="맑은 고딕"/>
-                <w:sz w:val="24"/>
-                <w:szCs w:val="24"/>
-              </w:rPr>
-              <w:t>48.8</w:t>
+                <w:rFonts w:ascii="Arial" w:hAnsi="Arial" w:cs="Arial"/>
+                <w:b/>
+                <w:bCs/>
+                <w:color w:val="1F1F1F"/>
+                <w:bdr w:val="none" w:sz="0" w:space="0" w:color="auto" w:frame="1"/>
+              </w:rPr>
+              <w:t>110.62</w:t>
             </w:r>
           </w:p>
         </w:tc>
@@ -3451,14 +4902,19 @@
                 <w:szCs w:val="24"/>
               </w:rPr>
             </w:pPr>
-            <w:r>
-              <w:rPr>
-                <w:rFonts w:ascii="맑은 고딕" w:eastAsia="맑은 고딕" w:hAnsi="맑은 고딕" w:cs="맑은 고딕"/>
-                <w:sz w:val="24"/>
-                <w:szCs w:val="24"/>
-              </w:rPr>
-              <w:t>BPE</w:t>
-            </w:r>
+            <w:proofErr w:type="spellStart"/>
+            <w:r>
+              <w:rPr>
+                <w:rFonts w:ascii="Arial" w:hAnsi="Arial" w:cs="Arial"/>
+                <w:b w:val="0"/>
+                <w:bCs w:val="0"/>
+                <w:color w:val="1F1F1F"/>
+                <w:bdr w:val="none" w:sz="0" w:space="0" w:color="auto" w:frame="1"/>
+              </w:rPr>
+              <w:lastRenderedPageBreak/>
+              <w:t>Okt</w:t>
+            </w:r>
+            <w:proofErr w:type="spellEnd"/>
           </w:p>
         </w:tc>
         <w:tc>
@@ -3487,11 +4943,11 @@
             </w:pPr>
             <w:r>
               <w:rPr>
-                <w:rFonts w:ascii="맑은 고딕" w:eastAsia="맑은 고딕" w:hAnsi="맑은 고딕" w:cs="맑은 고딕"/>
-                <w:sz w:val="24"/>
-                <w:szCs w:val="24"/>
-              </w:rPr>
-              <w:t>50%</w:t>
+                <w:rFonts w:ascii="Arial" w:hAnsi="Arial" w:cs="Arial"/>
+                <w:color w:val="1F1F1F"/>
+                <w:bdr w:val="none" w:sz="0" w:space="0" w:color="auto" w:frame="1"/>
+              </w:rPr>
+              <w:t>458</w:t>
             </w:r>
           </w:p>
         </w:tc>
@@ -3521,11 +4977,11 @@
             </w:pPr>
             <w:r>
               <w:rPr>
-                <w:rFonts w:ascii="맑은 고딕" w:eastAsia="맑은 고딕" w:hAnsi="맑은 고딕" w:cs="맑은 고딕"/>
-                <w:sz w:val="24"/>
-                <w:szCs w:val="24"/>
-              </w:rPr>
-              <w:t>0.1630</w:t>
+                <w:rFonts w:ascii="Arial" w:hAnsi="Arial" w:cs="Arial"/>
+                <w:color w:val="1F1F1F"/>
+                <w:bdr w:val="none" w:sz="0" w:space="0" w:color="auto" w:frame="1"/>
+              </w:rPr>
+              <w:t>114.50</w:t>
             </w:r>
           </w:p>
         </w:tc>
@@ -3555,11 +5011,11 @@
             </w:pPr>
             <w:r>
               <w:rPr>
-                <w:rFonts w:ascii="맑은 고딕" w:eastAsia="맑은 고딕" w:hAnsi="맑은 고딕" w:cs="맑은 고딕"/>
-                <w:sz w:val="24"/>
-                <w:szCs w:val="24"/>
-              </w:rPr>
-              <w:t>47.8</w:t>
+                <w:rFonts w:ascii="Arial" w:hAnsi="Arial" w:cs="Arial"/>
+                <w:color w:val="1F1F1F"/>
+                <w:bdr w:val="none" w:sz="0" w:space="0" w:color="auto" w:frame="1"/>
+              </w:rPr>
+              <w:t>1,054.79</w:t>
             </w:r>
           </w:p>
         </w:tc>
@@ -3592,14 +5048,18 @@
                 <w:szCs w:val="24"/>
               </w:rPr>
             </w:pPr>
-            <w:r>
-              <w:rPr>
-                <w:rFonts w:ascii="맑은 고딕" w:eastAsia="맑은 고딕" w:hAnsi="맑은 고딕" w:cs="맑은 고딕"/>
-                <w:sz w:val="24"/>
-                <w:szCs w:val="24"/>
-              </w:rPr>
-              <w:t>BPE</w:t>
-            </w:r>
+            <w:proofErr w:type="spellStart"/>
+            <w:r>
+              <w:rPr>
+                <w:rFonts w:ascii="Arial" w:hAnsi="Arial" w:cs="Arial"/>
+                <w:b w:val="0"/>
+                <w:bCs w:val="0"/>
+                <w:color w:val="1F1F1F"/>
+                <w:bdr w:val="none" w:sz="0" w:space="0" w:color="auto" w:frame="1"/>
+              </w:rPr>
+              <w:t>Kkma</w:t>
+            </w:r>
+            <w:proofErr w:type="spellEnd"/>
           </w:p>
         </w:tc>
         <w:tc>
@@ -3628,11 +5088,13 @@
             </w:pPr>
             <w:r>
               <w:rPr>
-                <w:rFonts w:ascii="맑은 고딕" w:eastAsia="맑은 고딕" w:hAnsi="맑은 고딕" w:cs="맑은 고딕"/>
-                <w:sz w:val="24"/>
-                <w:szCs w:val="24"/>
-              </w:rPr>
-              <w:t>100%</w:t>
+                <w:rFonts w:ascii="Arial" w:hAnsi="Arial" w:cs="Arial"/>
+                <w:b/>
+                <w:bCs/>
+                <w:color w:val="1F1F1F"/>
+                <w:bdr w:val="none" w:sz="0" w:space="0" w:color="auto" w:frame="1"/>
+              </w:rPr>
+              <w:t>591</w:t>
             </w:r>
           </w:p>
         </w:tc>
@@ -3663,14 +5125,13 @@
             </w:pPr>
             <w:r>
               <w:rPr>
-                <w:rFonts w:ascii="맑은 고딕" w:eastAsia="맑은 고딕" w:hAnsi="맑은 고딕" w:cs="맑은 고딕"/>
+                <w:rFonts w:ascii="Arial" w:hAnsi="Arial" w:cs="Arial"/>
                 <w:b/>
                 <w:bCs/>
-                <w:color w:val="EE0000"/>
-                <w:sz w:val="24"/>
-                <w:szCs w:val="24"/>
-              </w:rPr>
-              <w:t>0.2025</w:t>
+                <w:color w:val="1F1F1F"/>
+                <w:bdr w:val="none" w:sz="0" w:space="0" w:color="auto" w:frame="1"/>
+              </w:rPr>
+              <w:t>147.75</w:t>
             </w:r>
           </w:p>
         </w:tc>
@@ -3701,445 +5162,13 @@
             </w:pPr>
             <w:r>
               <w:rPr>
-                <w:rFonts w:ascii="맑은 고딕" w:eastAsia="맑은 고딕" w:hAnsi="맑은 고딕" w:cs="맑은 고딕"/>
+                <w:rFonts w:ascii="Arial" w:hAnsi="Arial" w:cs="Arial"/>
                 <w:b/>
                 <w:bCs/>
-                <w:color w:val="EE0000"/>
-                <w:sz w:val="24"/>
-                <w:szCs w:val="24"/>
-              </w:rPr>
-              <w:t>47.8</w:t>
-            </w:r>
-          </w:p>
-        </w:tc>
-      </w:tr>
-      <w:tr>
-        <w:trPr>
-          <w:trHeight w:val="300"/>
-        </w:trPr>
-        <w:tc>
-          <w:tcPr>
-            <w:cnfStyle w:val="001000000000" w:firstRow="0" w:lastRow="0" w:firstColumn="1" w:lastColumn="0" w:oddVBand="0" w:evenVBand="0" w:oddHBand="0" w:evenHBand="0" w:firstRowFirstColumn="0" w:firstRowLastColumn="0" w:lastRowFirstColumn="0" w:lastRowLastColumn="0"/>
-            <w:tcW w:w="2250" w:type="dxa"/>
-            <w:tcBorders>
-              <w:top w:val="single" w:sz="6" w:space="0" w:color="auto"/>
-              <w:left w:val="single" w:sz="6" w:space="0" w:color="auto"/>
-              <w:bottom w:val="single" w:sz="6" w:space="0" w:color="auto"/>
-              <w:right w:val="single" w:sz="6" w:space="0" w:color="auto"/>
-            </w:tcBorders>
-            <w:tcMar>
-              <w:left w:w="105" w:type="dxa"/>
-              <w:right w:w="105" w:type="dxa"/>
-            </w:tcMar>
-            <w:vAlign w:val="center"/>
-          </w:tcPr>
-          <w:p>
-            <w:pPr>
-              <w:rPr>
-                <w:rFonts w:ascii="맑은 고딕" w:eastAsia="맑은 고딕" w:hAnsi="맑은 고딕" w:cs="맑은 고딕"/>
-                <w:sz w:val="24"/>
-                <w:szCs w:val="24"/>
-              </w:rPr>
-            </w:pPr>
-            <w:r>
-              <w:rPr>
-                <w:rFonts w:ascii="맑은 고딕" w:eastAsia="맑은 고딕" w:hAnsi="맑은 고딕" w:cs="맑은 고딕"/>
-                <w:sz w:val="24"/>
-                <w:szCs w:val="24"/>
-              </w:rPr>
-              <w:t>WordPiece</w:t>
-            </w:r>
-          </w:p>
-        </w:tc>
-        <w:tc>
-          <w:tcPr>
-            <w:tcW w:w="2250" w:type="dxa"/>
-            <w:tcBorders>
-              <w:top w:val="single" w:sz="6" w:space="0" w:color="auto"/>
-              <w:left w:val="single" w:sz="6" w:space="0" w:color="auto"/>
-              <w:bottom w:val="single" w:sz="6" w:space="0" w:color="auto"/>
-              <w:right w:val="single" w:sz="6" w:space="0" w:color="auto"/>
-            </w:tcBorders>
-            <w:tcMar>
-              <w:left w:w="105" w:type="dxa"/>
-              <w:right w:w="105" w:type="dxa"/>
-            </w:tcMar>
-            <w:vAlign w:val="center"/>
-          </w:tcPr>
-          <w:p>
-            <w:pPr>
-              <w:cnfStyle w:val="000000000000" w:firstRow="0" w:lastRow="0" w:firstColumn="0" w:lastColumn="0" w:oddVBand="0" w:evenVBand="0" w:oddHBand="0" w:evenHBand="0" w:firstRowFirstColumn="0" w:firstRowLastColumn="0" w:lastRowFirstColumn="0" w:lastRowLastColumn="0"/>
-              <w:rPr>
-                <w:rFonts w:ascii="맑은 고딕" w:eastAsia="맑은 고딕" w:hAnsi="맑은 고딕" w:cs="맑은 고딕"/>
-                <w:sz w:val="24"/>
-                <w:szCs w:val="24"/>
-              </w:rPr>
-            </w:pPr>
-            <w:r>
-              <w:rPr>
-                <w:rFonts w:ascii="맑은 고딕" w:eastAsia="맑은 고딕" w:hAnsi="맑은 고딕" w:cs="맑은 고딕"/>
-                <w:sz w:val="24"/>
-                <w:szCs w:val="24"/>
-              </w:rPr>
-              <w:t>10%</w:t>
-            </w:r>
-          </w:p>
-        </w:tc>
-        <w:tc>
-          <w:tcPr>
-            <w:tcW w:w="2250" w:type="dxa"/>
-            <w:tcBorders>
-              <w:top w:val="single" w:sz="6" w:space="0" w:color="auto"/>
-              <w:left w:val="single" w:sz="6" w:space="0" w:color="auto"/>
-              <w:bottom w:val="single" w:sz="6" w:space="0" w:color="auto"/>
-              <w:right w:val="single" w:sz="6" w:space="0" w:color="auto"/>
-            </w:tcBorders>
-            <w:tcMar>
-              <w:left w:w="105" w:type="dxa"/>
-              <w:right w:w="105" w:type="dxa"/>
-            </w:tcMar>
-            <w:vAlign w:val="center"/>
-          </w:tcPr>
-          <w:p>
-            <w:pPr>
-              <w:cnfStyle w:val="000000000000" w:firstRow="0" w:lastRow="0" w:firstColumn="0" w:lastColumn="0" w:oddVBand="0" w:evenVBand="0" w:oddHBand="0" w:evenHBand="0" w:firstRowFirstColumn="0" w:firstRowLastColumn="0" w:lastRowFirstColumn="0" w:lastRowLastColumn="0"/>
-              <w:rPr>
-                <w:rFonts w:ascii="맑은 고딕" w:eastAsia="맑은 고딕" w:hAnsi="맑은 고딕" w:cs="맑은 고딕"/>
-                <w:sz w:val="24"/>
-                <w:szCs w:val="24"/>
-              </w:rPr>
-            </w:pPr>
-            <w:r>
-              <w:rPr>
-                <w:rFonts w:ascii="맑은 고딕" w:eastAsia="맑은 고딕" w:hAnsi="맑은 고딕" w:cs="맑은 고딕"/>
-                <w:sz w:val="24"/>
-                <w:szCs w:val="24"/>
-              </w:rPr>
-              <w:t>0.0705</w:t>
-            </w:r>
-          </w:p>
-        </w:tc>
-        <w:tc>
-          <w:tcPr>
-            <w:tcW w:w="2250" w:type="dxa"/>
-            <w:tcBorders>
-              <w:top w:val="single" w:sz="6" w:space="0" w:color="auto"/>
-              <w:left w:val="single" w:sz="6" w:space="0" w:color="auto"/>
-              <w:bottom w:val="single" w:sz="6" w:space="0" w:color="auto"/>
-              <w:right w:val="single" w:sz="6" w:space="0" w:color="auto"/>
-            </w:tcBorders>
-            <w:tcMar>
-              <w:left w:w="105" w:type="dxa"/>
-              <w:right w:w="105" w:type="dxa"/>
-            </w:tcMar>
-            <w:vAlign w:val="center"/>
-          </w:tcPr>
-          <w:p>
-            <w:pPr>
-              <w:cnfStyle w:val="000000000000" w:firstRow="0" w:lastRow="0" w:firstColumn="0" w:lastColumn="0" w:oddVBand="0" w:evenVBand="0" w:oddHBand="0" w:evenHBand="0" w:firstRowFirstColumn="0" w:firstRowLastColumn="0" w:lastRowFirstColumn="0" w:lastRowLastColumn="0"/>
-              <w:rPr>
-                <w:rFonts w:ascii="맑은 고딕" w:eastAsia="맑은 고딕" w:hAnsi="맑은 고딕" w:cs="맑은 고딕"/>
-                <w:sz w:val="24"/>
-                <w:szCs w:val="24"/>
-              </w:rPr>
-            </w:pPr>
-            <w:r>
-              <w:rPr>
-                <w:rFonts w:ascii="맑은 고딕" w:eastAsia="맑은 고딕" w:hAnsi="맑은 고딕" w:cs="맑은 고딕"/>
-                <w:sz w:val="24"/>
-                <w:szCs w:val="24"/>
-              </w:rPr>
-              <w:t>49.4</w:t>
-            </w:r>
-          </w:p>
-        </w:tc>
-      </w:tr>
-      <w:tr>
-        <w:trPr>
-          <w:trHeight w:val="300"/>
-        </w:trPr>
-        <w:tc>
-          <w:tcPr>
-            <w:cnfStyle w:val="001000000000" w:firstRow="0" w:lastRow="0" w:firstColumn="1" w:lastColumn="0" w:oddVBand="0" w:evenVBand="0" w:oddHBand="0" w:evenHBand="0" w:firstRowFirstColumn="0" w:firstRowLastColumn="0" w:lastRowFirstColumn="0" w:lastRowLastColumn="0"/>
-            <w:tcW w:w="2250" w:type="dxa"/>
-            <w:tcBorders>
-              <w:top w:val="single" w:sz="6" w:space="0" w:color="auto"/>
-              <w:left w:val="single" w:sz="6" w:space="0" w:color="auto"/>
-              <w:bottom w:val="single" w:sz="6" w:space="0" w:color="auto"/>
-              <w:right w:val="single" w:sz="6" w:space="0" w:color="auto"/>
-            </w:tcBorders>
-            <w:tcMar>
-              <w:left w:w="105" w:type="dxa"/>
-              <w:right w:w="105" w:type="dxa"/>
-            </w:tcMar>
-            <w:vAlign w:val="center"/>
-          </w:tcPr>
-          <w:p>
-            <w:pPr>
-              <w:rPr>
-                <w:rFonts w:ascii="맑은 고딕" w:eastAsia="맑은 고딕" w:hAnsi="맑은 고딕" w:cs="맑은 고딕"/>
-                <w:sz w:val="24"/>
-                <w:szCs w:val="24"/>
-              </w:rPr>
-            </w:pPr>
-            <w:r>
-              <w:rPr>
-                <w:rFonts w:ascii="맑은 고딕" w:eastAsia="맑은 고딕" w:hAnsi="맑은 고딕" w:cs="맑은 고딕"/>
-                <w:sz w:val="24"/>
-                <w:szCs w:val="24"/>
-              </w:rPr>
-              <w:t>WordPiece</w:t>
-            </w:r>
-          </w:p>
-        </w:tc>
-        <w:tc>
-          <w:tcPr>
-            <w:tcW w:w="2250" w:type="dxa"/>
-            <w:tcBorders>
-              <w:top w:val="single" w:sz="6" w:space="0" w:color="auto"/>
-              <w:left w:val="single" w:sz="6" w:space="0" w:color="auto"/>
-              <w:bottom w:val="single" w:sz="6" w:space="0" w:color="auto"/>
-              <w:right w:val="single" w:sz="6" w:space="0" w:color="auto"/>
-            </w:tcBorders>
-            <w:tcMar>
-              <w:left w:w="105" w:type="dxa"/>
-              <w:right w:w="105" w:type="dxa"/>
-            </w:tcMar>
-            <w:vAlign w:val="center"/>
-          </w:tcPr>
-          <w:p>
-            <w:pPr>
-              <w:cnfStyle w:val="000000000000" w:firstRow="0" w:lastRow="0" w:firstColumn="0" w:lastColumn="0" w:oddVBand="0" w:evenVBand="0" w:oddHBand="0" w:evenHBand="0" w:firstRowFirstColumn="0" w:firstRowLastColumn="0" w:lastRowFirstColumn="0" w:lastRowLastColumn="0"/>
-              <w:rPr>
-                <w:rFonts w:ascii="맑은 고딕" w:eastAsia="맑은 고딕" w:hAnsi="맑은 고딕" w:cs="맑은 고딕"/>
-                <w:sz w:val="24"/>
-                <w:szCs w:val="24"/>
-              </w:rPr>
-            </w:pPr>
-            <w:r>
-              <w:rPr>
-                <w:rFonts w:ascii="맑은 고딕" w:eastAsia="맑은 고딕" w:hAnsi="맑은 고딕" w:cs="맑은 고딕"/>
-                <w:sz w:val="24"/>
-                <w:szCs w:val="24"/>
-              </w:rPr>
-              <w:t>50%</w:t>
-            </w:r>
-          </w:p>
-        </w:tc>
-        <w:tc>
-          <w:tcPr>
-            <w:tcW w:w="2250" w:type="dxa"/>
-            <w:tcBorders>
-              <w:top w:val="single" w:sz="6" w:space="0" w:color="auto"/>
-              <w:left w:val="single" w:sz="6" w:space="0" w:color="auto"/>
-              <w:bottom w:val="single" w:sz="6" w:space="0" w:color="auto"/>
-              <w:right w:val="single" w:sz="6" w:space="0" w:color="auto"/>
-            </w:tcBorders>
-            <w:tcMar>
-              <w:left w:w="105" w:type="dxa"/>
-              <w:right w:w="105" w:type="dxa"/>
-            </w:tcMar>
-            <w:vAlign w:val="center"/>
-          </w:tcPr>
-          <w:p>
-            <w:pPr>
-              <w:cnfStyle w:val="000000000000" w:firstRow="0" w:lastRow="0" w:firstColumn="0" w:lastColumn="0" w:oddVBand="0" w:evenVBand="0" w:oddHBand="0" w:evenHBand="0" w:firstRowFirstColumn="0" w:firstRowLastColumn="0" w:lastRowFirstColumn="0" w:lastRowLastColumn="0"/>
-              <w:rPr>
-                <w:rFonts w:ascii="맑은 고딕" w:eastAsia="맑은 고딕" w:hAnsi="맑은 고딕" w:cs="맑은 고딕"/>
-                <w:sz w:val="24"/>
-                <w:szCs w:val="24"/>
-              </w:rPr>
-            </w:pPr>
-            <w:r>
-              <w:rPr>
-                <w:rFonts w:ascii="맑은 고딕" w:eastAsia="맑은 고딕" w:hAnsi="맑은 고딕" w:cs="맑은 고딕"/>
-                <w:sz w:val="24"/>
-                <w:szCs w:val="24"/>
-              </w:rPr>
-              <w:t>0.1361</w:t>
-            </w:r>
-          </w:p>
-        </w:tc>
-        <w:tc>
-          <w:tcPr>
-            <w:tcW w:w="2250" w:type="dxa"/>
-            <w:tcBorders>
-              <w:top w:val="single" w:sz="6" w:space="0" w:color="auto"/>
-              <w:left w:val="single" w:sz="6" w:space="0" w:color="auto"/>
-              <w:bottom w:val="single" w:sz="6" w:space="0" w:color="auto"/>
-              <w:right w:val="single" w:sz="6" w:space="0" w:color="auto"/>
-            </w:tcBorders>
-            <w:tcMar>
-              <w:left w:w="105" w:type="dxa"/>
-              <w:right w:w="105" w:type="dxa"/>
-            </w:tcMar>
-            <w:vAlign w:val="center"/>
-          </w:tcPr>
-          <w:p>
-            <w:pPr>
-              <w:cnfStyle w:val="000000000000" w:firstRow="0" w:lastRow="0" w:firstColumn="0" w:lastColumn="0" w:oddVBand="0" w:evenVBand="0" w:oddHBand="0" w:evenHBand="0" w:firstRowFirstColumn="0" w:firstRowLastColumn="0" w:lastRowFirstColumn="0" w:lastRowLastColumn="0"/>
-              <w:rPr>
-                <w:rFonts w:ascii="맑은 고딕" w:eastAsia="맑은 고딕" w:hAnsi="맑은 고딕" w:cs="맑은 고딕"/>
-                <w:sz w:val="24"/>
-                <w:szCs w:val="24"/>
-              </w:rPr>
-            </w:pPr>
-            <w:r>
-              <w:rPr>
-                <w:rFonts w:ascii="맑은 고딕" w:eastAsia="맑은 고딕" w:hAnsi="맑은 고딕" w:cs="맑은 고딕"/>
-                <w:sz w:val="24"/>
-                <w:szCs w:val="24"/>
-              </w:rPr>
-              <w:t>49.0</w:t>
-            </w:r>
-          </w:p>
-        </w:tc>
-      </w:tr>
-      <w:tr>
-        <w:trPr>
-          <w:trHeight w:val="300"/>
-        </w:trPr>
-        <w:tc>
-          <w:tcPr>
-            <w:cnfStyle w:val="001000000000" w:firstRow="0" w:lastRow="0" w:firstColumn="1" w:lastColumn="0" w:oddVBand="0" w:evenVBand="0" w:oddHBand="0" w:evenHBand="0" w:firstRowFirstColumn="0" w:firstRowLastColumn="0" w:lastRowFirstColumn="0" w:lastRowLastColumn="0"/>
-            <w:tcW w:w="2250" w:type="dxa"/>
-            <w:tcBorders>
-              <w:top w:val="single" w:sz="6" w:space="0" w:color="auto"/>
-              <w:left w:val="single" w:sz="6" w:space="0" w:color="auto"/>
-              <w:bottom w:val="single" w:sz="6" w:space="0" w:color="auto"/>
-              <w:right w:val="single" w:sz="6" w:space="0" w:color="auto"/>
-            </w:tcBorders>
-            <w:tcMar>
-              <w:left w:w="105" w:type="dxa"/>
-              <w:right w:w="105" w:type="dxa"/>
-            </w:tcMar>
-            <w:vAlign w:val="center"/>
-          </w:tcPr>
-          <w:p>
-            <w:pPr>
-              <w:rPr>
-                <w:rFonts w:ascii="맑은 고딕" w:eastAsia="맑은 고딕" w:hAnsi="맑은 고딕" w:cs="맑은 고딕"/>
-                <w:sz w:val="24"/>
-                <w:szCs w:val="24"/>
-              </w:rPr>
-            </w:pPr>
-            <w:r>
-              <w:rPr>
-                <w:rFonts w:ascii="맑은 고딕" w:eastAsia="맑은 고딕" w:hAnsi="맑은 고딕" w:cs="맑은 고딕"/>
-                <w:sz w:val="24"/>
-                <w:szCs w:val="24"/>
-              </w:rPr>
-              <w:t>WordPiece</w:t>
-            </w:r>
-          </w:p>
-        </w:tc>
-        <w:tc>
-          <w:tcPr>
-            <w:tcW w:w="2250" w:type="dxa"/>
-            <w:tcBorders>
-              <w:top w:val="single" w:sz="6" w:space="0" w:color="auto"/>
-              <w:left w:val="single" w:sz="6" w:space="0" w:color="auto"/>
-              <w:bottom w:val="single" w:sz="6" w:space="0" w:color="auto"/>
-              <w:right w:val="single" w:sz="6" w:space="0" w:color="auto"/>
-            </w:tcBorders>
-            <w:tcMar>
-              <w:left w:w="105" w:type="dxa"/>
-              <w:right w:w="105" w:type="dxa"/>
-            </w:tcMar>
-            <w:vAlign w:val="center"/>
-          </w:tcPr>
-          <w:p>
-            <w:pPr>
-              <w:cnfStyle w:val="000000000000" w:firstRow="0" w:lastRow="0" w:firstColumn="0" w:lastColumn="0" w:oddVBand="0" w:evenVBand="0" w:oddHBand="0" w:evenHBand="0" w:firstRowFirstColumn="0" w:firstRowLastColumn="0" w:lastRowFirstColumn="0" w:lastRowLastColumn="0"/>
-              <w:rPr>
-                <w:rFonts w:ascii="맑은 고딕" w:eastAsia="맑은 고딕" w:hAnsi="맑은 고딕" w:cs="맑은 고딕"/>
-                <w:sz w:val="24"/>
-                <w:szCs w:val="24"/>
-              </w:rPr>
-            </w:pPr>
-            <w:r>
-              <w:rPr>
-                <w:rFonts w:ascii="맑은 고딕" w:eastAsia="맑은 고딕" w:hAnsi="맑은 고딕" w:cs="맑은 고딕"/>
-                <w:sz w:val="24"/>
-                <w:szCs w:val="24"/>
-              </w:rPr>
-              <w:t>100%</w:t>
-            </w:r>
-          </w:p>
-        </w:tc>
-        <w:tc>
-          <w:tcPr>
-            <w:tcW w:w="2250" w:type="dxa"/>
-            <w:tcBorders>
-              <w:top w:val="single" w:sz="6" w:space="0" w:color="auto"/>
-              <w:left w:val="single" w:sz="6" w:space="0" w:color="auto"/>
-              <w:bottom w:val="single" w:sz="6" w:space="0" w:color="auto"/>
-              <w:right w:val="single" w:sz="6" w:space="0" w:color="auto"/>
-            </w:tcBorders>
-            <w:tcMar>
-              <w:left w:w="105" w:type="dxa"/>
-              <w:right w:w="105" w:type="dxa"/>
-            </w:tcMar>
-            <w:vAlign w:val="center"/>
-          </w:tcPr>
-          <w:p>
-            <w:pPr>
-              <w:cnfStyle w:val="000000000000" w:firstRow="0" w:lastRow="0" w:firstColumn="0" w:lastColumn="0" w:oddVBand="0" w:evenVBand="0" w:oddHBand="0" w:evenHBand="0" w:firstRowFirstColumn="0" w:firstRowLastColumn="0" w:lastRowFirstColumn="0" w:lastRowLastColumn="0"/>
-              <w:rPr>
-                <w:rFonts w:ascii="맑은 고딕" w:eastAsia="맑은 고딕" w:hAnsi="맑은 고딕" w:cs="맑은 고딕"/>
-                <w:color w:val="EE0000"/>
-                <w:sz w:val="24"/>
-                <w:szCs w:val="24"/>
-              </w:rPr>
-            </w:pPr>
-            <w:r>
-              <w:rPr>
-                <w:rFonts w:ascii="맑은 고딕" w:eastAsia="맑은 고딕" w:hAnsi="맑은 고딕" w:cs="맑은 고딕"/>
-                <w:b/>
-                <w:bCs/>
-                <w:color w:val="EE0000"/>
-                <w:sz w:val="24"/>
-                <w:szCs w:val="24"/>
-              </w:rPr>
-              <w:t>0.2003</w:t>
-            </w:r>
-          </w:p>
-        </w:tc>
-        <w:tc>
-          <w:tcPr>
-            <w:tcW w:w="2250" w:type="dxa"/>
-            <w:tcBorders>
-              <w:top w:val="single" w:sz="6" w:space="0" w:color="auto"/>
-              <w:left w:val="single" w:sz="6" w:space="0" w:color="auto"/>
-              <w:bottom w:val="single" w:sz="6" w:space="0" w:color="auto"/>
-              <w:right w:val="single" w:sz="6" w:space="0" w:color="auto"/>
-            </w:tcBorders>
-            <w:tcMar>
-              <w:left w:w="105" w:type="dxa"/>
-              <w:right w:w="105" w:type="dxa"/>
-            </w:tcMar>
-            <w:vAlign w:val="center"/>
-          </w:tcPr>
-          <w:p>
-            <w:pPr>
-              <w:cnfStyle w:val="000000000000" w:firstRow="0" w:lastRow="0" w:firstColumn="0" w:lastColumn="0" w:oddVBand="0" w:evenVBand="0" w:oddHBand="0" w:evenHBand="0" w:firstRowFirstColumn="0" w:firstRowLastColumn="0" w:lastRowFirstColumn="0" w:lastRowLastColumn="0"/>
-              <w:rPr>
-                <w:rFonts w:ascii="맑은 고딕" w:eastAsia="맑은 고딕" w:hAnsi="맑은 고딕" w:cs="맑은 고딕"/>
-                <w:color w:val="EE0000"/>
-                <w:sz w:val="24"/>
-                <w:szCs w:val="24"/>
-              </w:rPr>
-            </w:pPr>
-            <w:r>
-              <w:rPr>
-                <w:rFonts w:ascii="맑은 고딕" w:eastAsia="맑은 고딕" w:hAnsi="맑은 고딕" w:cs="맑은 고딕"/>
-                <w:b/>
-                <w:bCs/>
-                <w:color w:val="EE0000"/>
-                <w:sz w:val="24"/>
-                <w:szCs w:val="24"/>
-              </w:rPr>
-              <w:t>49.0</w:t>
+                <w:color w:val="1F1F1F"/>
+                <w:bdr w:val="none" w:sz="0" w:space="0" w:color="auto" w:frame="1"/>
+              </w:rPr>
+              <w:t>2,489.05</w:t>
             </w:r>
           </w:p>
         </w:tc>
@@ -4161,374 +5190,46 @@
     </w:p>
     <w:p>
       <w:pPr>
-        <w:pBdr>
-          <w:top w:val="single" w:sz="12" w:space="0" w:color="auto"/>
-        </w:pBdr>
-        <w:spacing w:after="0"/>
-        <w:rPr>
-          <w:rFonts w:ascii="맑은 고딕" w:eastAsia="맑은 고딕" w:hAnsi="맑은 고딕" w:cs="맑은 고딕"/>
-          <w:color w:val="000000" w:themeColor="text1"/>
-          <w:sz w:val="24"/>
-          <w:szCs w:val="24"/>
-        </w:rPr>
-      </w:pPr>
-    </w:p>
-    <w:p>
-      <w:pPr>
         <w:keepNext/>
         <w:keepLines/>
         <w:spacing w:before="160" w:after="80"/>
         <w:rPr>
           <w:rFonts w:ascii="맑은 고딕" w:eastAsia="맑은 고딕" w:hAnsi="맑은 고딕" w:cs="맑은 고딕"/>
           <w:color w:val="0F4761" w:themeColor="accent1" w:themeShade="BF"/>
-          <w:sz w:val="28"/>
-          <w:szCs w:val="28"/>
-        </w:rPr>
-      </w:pPr>
-      <w:r>
+          <w:sz w:val="32"/>
+          <w:szCs w:val="32"/>
+        </w:rPr>
+      </w:pPr>
+      <w:r>
+        <w:rPr>
+          <w:rFonts w:ascii="맑은 고딕" w:eastAsia="맑은 고딕" w:hAnsi="맑은 고딕" w:cs="맑은 고딕"/>
+          <w:color w:val="0F4761" w:themeColor="accent1" w:themeShade="BF"/>
+          <w:sz w:val="32"/>
+          <w:szCs w:val="32"/>
+        </w:rPr>
+        <w:t>4. 결론 및 고찰</w:t>
+      </w:r>
+    </w:p>
+    <w:p>
+      <w:pPr>
+        <w:keepNext/>
+        <w:keepLines/>
+        <w:spacing w:before="160" w:after="80"/>
         <w:rPr>
           <w:rFonts w:ascii="맑은 고딕" w:eastAsia="맑은 고딕" w:hAnsi="맑은 고딕" w:cs="맑은 고딕"/>
           <w:color w:val="0F4761" w:themeColor="accent1" w:themeShade="BF"/>
           <w:sz w:val="28"/>
           <w:szCs w:val="28"/>
         </w:rPr>
-        <w:t>3.2 알고리즘별 처리 속도 비교 (100% 데이터 기준)</w:t>
-      </w:r>
-    </w:p>
-    <w:p>
-      <w:pPr>
-        <w:pStyle w:val="a4"/>
-        <w:numPr>
-          <w:ilvl w:val="0"/>
-          <w:numId w:val="3"/>
-        </w:numPr>
-        <w:rPr>
-          <w:rFonts w:ascii="맑은 고딕" w:eastAsia="맑은 고딕" w:hAnsi="맑은 고딕" w:cs="맑은 고딕"/>
-          <w:color w:val="000000" w:themeColor="text1"/>
-          <w:sz w:val="24"/>
-          <w:szCs w:val="24"/>
-        </w:rPr>
-      </w:pPr>
-      <w:r>
-        <w:rPr>
-          <w:rFonts w:ascii="맑은 고딕" w:eastAsia="맑은 고딕" w:hAnsi="맑은 고딕" w:cs="맑은 고딕"/>
-          <w:b/>
-          <w:bCs/>
-          <w:color w:val="000000" w:themeColor="text1"/>
-          <w:sz w:val="24"/>
-          <w:szCs w:val="24"/>
-          <w:lang w:eastAsia="ja-JP"/>
-        </w:rPr>
-        <w:t>추론 속도(Inference)</w:t>
-      </w:r>
-    </w:p>
-    <w:p>
-      <w:pPr>
-        <w:pStyle w:val="a4"/>
-        <w:numPr>
-          <w:ilvl w:val="1"/>
-          <w:numId w:val="3"/>
-        </w:numPr>
-        <w:rPr>
-          <w:rFonts w:ascii="맑은 고딕" w:eastAsia="맑은 고딕" w:hAnsi="맑은 고딕" w:cs="맑은 고딕"/>
-          <w:color w:val="000000" w:themeColor="text1"/>
-          <w:sz w:val="24"/>
-          <w:szCs w:val="24"/>
-        </w:rPr>
-      </w:pPr>
-      <w:r>
-        <w:rPr>
-          <w:rFonts w:ascii="맑은 고딕" w:eastAsia="맑은 고딕" w:hAnsi="맑은 고딕" w:cs="맑은 고딕"/>
-          <w:color w:val="000000" w:themeColor="text1"/>
-          <w:sz w:val="24"/>
-          <w:szCs w:val="24"/>
-        </w:rPr>
-        <w:t xml:space="preserve">WordPiece: </w:t>
-      </w:r>
-      <w:r>
-        <w:rPr>
-          <w:rFonts w:ascii="맑은 고딕" w:eastAsia="맑은 고딕" w:hAnsi="맑은 고딕" w:cs="맑은 고딕"/>
-          <w:b/>
-          <w:bCs/>
-          <w:color w:val="000000" w:themeColor="text1"/>
-          <w:sz w:val="24"/>
-          <w:szCs w:val="24"/>
-        </w:rPr>
-        <w:t>0.31 ms</w:t>
-      </w:r>
-    </w:p>
-    <w:p>
-      <w:pPr>
-        <w:pStyle w:val="a4"/>
-        <w:numPr>
-          <w:ilvl w:val="1"/>
-          <w:numId w:val="3"/>
-        </w:numPr>
-        <w:rPr>
-          <w:rFonts w:ascii="맑은 고딕" w:eastAsia="맑은 고딕" w:hAnsi="맑은 고딕" w:cs="맑은 고딕"/>
-          <w:color w:val="000000" w:themeColor="text1"/>
-          <w:sz w:val="24"/>
-          <w:szCs w:val="24"/>
-        </w:rPr>
-      </w:pPr>
-      <w:r>
-        <w:rPr>
-          <w:rFonts w:ascii="맑은 고딕" w:eastAsia="맑은 고딕" w:hAnsi="맑은 고딕" w:cs="맑은 고딕"/>
-          <w:color w:val="000000" w:themeColor="text1"/>
-          <w:sz w:val="24"/>
-          <w:szCs w:val="24"/>
-        </w:rPr>
-        <w:t xml:space="preserve">BPE: </w:t>
-      </w:r>
-      <w:r>
-        <w:rPr>
-          <w:rFonts w:ascii="맑은 고딕" w:eastAsia="맑은 고딕" w:hAnsi="맑은 고딕" w:cs="맑은 고딕"/>
-          <w:b/>
-          <w:bCs/>
-          <w:color w:val="000000" w:themeColor="text1"/>
-          <w:sz w:val="24"/>
-          <w:szCs w:val="24"/>
-        </w:rPr>
-        <w:t>0.44 ms</w:t>
-      </w:r>
-    </w:p>
-    <w:p>
-      <w:pPr>
-        <w:rPr>
-          <w:rFonts w:ascii="맑은 고딕" w:eastAsia="맑은 고딕" w:hAnsi="맑은 고딕" w:cs="맑은 고딕"/>
-          <w:color w:val="000000" w:themeColor="text1"/>
-          <w:sz w:val="24"/>
-          <w:szCs w:val="24"/>
-        </w:rPr>
-      </w:pPr>
-      <w:r>
-        <w:rPr>
-          <w:rFonts w:ascii="맑은 고딕" w:eastAsia="맑은 고딕" w:hAnsi="맑은 고딕" w:cs="맑은 고딕"/>
-          <w:color w:val="000000" w:themeColor="text1"/>
-          <w:sz w:val="24"/>
-          <w:szCs w:val="24"/>
-        </w:rPr>
-        <w:t xml:space="preserve">WordPiece는 BPE 대비 약 </w:t>
-      </w:r>
-      <w:r>
-        <w:rPr>
-          <w:rFonts w:ascii="맑은 고딕" w:eastAsia="맑은 고딕" w:hAnsi="맑은 고딕" w:cs="맑은 고딕"/>
-          <w:b/>
-          <w:bCs/>
-          <w:color w:val="000000" w:themeColor="text1"/>
-          <w:sz w:val="24"/>
-          <w:szCs w:val="24"/>
-        </w:rPr>
-        <w:t>30% 빠른 추론 속도</w:t>
-      </w:r>
-      <w:r>
-        <w:rPr>
-          <w:rFonts w:ascii="맑은 고딕" w:eastAsia="맑은 고딕" w:hAnsi="맑은 고딕" w:cs="맑은 고딕"/>
-          <w:color w:val="000000" w:themeColor="text1"/>
-          <w:sz w:val="24"/>
-          <w:szCs w:val="24"/>
-          <w:lang w:eastAsia="ja-JP"/>
-        </w:rPr>
-        <w:t xml:space="preserve">를 보였으며, </w:t>
-      </w:r>
-    </w:p>
-    <w:p>
-      <w:pPr>
-        <w:rPr>
-          <w:rFonts w:ascii="맑은 고딕" w:eastAsia="맑은 고딕" w:hAnsi="맑은 고딕" w:cs="맑은 고딕"/>
-          <w:color w:val="000000" w:themeColor="text1"/>
-          <w:sz w:val="24"/>
-          <w:szCs w:val="24"/>
-        </w:rPr>
-      </w:pPr>
-      <w:r>
-        <w:rPr>
-          <w:rFonts w:ascii="맑은 고딕" w:eastAsia="맑은 고딕" w:hAnsi="맑은 고딕" w:cs="맑은 고딕"/>
-          <w:color w:val="000000" w:themeColor="text1"/>
-          <w:sz w:val="24"/>
-          <w:szCs w:val="24"/>
-          <w:lang w:eastAsia="ja-JP"/>
-        </w:rPr>
-        <w:t xml:space="preserve">이는 </w:t>
-      </w:r>
-      <w:r>
-        <w:rPr>
-          <w:rFonts w:ascii="맑은 고딕" w:eastAsia="맑은 고딕" w:hAnsi="맑은 고딕" w:cs="맑은 고딕"/>
-          <w:b/>
-          <w:bCs/>
-          <w:color w:val="000000" w:themeColor="text1"/>
-          <w:sz w:val="24"/>
-          <w:szCs w:val="24"/>
-          <w:lang w:eastAsia="ja-JP"/>
-        </w:rPr>
-        <w:t>실시간 응답성이 중요한 경우 WordPiece가 유리</w:t>
-      </w:r>
-      <w:r>
-        <w:rPr>
-          <w:rFonts w:ascii="맑은 고딕" w:eastAsia="맑은 고딕" w:hAnsi="맑은 고딕" w:cs="맑은 고딕"/>
-          <w:color w:val="000000" w:themeColor="text1"/>
-          <w:sz w:val="24"/>
-          <w:szCs w:val="24"/>
-          <w:lang w:eastAsia="ja-JP"/>
-        </w:rPr>
-        <w:t>함을 시사한다.</w:t>
-      </w:r>
-    </w:p>
-    <w:p>
-      <w:pPr>
-        <w:pBdr>
-          <w:top w:val="single" w:sz="12" w:space="0" w:color="auto"/>
-        </w:pBdr>
-        <w:spacing w:after="0"/>
-        <w:rPr>
-          <w:rFonts w:ascii="맑은 고딕" w:eastAsia="맑은 고딕" w:hAnsi="맑은 고딕" w:cs="맑은 고딕"/>
-          <w:color w:val="000000" w:themeColor="text1"/>
-          <w:sz w:val="24"/>
-          <w:szCs w:val="24"/>
-        </w:rPr>
-      </w:pPr>
-    </w:p>
-    <w:p>
-      <w:pPr>
-        <w:keepNext/>
-        <w:keepLines/>
-        <w:spacing w:before="160" w:after="80"/>
-        <w:rPr>
-          <w:rFonts w:ascii="맑은 고딕" w:eastAsia="맑은 고딕" w:hAnsi="맑은 고딕" w:cs="맑은 고딕"/>
-          <w:color w:val="0F4761" w:themeColor="accent1" w:themeShade="BF"/>
-          <w:sz w:val="32"/>
-          <w:szCs w:val="32"/>
-        </w:rPr>
-      </w:pPr>
-      <w:r>
-        <w:rPr>
-          <w:rFonts w:ascii="맑은 고딕" w:eastAsia="맑은 고딕" w:hAnsi="맑은 고딕" w:cs="맑은 고딕"/>
-          <w:color w:val="0F4761" w:themeColor="accent1" w:themeShade="BF"/>
-          <w:sz w:val="32"/>
-          <w:szCs w:val="32"/>
-        </w:rPr>
-        <w:lastRenderedPageBreak/>
-        <w:t>4. 결론 및 고찰</w:t>
-      </w:r>
-    </w:p>
-    <w:p>
-      <w:pPr>
-        <w:keepNext/>
-        <w:keepLines/>
-        <w:spacing w:before="160" w:after="80"/>
+      </w:pPr>
+      <w:r>
         <w:rPr>
           <w:rFonts w:ascii="맑은 고딕" w:eastAsia="맑은 고딕" w:hAnsi="맑은 고딕" w:cs="맑은 고딕"/>
           <w:color w:val="0F4761" w:themeColor="accent1" w:themeShade="BF"/>
           <w:sz w:val="28"/>
           <w:szCs w:val="28"/>
         </w:rPr>
-      </w:pPr>
-      <w:r>
-        <w:rPr>
-          <w:rFonts w:ascii="맑은 고딕" w:eastAsia="맑은 고딕" w:hAnsi="맑은 고딕" w:cs="맑은 고딕"/>
-          <w:color w:val="0F4761" w:themeColor="accent1" w:themeShade="BF"/>
-          <w:sz w:val="28"/>
-          <w:szCs w:val="28"/>
-        </w:rPr>
         <w:t>4.1 데이터 크기와 압축 효율의 관계</w:t>
-      </w:r>
-    </w:p>
-    <w:p>
-      <w:pPr>
-        <w:rPr>
-          <w:rFonts w:ascii="맑은 고딕" w:eastAsia="맑은 고딕" w:hAnsi="맑은 고딕" w:cs="맑은 고딕"/>
-          <w:color w:val="000000" w:themeColor="text1"/>
-          <w:sz w:val="24"/>
-          <w:szCs w:val="24"/>
-        </w:rPr>
-      </w:pPr>
-      <w:r>
-        <w:rPr>
-          <w:rFonts w:ascii="맑은 고딕" w:eastAsia="맑은 고딕" w:hAnsi="맑은 고딕" w:cs="맑은 고딕"/>
-          <w:color w:val="000000" w:themeColor="text1"/>
-          <w:sz w:val="24"/>
-          <w:szCs w:val="24"/>
-          <w:lang w:eastAsia="ja-JP"/>
-        </w:rPr>
-        <w:t>실험 결과, 학습 데이터가 10%에서 100%로 증가할수록 문장당 평균 토큰 수가 감소하는 현상을 확인하였다.</w:t>
-      </w:r>
-    </w:p>
-    <w:p>
-      <w:pPr>
-        <w:rPr>
-          <w:rFonts w:ascii="맑은 고딕" w:eastAsia="맑은 고딕" w:hAnsi="맑은 고딕" w:cs="맑은 고딕"/>
-          <w:color w:val="000000" w:themeColor="text1"/>
-          <w:sz w:val="24"/>
-          <w:szCs w:val="24"/>
-        </w:rPr>
-      </w:pPr>
-      <w:r>
-        <w:rPr>
-          <w:rFonts w:ascii="맑은 고딕" w:eastAsia="맑은 고딕" w:hAnsi="맑은 고딕" w:cs="맑은 고딕"/>
-          <w:color w:val="000000" w:themeColor="text1"/>
-          <w:sz w:val="24"/>
-          <w:szCs w:val="24"/>
-          <w:lang w:eastAsia="ja-JP"/>
-        </w:rPr>
-        <w:t xml:space="preserve">이는 충분한 데이터 학습을 통해 도메인 특화 용어들이 하나의 독립된 토큰으로 병합되었기 때문이며, 결과적으로 </w:t>
-      </w:r>
-      <w:r>
-        <w:rPr>
-          <w:rFonts w:ascii="맑은 고딕" w:eastAsia="맑은 고딕" w:hAnsi="맑은 고딕" w:cs="맑은 고딕"/>
-          <w:b/>
-          <w:bCs/>
-          <w:color w:val="000000" w:themeColor="text1"/>
-          <w:sz w:val="24"/>
-          <w:szCs w:val="24"/>
-          <w:lang w:eastAsia="ja-JP"/>
-        </w:rPr>
-        <w:t>데이터 규모가 클수록 토크나이저의 어휘 사전 품질이 향상됨</w:t>
-      </w:r>
-      <w:r>
-        <w:rPr>
-          <w:rFonts w:ascii="맑은 고딕" w:eastAsia="맑은 고딕" w:hAnsi="맑은 고딕" w:cs="맑은 고딕"/>
-          <w:color w:val="000000" w:themeColor="text1"/>
-          <w:sz w:val="24"/>
-          <w:szCs w:val="24"/>
-          <w:lang w:eastAsia="ja-JP"/>
-        </w:rPr>
-        <w:t>을 의미한다.</w:t>
-      </w:r>
-    </w:p>
-    <w:p>
-      <w:pPr>
-        <w:pBdr>
-          <w:top w:val="single" w:sz="12" w:space="0" w:color="auto"/>
-        </w:pBdr>
-        <w:spacing w:after="0"/>
-        <w:rPr>
-          <w:rFonts w:ascii="맑은 고딕" w:eastAsia="맑은 고딕" w:hAnsi="맑은 고딕" w:cs="맑은 고딕"/>
-          <w:color w:val="000000" w:themeColor="text1"/>
-          <w:sz w:val="24"/>
-          <w:szCs w:val="24"/>
-        </w:rPr>
-      </w:pPr>
-    </w:p>
-    <w:p>
-      <w:pPr>
-        <w:keepNext/>
-        <w:keepLines/>
-        <w:spacing w:before="160" w:after="80"/>
-        <w:rPr>
-          <w:rFonts w:ascii="맑은 고딕" w:eastAsia="맑은 고딕" w:hAnsi="맑은 고딕" w:cs="맑은 고딕"/>
-          <w:color w:val="0F4761" w:themeColor="accent1" w:themeShade="BF"/>
-          <w:sz w:val="28"/>
-          <w:szCs w:val="28"/>
-        </w:rPr>
-      </w:pPr>
-      <w:r>
-        <w:rPr>
-          <w:rFonts w:ascii="맑은 고딕" w:eastAsia="맑은 고딕" w:hAnsi="맑은 고딕" w:cs="맑은 고딕"/>
-          <w:color w:val="0F4761" w:themeColor="accent1" w:themeShade="BF"/>
-          <w:sz w:val="28"/>
-          <w:szCs w:val="28"/>
-        </w:rPr>
-        <w:t>4.2 알고리즘 비교 분석</w:t>
       </w:r>
     </w:p>
     <w:p>
@@ -4547,37 +5248,63 @@
       </w:pPr>
       <w:r>
         <w:rPr>
-          <w:rFonts w:ascii="맑은 고딕" w:eastAsia="맑은 고딕" w:hAnsi="맑은 고딕" w:cs="맑은 고딕"/>
+          <w:rFonts w:ascii="맑은 고딕" w:eastAsia="맑은 고딕" w:hAnsi="맑은 고딕" w:cs="맑은 고딕" w:hint="eastAsia"/>
           <w:b/>
           <w:bCs/>
           <w:color w:val="000000" w:themeColor="text1"/>
           <w:sz w:val="24"/>
           <w:szCs w:val="24"/>
+        </w:rPr>
+        <w:t>사</w:t>
+      </w:r>
+      <w:r>
+        <w:rPr>
+          <w:rFonts w:ascii="맑은 고딕" w:eastAsia="맑은 고딕" w:hAnsi="맑은 고딕" w:cs="맑은 고딕"/>
+          <w:b/>
+          <w:bCs/>
+          <w:color w:val="000000" w:themeColor="text1"/>
+          <w:sz w:val="24"/>
+          <w:szCs w:val="24"/>
+        </w:rPr>
+        <w:t xml:space="preserve">전 품질 향상: </w:t>
+      </w:r>
+      <w:r>
+        <w:rPr>
+          <w:rFonts w:ascii="맑은 고딕" w:eastAsia="맑은 고딕" w:hAnsi="맑은 고딕" w:cs="맑은 고딕"/>
+          <w:color w:val="000000" w:themeColor="text1"/>
+          <w:sz w:val="24"/>
+          <w:szCs w:val="24"/>
+        </w:rPr>
+        <w:t>학습 데이터가 10%에서 100%로 늘어날수록 문장당 평균 토큰 수가 감소했다. 이는 데이터가 많을수록 도메인 특화 용어들이 하나의 독립된 토큰으로 더 잘 병합되기 때문</w:t>
+      </w:r>
+      <w:r>
+        <w:rPr>
+          <w:rFonts w:ascii="맑은 고딕" w:eastAsia="맑은 고딕" w:hAnsi="맑은 고딕" w:cs="맑은 고딕" w:hint="eastAsia"/>
+          <w:color w:val="000000" w:themeColor="text1"/>
+          <w:sz w:val="24"/>
+          <w:szCs w:val="24"/>
+        </w:rPr>
+        <w:t>이</w:t>
+      </w:r>
+      <w:r>
+        <w:rPr>
+          <w:rFonts w:ascii="맑은 고딕" w:eastAsia="맑은 고딕" w:hAnsi="맑은 고딕" w:cs="맑은 고딕"/>
+          <w:color w:val="000000" w:themeColor="text1"/>
+          <w:sz w:val="24"/>
+          <w:szCs w:val="24"/>
+        </w:rPr>
+        <w:t>다</w:t>
+      </w:r>
+      <w:r>
+        <w:rPr>
+          <w:rFonts w:ascii="맑은 고딕" w:eastAsia="맑은 고딕" w:hAnsi="맑은 고딕" w:cs="맑은 고딕"/>
+          <w:color w:val="000000" w:themeColor="text1"/>
+          <w:sz w:val="24"/>
+          <w:szCs w:val="24"/>
           <w:lang w:eastAsia="ja-JP"/>
         </w:rPr>
-        <w:t>압축 효율 측면:</w:t>
-      </w:r>
-      <w:r>
-        <w:rPr>
-          <w:rFonts w:ascii="맑은 고딕" w:eastAsia="맑은 고딕" w:hAnsi="맑은 고딕" w:cs="맑은 고딕"/>
-          <w:color w:val="000000" w:themeColor="text1"/>
-          <w:sz w:val="24"/>
-          <w:szCs w:val="24"/>
-          <w:lang w:eastAsia="ja-JP"/>
-        </w:rPr>
-        <w:t xml:space="preserve"> BPE는 WordPiece보다 낮은 평균 토큰 수를 기록하여 본 도메인에서 우수한 압축 성능을 보였다. 이는 동일한 텍스트를 더 적은 토큰으로 표현함으로써 LLM의 컨텍스트 제한을 극복하고 API 사용 비용을 최적화하는 데 기여할 수 있다. </w:t>
-      </w:r>
-    </w:p>
-    <w:p>
-      <w:pPr>
-        <w:ind w:left="720"/>
-        <w:rPr>
-          <w:rFonts w:ascii="맑은 고딕" w:eastAsia="맑은 고딕" w:hAnsi="맑은 고딕" w:cs="맑은 고딕"/>
-          <w:color w:val="000000" w:themeColor="text1"/>
-          <w:sz w:val="24"/>
-          <w:szCs w:val="24"/>
-        </w:rPr>
-      </w:pPr>
+        <w:t xml:space="preserve">. </w:t>
+      </w:r>
     </w:p>
     <w:p>
       <w:pPr>
@@ -4587,15 +5314,15 @@
           <w:numId w:val="2"/>
         </w:numPr>
         <w:rPr>
+          <w:rFonts w:ascii="맑은 고딕" w:eastAsia="맑은 고딕" w:hAnsi="맑은 고딕" w:cs="맑은 고딕"/>
+          <w:color w:val="000000" w:themeColor="text1"/>
+          <w:sz w:val="24"/>
+          <w:szCs w:val="24"/>
+        </w:rPr>
+      </w:pPr>
+      <w:r>
+        <w:rPr>
           <w:rFonts w:ascii="맑은 고딕" w:eastAsia="맑은 고딕" w:hAnsi="맑은 고딕" w:cs="맑은 고딕" w:hint="eastAsia"/>
-          <w:color w:val="000000" w:themeColor="text1"/>
-          <w:sz w:val="24"/>
-          <w:szCs w:val="24"/>
-        </w:rPr>
-      </w:pPr>
-      <w:r>
-        <w:rPr>
-          <w:rFonts w:ascii="맑은 고딕" w:eastAsia="맑은 고딕" w:hAnsi="맑은 고딕" w:cs="맑은 고딕"/>
           <w:b/>
           <w:bCs/>
           <w:color w:val="000000" w:themeColor="text1"/>
@@ -4603,17 +5330,38 @@
           <w:szCs w:val="24"/>
           <w:lang w:eastAsia="ja-JP"/>
         </w:rPr>
-        <w:t>처리 속도 측면:</w:t>
-      </w:r>
-      <w:r>
-        <w:rPr>
-          <w:rFonts w:ascii="맑은 고딕" w:eastAsia="맑은 고딕" w:hAnsi="맑은 고딕" w:cs="맑은 고딕"/>
+        <w:t>데이터</w:t>
+      </w:r>
+      <w:r>
+        <w:rPr>
+          <w:rFonts w:ascii="맑은 고딕" w:eastAsia="맑은 고딕" w:hAnsi="맑은 고딕" w:cs="맑은 고딕"/>
+          <w:b/>
+          <w:bCs/>
           <w:color w:val="000000" w:themeColor="text1"/>
           <w:sz w:val="24"/>
           <w:szCs w:val="24"/>
           <w:lang w:eastAsia="ja-JP"/>
         </w:rPr>
-        <w:t xml:space="preserve"> WordPiece는 인코딩 및 추론 속도에서 우위를 보였다. 이는 토크나이저의 속도가 전체 NLP 파이프라인의 레이턴시(Latency)에 직접적인 영향을 미친다는 관점에서 실시간 구어체 처리 시스템 구축 시 WordPiece의 채택 근거가 된다.</w:t>
+        <w:t xml:space="preserve"> 규모의 효과: </w:t>
+      </w:r>
+      <w:r>
+        <w:rPr>
+          <w:rFonts w:ascii="맑은 고딕" w:eastAsia="맑은 고딕" w:hAnsi="맑은 고딕" w:cs="맑은 고딕"/>
+          <w:color w:val="000000" w:themeColor="text1"/>
+          <w:sz w:val="24"/>
+          <w:szCs w:val="24"/>
+          <w:lang w:eastAsia="ja-JP"/>
+        </w:rPr>
+        <w:t>충분한 데이터 확보가 토크나이저의 어휘 사전 품질과 직결됨을 확인</w:t>
+      </w:r>
+      <w:r>
+        <w:rPr>
+          <w:rFonts w:ascii="맑은 고딕" w:eastAsia="맑은 고딕" w:hAnsi="맑은 고딕" w:cs="맑은 고딕" w:hint="eastAsia"/>
+          <w:color w:val="000000" w:themeColor="text1"/>
+          <w:sz w:val="24"/>
+          <w:szCs w:val="24"/>
+        </w:rPr>
+        <w:t>할 수 있었다.</w:t>
       </w:r>
     </w:p>
     <w:p>
@@ -4649,69 +5397,23 @@
           <w:sz w:val="28"/>
           <w:szCs w:val="28"/>
         </w:rPr>
-        <w:t>4.3 종합 의견</w:t>
+        <w:t>4.2 알고리즘 비교 분석</w:t>
       </w:r>
     </w:p>
     <w:p>
       <w:pPr>
-        <w:ind w:firstLineChars="100" w:firstLine="240"/>
-        <w:rPr>
-          <w:rFonts w:ascii="맑은 고딕" w:eastAsia="맑은 고딕" w:hAnsi="맑은 고딕" w:cs="맑은 고딕"/>
-          <w:color w:val="000000" w:themeColor="text1"/>
-          <w:sz w:val="24"/>
-          <w:szCs w:val="24"/>
-        </w:rPr>
-      </w:pPr>
-      <w:r>
-        <w:rPr>
-          <w:rFonts w:ascii="맑은 고딕" w:eastAsia="맑은 고딕" w:hAnsi="맑은 고딕" w:cs="맑은 고딕"/>
-          <w:color w:val="000000" w:themeColor="text1"/>
-          <w:sz w:val="24"/>
-          <w:szCs w:val="24"/>
-          <w:lang w:eastAsia="ja-JP"/>
-        </w:rPr>
-        <w:t xml:space="preserve">본 실험을 통해 </w:t>
-      </w:r>
-      <w:proofErr w:type="spellStart"/>
-      <w:r>
-        <w:rPr>
-          <w:rFonts w:ascii="맑은 고딕" w:eastAsia="맑은 고딕" w:hAnsi="맑은 고딕" w:cs="맑은 고딕" w:hint="eastAsia"/>
-          <w:color w:val="000000" w:themeColor="text1"/>
-          <w:sz w:val="24"/>
-          <w:szCs w:val="24"/>
-        </w:rPr>
-        <w:t>subword</w:t>
-      </w:r>
-      <w:proofErr w:type="spellEnd"/>
-      <w:r>
-        <w:rPr>
-          <w:rFonts w:ascii="맑은 고딕" w:eastAsia="맑은 고딕" w:hAnsi="맑은 고딕" w:cs="맑은 고딕"/>
-          <w:color w:val="000000" w:themeColor="text1"/>
-          <w:sz w:val="24"/>
-          <w:szCs w:val="24"/>
-          <w:lang w:eastAsia="ja-JP"/>
-        </w:rPr>
-        <w:t xml:space="preserve"> </w:t>
-      </w:r>
-      <w:r>
-        <w:rPr>
-          <w:rFonts w:ascii="맑은 고딕" w:eastAsia="맑은 고딕" w:hAnsi="맑은 고딕" w:cs="맑은 고딕" w:hint="eastAsia"/>
-          <w:color w:val="000000" w:themeColor="text1"/>
-          <w:sz w:val="24"/>
-          <w:szCs w:val="24"/>
-        </w:rPr>
-        <w:t>tokenizer</w:t>
-      </w:r>
-      <w:r>
-        <w:rPr>
-          <w:rFonts w:ascii="맑은 고딕" w:eastAsia="맑은 고딕" w:hAnsi="맑은 고딕" w:cs="맑은 고딕"/>
-          <w:color w:val="000000" w:themeColor="text1"/>
-          <w:sz w:val="24"/>
-          <w:szCs w:val="24"/>
-          <w:lang w:eastAsia="ja-JP"/>
-        </w:rPr>
-        <w:t xml:space="preserve">는 형태소 분석기 없이도 </w:t>
-      </w:r>
+        <w:pStyle w:val="a4"/>
+        <w:numPr>
+          <w:ilvl w:val="0"/>
+          <w:numId w:val="2"/>
+        </w:numPr>
+        <w:rPr>
+          <w:rFonts w:ascii="맑은 고딕" w:eastAsia="맑은 고딕" w:hAnsi="맑은 고딕" w:cs="맑은 고딕"/>
+          <w:color w:val="000000" w:themeColor="text1"/>
+          <w:sz w:val="24"/>
+          <w:szCs w:val="24"/>
+        </w:rPr>
+      </w:pPr>
       <w:r>
         <w:rPr>
           <w:rFonts w:ascii="맑은 고딕" w:eastAsia="맑은 고딕" w:hAnsi="맑은 고딕" w:cs="맑은 고딕"/>
@@ -4722,7 +5424,7 @@
           <w:szCs w:val="24"/>
           <w:lang w:eastAsia="ja-JP"/>
         </w:rPr>
-        <w:t>데이터 기반 통계 학습만으로 충분히 효율적인 토큰화가 가능함</w:t>
+        <w:t>압축 효율 측면:</w:t>
       </w:r>
       <w:r>
         <w:rPr>
@@ -4732,29 +5434,89 @@
           <w:szCs w:val="24"/>
           <w:lang w:eastAsia="ja-JP"/>
         </w:rPr>
-        <w:t>을 확인하였다.</w:t>
+        <w:t xml:space="preserve"> </w:t>
+      </w:r>
+      <w:r>
+        <w:rPr>
+          <w:rFonts w:ascii="맑은 고딕" w:eastAsia="맑은 고딕" w:hAnsi="맑은 고딕" w:cs="맑은 고딕" w:hint="eastAsia"/>
+          <w:color w:val="000000" w:themeColor="text1"/>
+          <w:sz w:val="24"/>
+          <w:szCs w:val="24"/>
+        </w:rPr>
+        <w:t>B</w:t>
+      </w:r>
+      <w:r>
+        <w:rPr>
+          <w:rFonts w:ascii="맑은 고딕" w:eastAsia="맑은 고딕" w:hAnsi="맑은 고딕" w:cs="맑은 고딕"/>
+          <w:color w:val="000000" w:themeColor="text1"/>
+          <w:sz w:val="24"/>
+          <w:szCs w:val="24"/>
+        </w:rPr>
+        <w:t xml:space="preserve">PE는 </w:t>
+      </w:r>
+      <w:proofErr w:type="spellStart"/>
+      <w:r>
+        <w:rPr>
+          <w:rFonts w:ascii="맑은 고딕" w:eastAsia="맑은 고딕" w:hAnsi="맑은 고딕" w:cs="맑은 고딕"/>
+          <w:color w:val="000000" w:themeColor="text1"/>
+          <w:sz w:val="24"/>
+          <w:szCs w:val="24"/>
+        </w:rPr>
+        <w:t>WordPiece</w:t>
+      </w:r>
+      <w:proofErr w:type="spellEnd"/>
+      <w:r>
+        <w:rPr>
+          <w:rFonts w:ascii="맑은 고딕" w:eastAsia="맑은 고딕" w:hAnsi="맑은 고딕" w:cs="맑은 고딕"/>
+          <w:color w:val="000000" w:themeColor="text1"/>
+          <w:sz w:val="24"/>
+          <w:szCs w:val="24"/>
+        </w:rPr>
+        <w:t>보다 낮은 평균 토큰 수를 기록하며 더 우수한 압축 성능을 보였다. 이는 LLM의 컨텍스트 제한 극복과 API 비용 절감에 유리</w:t>
+      </w:r>
+      <w:r>
+        <w:rPr>
+          <w:rFonts w:ascii="맑은 고딕" w:eastAsia="맑은 고딕" w:hAnsi="맑은 고딕" w:cs="맑은 고딕" w:hint="eastAsia"/>
+          <w:color w:val="000000" w:themeColor="text1"/>
+          <w:sz w:val="24"/>
+          <w:szCs w:val="24"/>
+        </w:rPr>
+        <w:t>하다고 볼 수 있</w:t>
+      </w:r>
+      <w:r>
+        <w:rPr>
+          <w:rFonts w:ascii="맑은 고딕" w:eastAsia="맑은 고딕" w:hAnsi="맑은 고딕" w:cs="맑은 고딕"/>
+          <w:color w:val="000000" w:themeColor="text1"/>
+          <w:sz w:val="24"/>
+          <w:szCs w:val="24"/>
+        </w:rPr>
+        <w:t>다</w:t>
+      </w:r>
+      <w:r>
+        <w:rPr>
+          <w:rFonts w:ascii="맑은 고딕" w:eastAsia="맑은 고딕" w:hAnsi="맑은 고딕" w:cs="맑은 고딕"/>
+          <w:color w:val="000000" w:themeColor="text1"/>
+          <w:sz w:val="24"/>
+          <w:szCs w:val="24"/>
+          <w:lang w:eastAsia="ja-JP"/>
+        </w:rPr>
+        <w:t xml:space="preserve">. </w:t>
       </w:r>
     </w:p>
     <w:p>
       <w:pPr>
-        <w:ind w:firstLineChars="100" w:firstLine="240"/>
-        <w:rPr>
-          <w:rFonts w:ascii="맑은 고딕" w:eastAsia="맑은 고딕" w:hAnsi="맑은 고딕" w:cs="맑은 고딕"/>
-          <w:color w:val="000000" w:themeColor="text1"/>
-          <w:sz w:val="24"/>
-          <w:szCs w:val="24"/>
-        </w:rPr>
-      </w:pPr>
-      <w:r>
-        <w:rPr>
-          <w:rFonts w:ascii="맑은 고딕" w:eastAsia="맑은 고딕" w:hAnsi="맑은 고딕" w:cs="맑은 고딕"/>
-          <w:color w:val="000000" w:themeColor="text1"/>
-          <w:sz w:val="24"/>
-          <w:szCs w:val="24"/>
-          <w:lang w:eastAsia="ja-JP"/>
-        </w:rPr>
-        <w:t xml:space="preserve">특히 면접 인터뷰와 같은 </w:t>
-      </w:r>
+        <w:pStyle w:val="a4"/>
+        <w:numPr>
+          <w:ilvl w:val="0"/>
+          <w:numId w:val="2"/>
+        </w:numPr>
+        <w:rPr>
+          <w:rFonts w:ascii="맑은 고딕" w:eastAsia="맑은 고딕" w:hAnsi="맑은 고딕" w:cs="맑은 고딕"/>
+          <w:color w:val="000000" w:themeColor="text1"/>
+          <w:sz w:val="24"/>
+          <w:szCs w:val="24"/>
+        </w:rPr>
+      </w:pPr>
       <w:r>
         <w:rPr>
           <w:rFonts w:ascii="맑은 고딕" w:eastAsia="맑은 고딕" w:hAnsi="맑은 고딕" w:cs="맑은 고딕"/>
@@ -4765,7 +5527,7 @@
           <w:szCs w:val="24"/>
           <w:lang w:eastAsia="ja-JP"/>
         </w:rPr>
-        <w:t>특화 데이터</w:t>
+        <w:t>처리 속도 측면:</w:t>
       </w:r>
       <w:r>
         <w:rPr>
@@ -4775,8 +5537,182 @@
           <w:szCs w:val="24"/>
           <w:lang w:eastAsia="ja-JP"/>
         </w:rPr>
-        <w:t xml:space="preserve">의 경우, 일반 말뭉치보다 </w:t>
-      </w:r>
+        <w:t xml:space="preserve"> </w:t>
+      </w:r>
+      <w:proofErr w:type="spellStart"/>
+      <w:r>
+        <w:rPr>
+          <w:rFonts w:ascii="맑은 고딕" w:eastAsia="맑은 고딕" w:hAnsi="맑은 고딕" w:cs="맑은 고딕"/>
+          <w:color w:val="000000" w:themeColor="text1"/>
+          <w:sz w:val="24"/>
+          <w:szCs w:val="24"/>
+          <w:lang w:eastAsia="ja-JP"/>
+        </w:rPr>
+        <w:t>WordPiece</w:t>
+      </w:r>
+      <w:proofErr w:type="spellEnd"/>
+      <w:r>
+        <w:rPr>
+          <w:rFonts w:ascii="맑은 고딕" w:eastAsia="맑은 고딕" w:hAnsi="맑은 고딕" w:cs="맑은 고딕"/>
+          <w:color w:val="000000" w:themeColor="text1"/>
+          <w:sz w:val="24"/>
+          <w:szCs w:val="24"/>
+          <w:lang w:eastAsia="ja-JP"/>
+        </w:rPr>
+        <w:t xml:space="preserve">는 인코딩 및 추론 속도 면에서 BPE보다 빨랐다. 실시간 응답이 중요한 서비스에는 레이턴시가 낮은 </w:t>
+      </w:r>
+      <w:proofErr w:type="spellStart"/>
+      <w:r>
+        <w:rPr>
+          <w:rFonts w:ascii="맑은 고딕" w:eastAsia="맑은 고딕" w:hAnsi="맑은 고딕" w:cs="맑은 고딕"/>
+          <w:color w:val="000000" w:themeColor="text1"/>
+          <w:sz w:val="24"/>
+          <w:szCs w:val="24"/>
+          <w:lang w:eastAsia="ja-JP"/>
+        </w:rPr>
+        <w:t>WordPiece</w:t>
+      </w:r>
+      <w:proofErr w:type="spellEnd"/>
+      <w:r>
+        <w:rPr>
+          <w:rFonts w:ascii="맑은 고딕" w:eastAsia="맑은 고딕" w:hAnsi="맑은 고딕" w:cs="맑은 고딕"/>
+          <w:color w:val="000000" w:themeColor="text1"/>
+          <w:sz w:val="24"/>
+          <w:szCs w:val="24"/>
+          <w:lang w:eastAsia="ja-JP"/>
+        </w:rPr>
+        <w:t>가 더 적합</w:t>
+      </w:r>
+      <w:r>
+        <w:rPr>
+          <w:rFonts w:ascii="맑은 고딕" w:eastAsia="맑은 고딕" w:hAnsi="맑은 고딕" w:cs="맑은 고딕" w:hint="eastAsia"/>
+          <w:color w:val="000000" w:themeColor="text1"/>
+          <w:sz w:val="24"/>
+          <w:szCs w:val="24"/>
+        </w:rPr>
+        <w:t>하다고 생각한다.</w:t>
+      </w:r>
+    </w:p>
+    <w:p>
+      <w:pPr>
+        <w:pBdr>
+          <w:top w:val="single" w:sz="12" w:space="0" w:color="auto"/>
+        </w:pBdr>
+        <w:spacing w:after="0"/>
+        <w:rPr>
+          <w:rFonts w:ascii="맑은 고딕" w:eastAsia="맑은 고딕" w:hAnsi="맑은 고딕" w:cs="맑은 고딕"/>
+          <w:color w:val="000000" w:themeColor="text1"/>
+          <w:sz w:val="24"/>
+          <w:szCs w:val="24"/>
+        </w:rPr>
+      </w:pPr>
+    </w:p>
+    <w:p>
+      <w:pPr>
+        <w:keepNext/>
+        <w:keepLines/>
+        <w:spacing w:before="160" w:after="80"/>
+        <w:rPr>
+          <w:rFonts w:ascii="맑은 고딕" w:eastAsia="맑은 고딕" w:hAnsi="맑은 고딕" w:cs="맑은 고딕"/>
+          <w:color w:val="0F4761" w:themeColor="accent1" w:themeShade="BF"/>
+          <w:sz w:val="28"/>
+          <w:szCs w:val="28"/>
+        </w:rPr>
+      </w:pPr>
+      <w:r>
+        <w:rPr>
+          <w:rFonts w:ascii="맑은 고딕" w:eastAsia="맑은 고딕" w:hAnsi="맑은 고딕" w:cs="맑은 고딕"/>
+          <w:color w:val="0F4761" w:themeColor="accent1" w:themeShade="BF"/>
+          <w:sz w:val="28"/>
+          <w:szCs w:val="28"/>
+        </w:rPr>
+        <w:t xml:space="preserve">4.3 </w:t>
+      </w:r>
+      <w:r>
+        <w:rPr>
+          <w:rFonts w:ascii="맑은 고딕" w:eastAsia="맑은 고딕" w:hAnsi="맑은 고딕" w:cs="맑은 고딕"/>
+          <w:color w:val="0F4761" w:themeColor="accent1" w:themeShade="BF"/>
+          <w:sz w:val="28"/>
+          <w:szCs w:val="28"/>
+        </w:rPr>
+        <w:t>형태소 분석기 비교 (</w:t>
+      </w:r>
+      <w:proofErr w:type="spellStart"/>
+      <w:r>
+        <w:rPr>
+          <w:rFonts w:ascii="맑은 고딕" w:eastAsia="맑은 고딕" w:hAnsi="맑은 고딕" w:cs="맑은 고딕"/>
+          <w:color w:val="0F4761" w:themeColor="accent1" w:themeShade="BF"/>
+          <w:sz w:val="28"/>
+          <w:szCs w:val="28"/>
+        </w:rPr>
+        <w:t>Mecab</w:t>
+      </w:r>
+      <w:proofErr w:type="spellEnd"/>
+      <w:r>
+        <w:rPr>
+          <w:rFonts w:ascii="맑은 고딕" w:eastAsia="맑은 고딕" w:hAnsi="맑은 고딕" w:cs="맑은 고딕"/>
+          <w:color w:val="0F4761" w:themeColor="accent1" w:themeShade="BF"/>
+          <w:sz w:val="28"/>
+          <w:szCs w:val="28"/>
+        </w:rPr>
+        <w:t xml:space="preserve">, </w:t>
+      </w:r>
+      <w:proofErr w:type="spellStart"/>
+      <w:r>
+        <w:rPr>
+          <w:rFonts w:ascii="맑은 고딕" w:eastAsia="맑은 고딕" w:hAnsi="맑은 고딕" w:cs="맑은 고딕"/>
+          <w:color w:val="0F4761" w:themeColor="accent1" w:themeShade="BF"/>
+          <w:sz w:val="28"/>
+          <w:szCs w:val="28"/>
+        </w:rPr>
+        <w:t>Okt</w:t>
+      </w:r>
+      <w:proofErr w:type="spellEnd"/>
+      <w:r>
+        <w:rPr>
+          <w:rFonts w:ascii="맑은 고딕" w:eastAsia="맑은 고딕" w:hAnsi="맑은 고딕" w:cs="맑은 고딕"/>
+          <w:color w:val="0F4761" w:themeColor="accent1" w:themeShade="BF"/>
+          <w:sz w:val="28"/>
+          <w:szCs w:val="28"/>
+        </w:rPr>
+        <w:t xml:space="preserve">, </w:t>
+      </w:r>
+      <w:proofErr w:type="spellStart"/>
+      <w:r>
+        <w:rPr>
+          <w:rFonts w:ascii="맑은 고딕" w:eastAsia="맑은 고딕" w:hAnsi="맑은 고딕" w:cs="맑은 고딕"/>
+          <w:color w:val="0F4761" w:themeColor="accent1" w:themeShade="BF"/>
+          <w:sz w:val="28"/>
+          <w:szCs w:val="28"/>
+        </w:rPr>
+        <w:t>Kkma</w:t>
+      </w:r>
+      <w:proofErr w:type="spellEnd"/>
+      <w:r>
+        <w:rPr>
+          <w:rFonts w:ascii="맑은 고딕" w:eastAsia="맑은 고딕" w:hAnsi="맑은 고딕" w:cs="맑은 고딕"/>
+          <w:color w:val="0F4761" w:themeColor="accent1" w:themeShade="BF"/>
+          <w:sz w:val="28"/>
+          <w:szCs w:val="28"/>
+        </w:rPr>
+        <w:t>)</w:t>
+      </w:r>
+    </w:p>
+    <w:p>
+      <w:pPr>
+        <w:pStyle w:val="a4"/>
+        <w:numPr>
+          <w:ilvl w:val="0"/>
+          <w:numId w:val="2"/>
+        </w:numPr>
+        <w:rPr>
+          <w:rFonts w:ascii="맑은 고딕" w:eastAsia="맑은 고딕" w:hAnsi="맑은 고딕" w:cs="맑은 고딕"/>
+          <w:color w:val="000000" w:themeColor="text1"/>
+          <w:sz w:val="24"/>
+          <w:szCs w:val="24"/>
+        </w:rPr>
+      </w:pPr>
+      <w:proofErr w:type="spellStart"/>
       <w:r>
         <w:rPr>
           <w:rFonts w:ascii="맑은 고딕" w:eastAsia="맑은 고딕" w:hAnsi="맑은 고딕" w:cs="맑은 고딕"/>
@@ -4787,18 +5723,191 @@
           <w:szCs w:val="24"/>
           <w:lang w:eastAsia="ja-JP"/>
         </w:rPr>
-        <w:t>도메인 전용 데이터로 학습된 토크나이저가 모델 성능 향상에 핵심적인 역할</w:t>
-      </w:r>
-      <w:r>
-        <w:rPr>
-          <w:rFonts w:ascii="맑은 고딕" w:eastAsia="맑은 고딕" w:hAnsi="맑은 고딕" w:cs="맑은 고딕"/>
+        <w:t>Mecab</w:t>
+      </w:r>
+      <w:proofErr w:type="spellEnd"/>
+      <w:r>
+        <w:rPr>
+          <w:rFonts w:ascii="맑은 고딕" w:eastAsia="맑은 고딕" w:hAnsi="맑은 고딕" w:cs="맑은 고딕"/>
+          <w:b/>
+          <w:bCs/>
           <w:color w:val="000000" w:themeColor="text1"/>
           <w:sz w:val="24"/>
           <w:szCs w:val="24"/>
           <w:lang w:eastAsia="ja-JP"/>
         </w:rPr>
-        <w:t>을 수행함을 도출하였다.</w:t>
-      </w:r>
+        <w:t xml:space="preserve">: </w:t>
+      </w:r>
+      <w:r>
+        <w:rPr>
+          <w:rFonts w:ascii="맑은 고딕" w:eastAsia="맑은 고딕" w:hAnsi="맑은 고딕" w:cs="맑은 고딕"/>
+          <w:color w:val="000000" w:themeColor="text1"/>
+          <w:sz w:val="24"/>
+          <w:szCs w:val="24"/>
+          <w:lang w:eastAsia="ja-JP"/>
+        </w:rPr>
+        <w:t>속도가 압도적으로 빠르며 표준적인 분절을 수행하여 대용량 처리에 적합</w:t>
+      </w:r>
+      <w:r>
+        <w:rPr>
+          <w:rFonts w:ascii="맑은 고딕" w:eastAsia="맑은 고딕" w:hAnsi="맑은 고딕" w:cs="맑은 고딕" w:hint="eastAsia"/>
+          <w:color w:val="000000" w:themeColor="text1"/>
+          <w:sz w:val="24"/>
+          <w:szCs w:val="24"/>
+        </w:rPr>
+        <w:t>하</w:t>
+      </w:r>
+      <w:r>
+        <w:rPr>
+          <w:rFonts w:ascii="맑은 고딕" w:eastAsia="맑은 고딕" w:hAnsi="맑은 고딕" w:cs="맑은 고딕"/>
+          <w:color w:val="000000" w:themeColor="text1"/>
+          <w:sz w:val="24"/>
+          <w:szCs w:val="24"/>
+          <w:lang w:eastAsia="ja-JP"/>
+        </w:rPr>
+        <w:t xml:space="preserve">다 </w:t>
+      </w:r>
+    </w:p>
+    <w:p>
+      <w:pPr>
+        <w:pStyle w:val="a4"/>
+        <w:numPr>
+          <w:ilvl w:val="0"/>
+          <w:numId w:val="2"/>
+        </w:numPr>
+        <w:rPr>
+          <w:rFonts w:ascii="맑은 고딕" w:eastAsia="맑은 고딕" w:hAnsi="맑은 고딕" w:cs="맑은 고딕"/>
+          <w:color w:val="000000" w:themeColor="text1"/>
+          <w:sz w:val="24"/>
+          <w:szCs w:val="24"/>
+        </w:rPr>
+      </w:pPr>
+      <w:proofErr w:type="spellStart"/>
+      <w:r>
+        <w:rPr>
+          <w:rFonts w:ascii="맑은 고딕" w:eastAsia="맑은 고딕" w:hAnsi="맑은 고딕" w:cs="맑은 고딕"/>
+          <w:b/>
+          <w:bCs/>
+          <w:color w:val="000000" w:themeColor="text1"/>
+          <w:sz w:val="24"/>
+          <w:szCs w:val="24"/>
+          <w:lang w:eastAsia="ja-JP"/>
+        </w:rPr>
+        <w:t>Okt</w:t>
+      </w:r>
+      <w:proofErr w:type="spellEnd"/>
+      <w:r>
+        <w:rPr>
+          <w:rFonts w:ascii="맑은 고딕" w:eastAsia="맑은 고딕" w:hAnsi="맑은 고딕" w:cs="맑은 고딕"/>
+          <w:b/>
+          <w:bCs/>
+          <w:color w:val="000000" w:themeColor="text1"/>
+          <w:sz w:val="24"/>
+          <w:szCs w:val="24"/>
+          <w:lang w:eastAsia="ja-JP"/>
+        </w:rPr>
+        <w:t xml:space="preserve">: </w:t>
+      </w:r>
+      <w:r>
+        <w:rPr>
+          <w:rFonts w:ascii="맑은 고딕" w:eastAsia="맑은 고딕" w:hAnsi="맑은 고딕" w:cs="맑은 고딕"/>
+          <w:color w:val="000000" w:themeColor="text1"/>
+          <w:sz w:val="24"/>
+          <w:szCs w:val="24"/>
+          <w:lang w:eastAsia="ja-JP"/>
+        </w:rPr>
+        <w:t>구어체 및 신조어 처리에 강점이 있어 면접 데이터 분절 시 가독성이 높</w:t>
+      </w:r>
+      <w:r>
+        <w:rPr>
+          <w:rFonts w:ascii="맑은 고딕" w:eastAsia="맑은 고딕" w:hAnsi="맑은 고딕" w:cs="맑은 고딕" w:hint="eastAsia"/>
+          <w:color w:val="000000" w:themeColor="text1"/>
+          <w:sz w:val="24"/>
+          <w:szCs w:val="24"/>
+        </w:rPr>
+        <w:t>다.</w:t>
+      </w:r>
+    </w:p>
+    <w:p>
+      <w:pPr>
+        <w:pStyle w:val="a4"/>
+        <w:numPr>
+          <w:ilvl w:val="0"/>
+          <w:numId w:val="2"/>
+        </w:numPr>
+        <w:rPr>
+          <w:rFonts w:ascii="맑은 고딕" w:eastAsia="맑은 고딕" w:hAnsi="맑은 고딕" w:cs="맑은 고딕"/>
+          <w:color w:val="000000" w:themeColor="text1"/>
+          <w:sz w:val="24"/>
+          <w:szCs w:val="24"/>
+        </w:rPr>
+      </w:pPr>
+      <w:proofErr w:type="spellStart"/>
+      <w:r>
+        <w:rPr>
+          <w:rFonts w:ascii="맑은 고딕" w:eastAsia="맑은 고딕" w:hAnsi="맑은 고딕" w:cs="맑은 고딕"/>
+          <w:b/>
+          <w:bCs/>
+          <w:color w:val="000000" w:themeColor="text1"/>
+          <w:sz w:val="24"/>
+          <w:szCs w:val="24"/>
+          <w:lang w:eastAsia="ja-JP"/>
+        </w:rPr>
+        <w:t>Kkma</w:t>
+      </w:r>
+      <w:proofErr w:type="spellEnd"/>
+      <w:r>
+        <w:rPr>
+          <w:rFonts w:ascii="맑은 고딕" w:eastAsia="맑은 고딕" w:hAnsi="맑은 고딕" w:cs="맑은 고딕"/>
+          <w:b/>
+          <w:bCs/>
+          <w:color w:val="000000" w:themeColor="text1"/>
+          <w:sz w:val="24"/>
+          <w:szCs w:val="24"/>
+          <w:lang w:eastAsia="ja-JP"/>
+        </w:rPr>
+        <w:t xml:space="preserve">: </w:t>
+      </w:r>
+      <w:r>
+        <w:rPr>
+          <w:rFonts w:ascii="맑은 고딕" w:eastAsia="맑은 고딕" w:hAnsi="맑은 고딕" w:cs="맑은 고딕"/>
+          <w:color w:val="000000" w:themeColor="text1"/>
+          <w:sz w:val="24"/>
+          <w:szCs w:val="24"/>
+          <w:lang w:eastAsia="ja-JP"/>
+        </w:rPr>
+        <w:t>형태소를 매우 세밀하게 분석하여 문법적 정밀도가 높지만, 속도는 상대적으로 느</w:t>
+      </w:r>
+      <w:r>
+        <w:rPr>
+          <w:rFonts w:ascii="맑은 고딕" w:eastAsia="맑은 고딕" w:hAnsi="맑은 고딕" w:cs="맑은 고딕" w:hint="eastAsia"/>
+          <w:color w:val="000000" w:themeColor="text1"/>
+          <w:sz w:val="24"/>
+          <w:szCs w:val="24"/>
+        </w:rPr>
+        <w:t>리</w:t>
+      </w:r>
+      <w:r>
+        <w:rPr>
+          <w:rFonts w:ascii="맑은 고딕" w:eastAsia="맑은 고딕" w:hAnsi="맑은 고딕" w:cs="맑은 고딕"/>
+          <w:color w:val="000000" w:themeColor="text1"/>
+          <w:sz w:val="24"/>
+          <w:szCs w:val="24"/>
+          <w:lang w:eastAsia="ja-JP"/>
+        </w:rPr>
+        <w:t>다.</w:t>
+      </w:r>
+    </w:p>
+    <w:p>
+      <w:pPr>
+        <w:pStyle w:val="a4"/>
+        <w:rPr>
+          <w:rFonts w:ascii="맑은 고딕" w:eastAsia="맑은 고딕" w:hAnsi="맑은 고딕" w:cs="맑은 고딕"/>
+          <w:color w:val="000000" w:themeColor="text1"/>
+          <w:sz w:val="24"/>
+          <w:szCs w:val="24"/>
+        </w:rPr>
+      </w:pPr>
     </w:p>
     <w:p>
       <w:pPr>
@@ -5434,6 +6543,119 @@
     </w:lvl>
   </w:abstractNum>
   <w:abstractNum w:abstractNumId="2" w15:restartNumberingAfterBreak="0">
+    <w:nsid w:val="404252C2"/>
+    <w:multiLevelType w:val="multilevel"/>
+    <w:tmpl w:val="608E886E"/>
+    <w:lvl w:ilvl="0">
+      <w:start w:val="2"/>
+      <w:numFmt w:val="decimal"/>
+      <w:lvlText w:val="%1"/>
+      <w:lvlJc w:val="left"/>
+      <w:pPr>
+        <w:ind w:left="372" w:hanging="372"/>
+      </w:pPr>
+      <w:rPr>
+        <w:rFonts w:hint="default"/>
+      </w:rPr>
+    </w:lvl>
+    <w:lvl w:ilvl="1">
+      <w:start w:val="1"/>
+      <w:numFmt w:val="decimal"/>
+      <w:lvlText w:val="%1.%2"/>
+      <w:lvlJc w:val="left"/>
+      <w:pPr>
+        <w:ind w:left="372" w:hanging="372"/>
+      </w:pPr>
+      <w:rPr>
+        <w:rFonts w:hint="default"/>
+      </w:rPr>
+    </w:lvl>
+    <w:lvl w:ilvl="2">
+      <w:start w:val="1"/>
+      <w:numFmt w:val="decimal"/>
+      <w:lvlText w:val="%1.%2.%3"/>
+      <w:lvlJc w:val="left"/>
+      <w:pPr>
+        <w:ind w:left="720" w:hanging="720"/>
+      </w:pPr>
+      <w:rPr>
+        <w:rFonts w:hint="default"/>
+      </w:rPr>
+    </w:lvl>
+    <w:lvl w:ilvl="3">
+      <w:start w:val="1"/>
+      <w:numFmt w:val="decimal"/>
+      <w:lvlText w:val="%1.%2.%3.%4"/>
+      <w:lvlJc w:val="left"/>
+      <w:pPr>
+        <w:ind w:left="1080" w:hanging="1080"/>
+      </w:pPr>
+      <w:rPr>
+        <w:rFonts w:hint="default"/>
+      </w:rPr>
+    </w:lvl>
+    <w:lvl w:ilvl="4">
+      <w:start w:val="1"/>
+      <w:numFmt w:val="decimal"/>
+      <w:lvlText w:val="%1.%2.%3.%4.%5"/>
+      <w:lvlJc w:val="left"/>
+      <w:pPr>
+        <w:ind w:left="1080" w:hanging="1080"/>
+      </w:pPr>
+      <w:rPr>
+        <w:rFonts w:hint="default"/>
+      </w:rPr>
+    </w:lvl>
+    <w:lvl w:ilvl="5">
+      <w:start w:val="1"/>
+      <w:numFmt w:val="decimal"/>
+      <w:lvlText w:val="%1.%2.%3.%4.%5.%6"/>
+      <w:lvlJc w:val="left"/>
+      <w:pPr>
+        <w:ind w:left="1440" w:hanging="1440"/>
+      </w:pPr>
+      <w:rPr>
+        <w:rFonts w:hint="default"/>
+      </w:rPr>
+    </w:lvl>
+    <w:lvl w:ilvl="6">
+      <w:start w:val="1"/>
+      <w:numFmt w:val="decimal"/>
+      <w:lvlText w:val="%1.%2.%3.%4.%5.%6.%7"/>
+      <w:lvlJc w:val="left"/>
+      <w:pPr>
+        <w:ind w:left="1440" w:hanging="1440"/>
+      </w:pPr>
+      <w:rPr>
+        <w:rFonts w:hint="default"/>
+      </w:rPr>
+    </w:lvl>
+    <w:lvl w:ilvl="7">
+      <w:start w:val="1"/>
+      <w:numFmt w:val="decimal"/>
+      <w:lvlText w:val="%1.%2.%3.%4.%5.%6.%7.%8"/>
+      <w:lvlJc w:val="left"/>
+      <w:pPr>
+        <w:ind w:left="1800" w:hanging="1800"/>
+      </w:pPr>
+      <w:rPr>
+        <w:rFonts w:hint="default"/>
+      </w:rPr>
+    </w:lvl>
+    <w:lvl w:ilvl="8">
+      <w:start w:val="1"/>
+      <w:numFmt w:val="decimal"/>
+      <w:lvlText w:val="%1.%2.%3.%4.%5.%6.%7.%8.%9"/>
+      <w:lvlJc w:val="left"/>
+      <w:pPr>
+        <w:ind w:left="1800" w:hanging="1800"/>
+      </w:pPr>
+      <w:rPr>
+        <w:rFonts w:hint="default"/>
+      </w:rPr>
+    </w:lvl>
+  </w:abstractNum>
+  <w:abstractNum w:abstractNumId="3" w15:restartNumberingAfterBreak="0">
     <w:nsid w:val="4558918F"/>
     <w:multiLevelType w:val="hybridMultilevel"/>
     <w:tmpl w:val="337A4882"/>
@@ -5546,7 +6768,7 @@
       </w:rPr>
     </w:lvl>
   </w:abstractNum>
-  <w:abstractNum w:abstractNumId="3" w15:restartNumberingAfterBreak="0">
+  <w:abstractNum w:abstractNumId="4" w15:restartNumberingAfterBreak="0">
     <w:nsid w:val="5B0B01B5"/>
     <w:multiLevelType w:val="hybridMultilevel"/>
     <w:tmpl w:val="860282FE"/>
@@ -5659,18 +6881,21 @@
       </w:rPr>
     </w:lvl>
   </w:abstractNum>
-  <w:abstractNum w:abstractNumId="4" w15:restartNumberingAfterBreak="0">
+  <w:abstractNum w:abstractNumId="5" w15:restartNumberingAfterBreak="0">
     <w:nsid w:val="79851549"/>
     <w:multiLevelType w:val="hybridMultilevel"/>
-    <w:tmpl w:val="8C2E3F12"/>
-    <w:lvl w:ilvl="0" w:tplc="DF542142">
+    <w:tmpl w:val="F13C1348"/>
+    <w:lvl w:ilvl="0" w:tplc="04090001">
       <w:start w:val="1"/>
-      <w:numFmt w:val="decimal"/>
-      <w:lvlText w:val="%1."/>
+      <w:numFmt w:val="bullet"/>
+      <w:lvlText w:val=""/>
       <w:lvlJc w:val="left"/>
       <w:pPr>
         <w:ind w:left="720" w:hanging="360"/>
       </w:pPr>
+      <w:rPr>
+        <w:rFonts w:ascii="Wingdings" w:hAnsi="Wingdings" w:hint="default"/>
+      </w:rPr>
     </w:lvl>
     <w:lvl w:ilvl="1" w:tplc="652EF84A">
       <w:start w:val="1"/>
@@ -5752,16 +6977,19 @@
     <w:abstractNumId w:val="0"/>
   </w:num>
   <w:num w:numId="2" w16cid:durableId="492527279">
-    <w:abstractNumId w:val="2"/>
+    <w:abstractNumId w:val="3"/>
   </w:num>
   <w:num w:numId="3" w16cid:durableId="1794328726">
     <w:abstractNumId w:val="1"/>
   </w:num>
   <w:num w:numId="4" w16cid:durableId="1431270872">
-    <w:abstractNumId w:val="3"/>
+    <w:abstractNumId w:val="4"/>
   </w:num>
   <w:num w:numId="5" w16cid:durableId="97213428">
-    <w:abstractNumId w:val="4"/>
+    <w:abstractNumId w:val="5"/>
+  </w:num>
+  <w:num w:numId="6" w16cid:durableId="1194422451">
+    <w:abstractNumId w:val="2"/>
   </w:num>
 </w:numbering>
 </file>
@@ -6369,6 +7597,17 @@
       <w:shd w:val="clear" w:color="auto" w:fill="E1DFDD"/>
     </w:rPr>
   </w:style>
+  <w:style w:type="character" w:styleId="aa">
+    <w:name w:val="Strong"/>
+    <w:basedOn w:val="a0"/>
+    <w:uiPriority w:val="22"/>
+    <w:qFormat/>
+    <w:rsid w:val="00537C6D"/>
+    <w:rPr>
+      <w:b/>
+      <w:bCs/>
+    </w:rPr>
+  </w:style>
 </w:styles>
 </file>
 
